--- a/tpi/docx/008.content.docx
+++ b/tpi/docx/008.content.docx
@@ -211,18 +211,13 @@
         </w:rPr>
         <w:t xml:space="preserve">Dispela wod </w:t>
       </w:r>
-      <w:hyperlink r:id="rId13">
-        <w:r>
-          <w:rPr>
-            <w:lang w:val="png_PG" w:bidi="png_PG"/>
-          </w:rPr>
-          <w:rPr>
-            <w:color w:val="0000EE"/>
-            <w:u w:val="single"/>
-          </w:rPr>
-          <w:t>hel</w:t>
-        </w:r>
-      </w:hyperlink>
+      <w:r>
+        <w:rPr>
+          <w:b/>
+          <w:lang w:val="png_PG" w:bidi="png_PG"/>
+        </w:rPr>
+        <w:t>hel</w:t>
+      </w:r>
       <w:r>
         <w:rPr>
           <w:lang w:val="png_PG" w:bidi="png_PG"/>
@@ -245,98 +240,1364 @@
       </w:r>
       <w:r>
         <w:rPr>
+          <w:lang w:val="png_PG" w:bidi="png_PG"/>
+        </w:rPr>
+        <w:t>bilip</w:t>
+      </w:r>
+      <w:r>
+        <w:rPr>
+          <w:lang w:val="png_PG" w:bidi="png_PG"/>
+        </w:rPr>
+        <w:t xml:space="preserve"> long Jisas bai go long </w:t>
+      </w:r>
+      <w:r>
+        <w:rPr>
+          <w:lang w:val="png_PG" w:bidi="png_PG"/>
+        </w:rPr>
+        <w:t>heven</w:t>
+      </w:r>
+      <w:r>
+        <w:rPr>
+          <w:lang w:val="png_PG" w:bidi="png_PG"/>
+        </w:rPr>
+        <w:t xml:space="preserve">, na ol manmeri husat i no bilip bai go long </w:t>
+      </w:r>
+      <w:r>
+        <w:rPr>
+          <w:lang w:val="png_PG" w:bidi="png_PG"/>
+        </w:rPr>
+        <w:t>hel</w:t>
+      </w:r>
+      <w:r>
+        <w:rPr>
+          <w:lang w:val="png_PG" w:bidi="png_PG"/>
+        </w:rPr>
+        <w:t>. Tasol ol manmeri husat i stap long taim bilong Baibel i no olgeta taim i gat klia tingting long dispela.</w:t>
+      </w:r>
+    </w:p>
+    <w:p>
+      <w:pPr/>
+      <w:r>
+        <w:rPr>
+          <w:lang w:val="png_PG" w:bidi="png_PG"/>
+        </w:rPr>
+      </w:r>
+      <w:r>
+        <w:rPr>
+          <w:lang w:val="png_PG" w:bidi="png_PG"/>
+        </w:rPr>
+        <w:t>Taim ol manmeri long Olpela Testamen i toktok long wanem samting i bin kamap long ol manmeri bihain long ol i dai, ol i tok olsem ol manmeri i go long "andawol" o "</w:t>
+      </w:r>
+      <w:r>
+        <w:rPr>
+          <w:lang w:val="png_PG" w:bidi="png_PG"/>
+        </w:rPr>
+        <w:t>Seol</w:t>
+      </w:r>
+      <w:r>
+        <w:rPr>
+          <w:lang w:val="png_PG" w:bidi="png_PG"/>
+        </w:rPr>
+        <w:t>." Ol i tingim andawol olsem wanpela ples we i stap sampela hap aninit long graun o wol bilong yumi. Sampela hap insait long Olpela Testamen i toktok olsem olgeta gutpela na nogut manmeri wantaim i save go long andawol; ol narapela hap i tok olsem andawol em i ples bilong panismen bilong ol nogut manmeri tasol.</w:t>
+      </w:r>
+    </w:p>
+    <w:p>
+      <w:pPr/>
+      <w:r>
+        <w:rPr>
+          <w:lang w:val="png_PG" w:bidi="png_PG"/>
+        </w:rPr>
+      </w:r>
+      <w:r>
+        <w:rPr>
+          <w:lang w:val="png_PG" w:bidi="png_PG"/>
+        </w:rPr>
+        <w:t>Insait long Nupela Testamen, ol manmeri i toktok tu long "andawol." Sampela trenslesen i yusim Grik wod "Heidis" long minim dispela. Wankain olsem taim bilong Olpela Testamen, "andawol" sampela taim em i luk olsem wanpela ples, we olgeta manmeri i save go bihain long ol i dai, na sampela taim em i luk olsem wanpela ples we ol manmeri nogut i kisim panismen long en. Sampela taim em i luk olsem wanpela ples we olgeta manmeri i save wet i stap long em i go inap long taim we God bai jasim olgeta manmeri. Sampela taim dispela wod "andawol" em i wanpela narapela we bilong toktok long dai.</w:t>
+      </w:r>
+    </w:p>
+    <w:p>
+      <w:pPr/>
+      <w:r>
+        <w:rPr>
+          <w:lang w:val="png_PG" w:bidi="png_PG"/>
+        </w:rPr>
+      </w:r>
+      <w:r>
+        <w:rPr>
+          <w:lang w:val="png_PG" w:bidi="png_PG"/>
+        </w:rPr>
+        <w:t xml:space="preserve">Jisas i bin tokim ol manmeri olsem bihain long dai ol manmeri bai go insait long </w:t>
+      </w:r>
+      <w:r>
+        <w:rPr>
+          <w:lang w:val="png_PG" w:bidi="png_PG"/>
+        </w:rPr>
+        <w:t>kingdom bilong God</w:t>
+      </w:r>
+      <w:r>
+        <w:rPr>
+          <w:lang w:val="png_PG" w:bidi="png_PG"/>
+        </w:rPr>
+        <w:t xml:space="preserve">, o ol bai go long hel. Dispela wod hel long Grik tok ples em i kam long nem bilong wanpela ples klostu long </w:t>
+      </w:r>
+      <w:r>
+        <w:rPr>
+          <w:lang w:val="png_PG" w:bidi="png_PG"/>
+        </w:rPr>
+        <w:t>Jerusalem</w:t>
+      </w:r>
+      <w:r>
+        <w:rPr>
+          <w:lang w:val="png_PG" w:bidi="png_PG"/>
+        </w:rPr>
+        <w:t xml:space="preserve"> we ol manmeri bilong </w:t>
+      </w:r>
+      <w:r>
+        <w:rPr>
+          <w:lang w:val="png_PG" w:bidi="png_PG"/>
+        </w:rPr>
+        <w:t>Israel</w:t>
+      </w:r>
+      <w:r>
+        <w:rPr>
+          <w:lang w:val="png_PG" w:bidi="png_PG"/>
+        </w:rPr>
+        <w:t xml:space="preserve"> wanpela taim i bin mekim wanpela bikpela rong. Bikos long dispela rong, ol manmeri i save abrusim dispela ples na yusim nem bilong em olsem wanpela ples bilong kukim ol bodi bilong ol animal we i dai pinis na bilong ol dai manmeri we i hat long planim bodi bilong ol. Ol manmeri i save mekim paia i lait olgeta taim long dispela ples. Olgeta taim ol manmeri i tingim dispela ples, ol i pilim nogut tru, na ol i tingting long God i panisim ol manmeri long ol bikpela rong tru. Long dispela as, ol manmeri i stat long yusim nem bilong dispela ples olsem nem bilong ples we olgeta wiked o nogut manmeri bai go na kisim panismen bihain long ol i dai. Jisas i mekim klia olsem hel em i wanpela ples nogut tru: Em i yusim tok piksa long diskraibim em olsem wanpela ples we paia i no save pinis, olsem wanpela ples we ol manmeri bai kisim totsa o bikpela pen, o wanpela ples we ol manmeri bai krai na oltaim ol bai rigretim ol samting ol i bin mekim.</w:t>
+      </w:r>
+    </w:p>
+    <w:p>
+      <w:pPr/>
+      <w:r>
+        <w:rPr>
+          <w:lang w:val="png_PG" w:bidi="png_PG"/>
+        </w:rPr>
+      </w:r>
+      <w:r>
+        <w:rPr>
+          <w:lang w:val="png_PG" w:bidi="png_PG"/>
+        </w:rPr>
+        <w:t xml:space="preserve">Jisas i bin tisim ol manmeri olsem hel em i wanpela ples tu we </w:t>
+      </w:r>
+      <w:r>
+        <w:rPr>
+          <w:lang w:val="png_PG" w:bidi="png_PG"/>
+        </w:rPr>
+        <w:t>Satan</w:t>
+      </w:r>
+      <w:r>
+        <w:rPr>
+          <w:lang w:val="png_PG" w:bidi="png_PG"/>
+        </w:rPr>
+        <w:t xml:space="preserve"> na </w:t>
+      </w:r>
+      <w:r>
+        <w:rPr>
+          <w:lang w:val="png_PG" w:bidi="png_PG"/>
+        </w:rPr>
+        <w:t>ol dimon</w:t>
+      </w:r>
+      <w:r>
+        <w:rPr>
+          <w:lang w:val="png_PG" w:bidi="png_PG"/>
+        </w:rPr>
+        <w:t xml:space="preserve"> bai kisim panismen.</w:t>
+      </w:r>
+      <w:r>
+        <w:rPr>
+          <w:lang w:val="png_PG" w:bidi="png_PG"/>
+        </w:rPr>
+      </w:r>
+      <w:r>
+        <w:rPr>
+          <w:lang w:val="png_PG" w:bidi="png_PG"/>
+        </w:rPr>
+      </w:r>
+    </w:p>
+    <w:p>
+      <w:pPr/>
+      <w:r>
+        <w:rPr>
+          <w:lang w:val="png_PG" w:bidi="png_PG"/>
+        </w:rPr>
+      </w:r>
+    </w:p>
+    <w:p>
+      <w:pPr>
+        <w:pStyle w:val="Heading2"/>
+      </w:pPr>
+      <w:r>
+        <w:rPr>
+          <w:lang w:val="png_PG" w:bidi="png_PG"/>
+        </w:rPr>
+        <w:t>heal</w:t>
+      </w:r>
+      <w:r>
+        <w:rPr>
+          <w:lang w:val="png_PG" w:bidi="png_PG"/>
+        </w:rPr>
+      </w:r>
+    </w:p>
+    <w:p>
+      <w:pPr/>
+      <w:r>
+        <w:rPr>
+          <w:lang w:val="png_PG" w:bidi="png_PG"/>
+        </w:rPr>
+      </w:r>
+      <w:r>
+        <w:rPr>
+          <w:lang w:val="png_PG" w:bidi="png_PG"/>
+        </w:rPr>
+        <w:t xml:space="preserve">Insait long dispela kain hiling, Jisas i save </w:t>
+      </w:r>
+      <w:r>
+        <w:rPr>
           <w:b/>
           <w:lang w:val="png_PG" w:bidi="png_PG"/>
         </w:rPr>
+        <w:t>hilim o oraitim</w:t>
+      </w:r>
+      <w:r>
+        <w:rPr>
+          <w:lang w:val="png_PG" w:bidi="png_PG"/>
+        </w:rPr>
+        <w:t xml:space="preserve"> man o meri long sait bilong bodi na long sait bilong spirit, na mekim em i orait gen long go bek long komyuniti. Dispela man em i kamap komplit na i sot long wanpela samting.</w:t>
+      </w:r>
+      <w:r>
+        <w:rPr>
+          <w:lang w:val="png_PG" w:bidi="png_PG"/>
+        </w:rPr>
+      </w:r>
+      <w:r>
+        <w:rPr>
+          <w:lang w:val="png_PG" w:bidi="png_PG"/>
+        </w:rPr>
+      </w:r>
+    </w:p>
+    <w:p>
+      <w:pPr/>
+      <w:r>
+        <w:rPr>
+          <w:lang w:val="png_PG" w:bidi="png_PG"/>
+        </w:rPr>
+      </w:r>
+    </w:p>
+    <w:p>
+      <w:pPr>
+        <w:pStyle w:val="Heading2"/>
+      </w:pPr>
+      <w:r>
+        <w:rPr>
+          <w:lang w:val="png_PG" w:bidi="png_PG"/>
+        </w:rPr>
+        <w:t>heart</w:t>
+      </w:r>
+      <w:r>
+        <w:rPr>
+          <w:lang w:val="png_PG" w:bidi="png_PG"/>
+        </w:rPr>
+      </w:r>
+    </w:p>
+    <w:p>
+      <w:pPr/>
+      <w:r>
+        <w:rPr>
+          <w:lang w:val="png_PG" w:bidi="png_PG"/>
+        </w:rPr>
+      </w:r>
+      <w:r>
+        <w:rPr>
+          <w:lang w:val="png_PG" w:bidi="png_PG"/>
+        </w:rPr>
+        <w:t xml:space="preserve"> </w:t>
+      </w:r>
+      <w:r>
+        <w:rPr>
+          <w:b/>
+          <w:lang w:val="png_PG" w:bidi="png_PG"/>
+        </w:rPr>
+        <w:t>Hat</w:t>
+      </w:r>
+      <w:r>
+        <w:rPr>
+          <w:lang w:val="png_PG" w:bidi="png_PG"/>
+        </w:rPr>
+        <w:t xml:space="preserve"> em i wanpela masol insait long bodi bilong yumi we i save mekim blut i ron, tasol insait long Baibel hat em ol i yusim olsem tok piksa long ples we ol tingting, filings na disisen bilong wanpela man o meri i save kamap. Wanpela man o meri we i gat "wiked hat" i save tingting long ol </w:t>
+      </w:r>
+      <w:r>
+        <w:rPr>
+          <w:lang w:val="png_PG" w:bidi="png_PG"/>
+        </w:rPr>
+        <w:t>ivel</w:t>
+      </w:r>
+      <w:r>
+        <w:rPr>
+          <w:lang w:val="png_PG" w:bidi="png_PG"/>
+        </w:rPr>
+        <w:t xml:space="preserve"> samting na mekim ol ivel disisen. Wanpela man o meri wantaim wanpela "gutpela hat" i save laik long mekim ol raitpela samting, na i save pilim wari taim em i </w:t>
+      </w:r>
+      <w:r>
+        <w:rPr>
+          <w:lang w:val="png_PG" w:bidi="png_PG"/>
+        </w:rPr>
+        <w:t>mekim sin</w:t>
+      </w:r>
+      <w:r>
+        <w:rPr>
+          <w:lang w:val="png_PG" w:bidi="png_PG"/>
+        </w:rPr>
+        <w:t>. Wanpela man o meri we i gat "hatpela hat" i no save laik long putim yau na harim wanem samting God i tokim em long mekim. Wanpela man o meri we hat bilong em i pulap long joi i save pilim bikpela amamas.</w:t>
+      </w:r>
+    </w:p>
+    <w:p>
+      <w:pPr/>
+      <w:r>
+        <w:rPr>
+          <w:lang w:val="png_PG" w:bidi="png_PG"/>
+        </w:rPr>
+      </w:r>
+      <w:r>
+        <w:rPr>
+          <w:b/>
+          <w:lang w:val="png_PG" w:bidi="png_PG"/>
+        </w:rPr>
+        <w:t>Taim yu wok long trensletim "hat", yu mas lukaut long ol dispela samting</w:t>
+      </w:r>
+      <w:r>
+        <w:rPr>
+          <w:lang w:val="png_PG" w:bidi="png_PG"/>
+        </w:rPr>
+        <w:t>:</w:t>
+      </w:r>
+    </w:p>
+    <w:p>
+      <w:pPr/>
+      <w:r>
+        <w:rPr>
+          <w:lang w:val="png_PG" w:bidi="png_PG"/>
+        </w:rPr>
+      </w:r>
+      <w:r>
+        <w:rPr>
+          <w:lang w:val="png_PG" w:bidi="png_PG"/>
+        </w:rPr>
+        <w:t xml:space="preserve">Yu mas no ken trensletim wod "hat" wantaim wod we ol i save yusim long tok ples bilong yu long pat bilong bodi we i save pamim blut, </w:t>
+      </w:r>
+      <w:r>
+        <w:rPr>
+          <w:b/>
+          <w:lang w:val="png_PG" w:bidi="png_PG"/>
+        </w:rPr>
+        <w:t>sapos</w:t>
+      </w:r>
+      <w:r>
+        <w:rPr>
+          <w:lang w:val="png_PG" w:bidi="png_PG"/>
+        </w:rPr>
+        <w:t xml:space="preserve"> dispela wod em ol i no save yusim long toktok long ol tingting na ol filings insait long tok ples bilong yu. Yusim wanpela wod we ol i save yusim long tok ples bilong yu long toktok long ol tingting, filings na laik bilong wanpela man o meri.</w:t>
+      </w:r>
+    </w:p>
+    <w:p>
+      <w:pPr/>
+      <w:r>
+        <w:rPr>
+          <w:lang w:val="png_PG" w:bidi="png_PG"/>
+        </w:rPr>
+      </w:r>
+      <w:r>
+        <w:rPr>
+          <w:lang w:val="png_PG" w:bidi="png_PG"/>
+        </w:rPr>
+        <w:t xml:space="preserve">Long </w:t>
+      </w:r>
+      <w:r>
+        <w:rPr>
+          <w:lang w:val="png_PG" w:bidi="png_PG"/>
+        </w:rPr>
+        <w:t>Hibru</w:t>
+      </w:r>
+      <w:r>
+        <w:rPr>
+          <w:lang w:val="png_PG" w:bidi="png_PG"/>
+        </w:rPr>
+        <w:t xml:space="preserve">, dispela tok ples bilong Olpela Testamen, wod bilong "hat" em i seim olsem wod bilong "maind." Long </w:t>
+      </w:r>
+      <w:r>
+        <w:rPr>
+          <w:lang w:val="png_PG" w:bidi="png_PG"/>
+        </w:rPr>
+        <w:t>Grik</w:t>
+      </w:r>
+      <w:r>
+        <w:rPr>
+          <w:lang w:val="png_PG" w:bidi="png_PG"/>
+        </w:rPr>
+        <w:t>, dispela tok ples bilong Nupela Testamen, ol dispela tupela em tupela narapela wod. Long Grik tok ples, wod bilong "hat" em i fokas moa long ol filings, na wod bilong "maind" em i fokas moa long ol tingting, save, na laik bilong wanpela man o meri.</w:t>
+      </w:r>
+    </w:p>
+    <w:p>
+      <w:pPr/>
+      <w:r>
+        <w:rPr>
+          <w:lang w:val="png_PG" w:bidi="png_PG"/>
+        </w:rPr>
+      </w:r>
+      <w:r>
+        <w:rPr>
+          <w:lang w:val="png_PG" w:bidi="png_PG"/>
+        </w:rPr>
+        <w:t>Sapos tok ples bilong yu i gat wanpela wod long dispela, olsem Hibru, yu ken yusim seim wod long wanwan taim. Sapos tok ples bilong yu i gat tupela narapela narapela wod long Grik- o ating tripela o fopela wod-yu bai nid long yusim ol narapela narapela wod, dipen long wanwan hap bilong Baibel.</w:t>
+      </w:r>
+    </w:p>
+    <w:p>
+      <w:pPr/>
+      <w:r>
+        <w:rPr>
+          <w:lang w:val="png_PG" w:bidi="png_PG"/>
+        </w:rPr>
+      </w:r>
+      <w:r>
+        <w:rPr>
+          <w:lang w:val="png_PG" w:bidi="png_PG"/>
+        </w:rPr>
+        <w:t>Plis tingim olsem yu nid long gat wanpela wod long "maind," "soul," na long "spirit." Dispela ol wod hat, maind, soul na spirit olgeta i toktok long insait pat bilong man yumi no inap long lukim, tasol wanwan bilong ol i gat narapela yus bilong ol. Yu ken putim yau na harim ol eksplenesen bilong wanwan bilong ol dispela wod, na bihain diskasim olgeta dispela fopela wod wantaim. Na bihain yu ken mekim wanpela disisen long hau yu bai trensletim wanwan bilong ol dispela wod. Tasol tingim olsem wanwan bilong ol dispela hap bilong Baibel em yu bai nid long tingting gen sapos yu bin makim raitpela tenslesen.</w:t>
+      </w:r>
+    </w:p>
+    <w:p>
+      <w:pPr/>
+      <w:r>
+        <w:rPr>
+          <w:lang w:val="png_PG" w:bidi="png_PG"/>
+        </w:rPr>
+      </w:r>
+      <w:r>
+        <w:rPr>
+          <w:lang w:val="png_PG" w:bidi="png_PG"/>
+        </w:rPr>
+        <w:t>Long samaraisim o pinisim ol toktok:</w:t>
+      </w:r>
+      <w:r>
+        <w:rPr>
+          <w:lang w:val="png_PG" w:bidi="png_PG"/>
+        </w:rPr>
+      </w:r>
+      <w:r>
+        <w:rPr>
+          <w:lang w:val="png_PG" w:bidi="png_PG"/>
+        </w:rPr>
+      </w:r>
+    </w:p>
+    <w:p>
+      <w:pPr/>
+      <w:r>
+        <w:rPr>
+          <w:lang w:val="png_PG" w:bidi="png_PG"/>
+        </w:rPr>
+      </w:r>
+    </w:p>
+    <w:p>
+      <w:pPr>
+        <w:pStyle w:val="Heading2"/>
+      </w:pPr>
+      <w:r>
+        <w:rPr>
+          <w:lang w:val="png_PG" w:bidi="png_PG"/>
+        </w:rPr>
+        <w:t>heaven</w:t>
+      </w:r>
+      <w:r>
+        <w:rPr>
+          <w:lang w:val="png_PG" w:bidi="png_PG"/>
+        </w:rPr>
+      </w:r>
+    </w:p>
+    <w:p>
+      <w:pPr/>
+      <w:r>
+        <w:rPr>
+          <w:lang w:val="png_PG" w:bidi="png_PG"/>
+        </w:rPr>
+      </w:r>
+      <w:r>
+        <w:rPr>
+          <w:lang w:val="png_PG" w:bidi="png_PG"/>
+        </w:rPr>
+        <w:t xml:space="preserve">Dispela wod </w:t>
+      </w:r>
+      <w:r>
+        <w:rPr>
+          <w:b/>
+          <w:lang w:val="png_PG" w:bidi="png_PG"/>
+        </w:rPr>
+        <w:t>heven</w:t>
+      </w:r>
+      <w:r>
+        <w:rPr>
+          <w:lang w:val="png_PG" w:bidi="png_PG"/>
+        </w:rPr>
+        <w:t xml:space="preserve"> sampela taim em i minim skai we yumi ken lukim: dispela ples we ol pisin i flai, we yumi ken lukim ol klaut, na we yumi ken lukim ol sta long nait.</w:t>
+      </w:r>
+    </w:p>
+    <w:p>
+      <w:pPr/>
+      <w:r>
+        <w:rPr>
+          <w:lang w:val="png_PG" w:bidi="png_PG"/>
+        </w:rPr>
+      </w:r>
+      <w:r>
+        <w:rPr>
+          <w:lang w:val="png_PG" w:bidi="png_PG"/>
+        </w:rPr>
+        <w:t xml:space="preserve">Planti taim dispela wod "heven" em i toktok long ples we God i save stap wantaim </w:t>
+      </w:r>
+      <w:r>
+        <w:rPr>
+          <w:lang w:val="png_PG" w:bidi="png_PG"/>
+        </w:rPr>
+        <w:t>ol enjel</w:t>
+      </w:r>
+      <w:r>
+        <w:rPr>
+          <w:lang w:val="png_PG" w:bidi="png_PG"/>
+        </w:rPr>
+        <w:t xml:space="preserve"> bilong em. Heven em i no wanpela ples long dispela yunives; em i no wanpela ples we ol manmeri i ken travel i go long en. Tasol God i ken salim ol enjel bilong em i kam long graun long mekim wok bilong em, na Jisas i kam long heven long graun. Bihain long Jisas i dai na kamap laip gen, em i go bek long heven. Em bai kam bek wanpela de long kamapim </w:t>
+      </w:r>
+      <w:r>
+        <w:rPr>
+          <w:lang w:val="png_PG" w:bidi="png_PG"/>
+        </w:rPr>
+        <w:t>kingdom bilong God</w:t>
+      </w:r>
+      <w:r>
+        <w:rPr>
+          <w:lang w:val="png_PG" w:bidi="png_PG"/>
+        </w:rPr>
+        <w:t>oltaim. Buk bilong Revelesen i tokim yumi olsem taim Jisas i bai kam bek, i bai gat nupela heven na nupela graun. Tasol ol dispela samting em ol i no inap stap seperet long wanpela narapela-we God bai stap long heven na ol manmeri bai stap long graun. Tasol, God bai stap namel long ol manmeri bilong em.</w:t>
+      </w:r>
+    </w:p>
+    <w:p>
+      <w:pPr/>
+      <w:r>
+        <w:rPr>
+          <w:lang w:val="png_PG" w:bidi="png_PG"/>
+        </w:rPr>
+      </w:r>
+      <w:r>
+        <w:rPr>
+          <w:lang w:val="png_PG" w:bidi="png_PG"/>
+        </w:rPr>
+        <w:t>Sampela taim em i no klia sapos long sampela hap bilong Baibel, dispela wod "heven" em i minim skai yumi ken lukim o ples we God i stap long en. Sampela taim tupela mining wantaim i ken tru long seim taim. Eksampel, "ren i kam long heven" em i ken min ren we i kam long skai, tasol em i ken min tu olsem ren we God i salim i kam.</w:t>
+      </w:r>
+    </w:p>
+    <w:p>
+      <w:pPr/>
+      <w:r>
+        <w:rPr>
+          <w:lang w:val="png_PG" w:bidi="png_PG"/>
+        </w:rPr>
+      </w:r>
+      <w:r>
+        <w:rPr>
+          <w:lang w:val="png_PG" w:bidi="png_PG"/>
+        </w:rPr>
+        <w:t xml:space="preserve">Sampela taim </w:t>
+      </w:r>
+      <w:r>
+        <w:rPr>
+          <w:lang w:val="png_PG" w:bidi="png_PG"/>
+        </w:rPr>
+        <w:t>ol Ju o Judaman</w:t>
+      </w:r>
+      <w:r>
+        <w:rPr>
+          <w:lang w:val="png_PG" w:bidi="png_PG"/>
+        </w:rPr>
+        <w:t xml:space="preserve"> i save yusim dispela wod "heven antap tru" long mekim klia olsem ol i no toktok long skai, tasol long ples we God i stap long en.</w:t>
+      </w:r>
+    </w:p>
+    <w:p>
+      <w:pPr/>
+      <w:r>
+        <w:rPr>
+          <w:lang w:val="png_PG" w:bidi="png_PG"/>
+        </w:rPr>
+      </w:r>
+      <w:r>
+        <w:rPr>
+          <w:lang w:val="png_PG" w:bidi="png_PG"/>
+        </w:rPr>
+        <w:t>Bikos heven em i ples we God i stap long en, ol Ju planti taim i save yusim wod "heven" taim ol i toktok long God. Bikos ol i soim rispek long God taim ol i no yusim nem bilong God. Olsem na, ol Ju bai i no inap tok "God," ol bai tok "heven." Olsem na dispela wod "kingdom bilong heven" em i minim seim olsem "kingdom bilong God."</w:t>
+      </w:r>
+    </w:p>
+    <w:p>
+      <w:pPr/>
+      <w:r>
+        <w:rPr>
+          <w:lang w:val="png_PG" w:bidi="png_PG"/>
+        </w:rPr>
+      </w:r>
+      <w:r>
+        <w:rPr>
+          <w:lang w:val="png_PG" w:bidi="png_PG"/>
+        </w:rPr>
+        <w:t xml:space="preserve">Dispela wod heven long </w:t>
+      </w:r>
+      <w:r>
+        <w:rPr>
+          <w:lang w:val="png_PG" w:bidi="png_PG"/>
+        </w:rPr>
+        <w:t>Hibru</w:t>
+      </w:r>
+      <w:r>
+        <w:rPr>
+          <w:lang w:val="png_PG" w:bidi="png_PG"/>
+        </w:rPr>
+        <w:t>, dispela tok ples bilong Olpela Testamen em i plurel, o minim moa long wanpela samting. Yumi save harim dispela olsem "ol heven." Olsem na yumi sampela taim save lukim "heaven" insait long ol trenslesen, na sampela taim yumi save lukim "heavens." Tasol dispela i minim seim samting. Em i min no min olsem i gat moa long wanpela heven.</w:t>
+      </w:r>
+      <w:r>
+        <w:rPr>
+          <w:lang w:val="png_PG" w:bidi="png_PG"/>
+        </w:rPr>
+      </w:r>
+      <w:r>
+        <w:rPr>
+          <w:lang w:val="png_PG" w:bidi="png_PG"/>
+        </w:rPr>
+      </w:r>
+    </w:p>
+    <w:p>
+      <w:pPr/>
+      <w:r>
+        <w:rPr>
+          <w:lang w:val="png_PG" w:bidi="png_PG"/>
+        </w:rPr>
+      </w:r>
+    </w:p>
+    <w:p>
+      <w:pPr>
+        <w:pStyle w:val="Heading2"/>
+      </w:pPr>
+      <w:r>
+        <w:rPr>
+          <w:lang w:val="png_PG" w:bidi="png_PG"/>
+        </w:rPr>
+        <w:t>hebrew</w:t>
+      </w:r>
+      <w:r>
+        <w:rPr>
+          <w:lang w:val="png_PG" w:bidi="png_PG"/>
+        </w:rPr>
+      </w:r>
+    </w:p>
+    <w:p>
+      <w:pPr/>
+      <w:r>
+        <w:rPr>
+          <w:lang w:val="png_PG" w:bidi="png_PG"/>
+        </w:rPr>
+      </w:r>
+      <w:r>
+        <w:rPr>
+          <w:lang w:val="png_PG" w:bidi="png_PG"/>
+        </w:rPr>
+        <w:t xml:space="preserve">Dispela wod </w:t>
+      </w:r>
+      <w:r>
+        <w:rPr>
+          <w:b/>
+          <w:lang w:val="png_PG" w:bidi="png_PG"/>
+        </w:rPr>
+        <w:t>Hibru</w:t>
+      </w:r>
+      <w:r>
+        <w:rPr>
+          <w:lang w:val="png_PG" w:bidi="png_PG"/>
+        </w:rPr>
+        <w:t xml:space="preserve"> em i ken toktok long </w:t>
+      </w:r>
+      <w:r>
+        <w:rPr>
+          <w:lang w:val="png_PG" w:bidi="png_PG"/>
+        </w:rPr>
+        <w:t>ol lain tumbuna</w:t>
+      </w:r>
+      <w:r>
+        <w:rPr>
+          <w:lang w:val="png_PG" w:bidi="png_PG"/>
+        </w:rPr>
+        <w:t xml:space="preserve"> bilong </w:t>
+      </w:r>
+      <w:r>
+        <w:rPr>
+          <w:lang w:val="png_PG" w:bidi="png_PG"/>
+        </w:rPr>
+        <w:t>Abraham</w:t>
+      </w:r>
+      <w:r>
+        <w:rPr>
+          <w:lang w:val="png_PG" w:bidi="png_PG"/>
+        </w:rPr>
+        <w:t xml:space="preserve">. Ol manmeri i save kolim ol lain tumbuna bilong Abraham </w:t>
+      </w:r>
+      <w:r>
+        <w:rPr>
+          <w:lang w:val="png_PG" w:bidi="png_PG"/>
+        </w:rPr>
+        <w:t>ol Israel</w:t>
+      </w:r>
+      <w:r>
+        <w:rPr>
+          <w:lang w:val="png_PG" w:bidi="png_PG"/>
+        </w:rPr>
+        <w:t xml:space="preserve">, </w:t>
+      </w:r>
+      <w:r>
+        <w:rPr>
+          <w:lang w:val="png_PG" w:bidi="png_PG"/>
+        </w:rPr>
+        <w:t>ol Ju o Judamanmeri</w:t>
+      </w:r>
+      <w:r>
+        <w:rPr>
+          <w:lang w:val="png_PG" w:bidi="png_PG"/>
+        </w:rPr>
+        <w:t xml:space="preserve">, na sampela taim ol Hibru. Ol lain tumbuna bilong Abraham em planti taim ol i save kolim ol yet olsem ol Hibru taim ol i toktok wantaim </w:t>
+      </w:r>
+      <w:r>
+        <w:rPr>
+          <w:lang w:val="png_PG" w:bidi="png_PG"/>
+        </w:rPr>
+        <w:t>ol forena o ol lain long narapela ples</w:t>
+      </w:r>
+      <w:r>
+        <w:rPr>
+          <w:lang w:val="png_PG" w:bidi="png_PG"/>
+        </w:rPr>
+        <w:t xml:space="preserve"> long mekim ol yet i diferen long ol narapela kalsa grup. Long seim we, ol forena planti taim i save kolim ol lain tumbuna bilong Abraham olsem ol Hibru.</w:t>
+      </w:r>
+    </w:p>
+    <w:p>
+      <w:pPr/>
+      <w:r>
+        <w:rPr>
+          <w:lang w:val="png_PG" w:bidi="png_PG"/>
+        </w:rPr>
+      </w:r>
+      <w:r>
+        <w:rPr>
+          <w:lang w:val="png_PG" w:bidi="png_PG"/>
+        </w:rPr>
+        <w:t>Dispela wod Hibru em i toktok tu long tok ples we ol lain tumbuna bilong Abraham i save yusim. Ol ota ol man i raitim Olpela Testamen em planti taim ol i rait long tok ples Hibru.</w:t>
+      </w:r>
+      <w:r>
+        <w:rPr>
+          <w:lang w:val="png_PG" w:bidi="png_PG"/>
+        </w:rPr>
+      </w:r>
+      <w:r>
+        <w:rPr>
+          <w:lang w:val="png_PG" w:bidi="png_PG"/>
+        </w:rPr>
+      </w:r>
+    </w:p>
+    <w:p>
+      <w:pPr/>
+      <w:r>
+        <w:rPr>
+          <w:lang w:val="png_PG" w:bidi="png_PG"/>
+        </w:rPr>
+      </w:r>
+    </w:p>
+    <w:p>
+      <w:pPr>
+        <w:pStyle w:val="Heading2"/>
+      </w:pPr>
+      <w:r>
+        <w:rPr>
+          <w:lang w:val="png_PG" w:bidi="png_PG"/>
+        </w:rPr>
+        <w:t>hebron</w:t>
+      </w:r>
+      <w:r>
+        <w:rPr>
+          <w:lang w:val="png_PG" w:bidi="png_PG"/>
+        </w:rPr>
+      </w:r>
+    </w:p>
+    <w:p>
+      <w:pPr/>
+      <w:r>
+        <w:rPr>
+          <w:lang w:val="png_PG" w:bidi="png_PG"/>
+        </w:rPr>
+      </w:r>
+      <w:r>
+        <w:rPr>
+          <w:lang w:val="png_PG" w:bidi="png_PG"/>
+        </w:rPr>
+        <w:t xml:space="preserve">Insait long Olpela Testamen, </w:t>
+      </w:r>
+      <w:r>
+        <w:rPr>
+          <w:b/>
+          <w:lang w:val="png_PG" w:bidi="png_PG"/>
+        </w:rPr>
+        <w:t>Hebron</w:t>
+      </w:r>
+      <w:r>
+        <w:rPr>
+          <w:lang w:val="png_PG" w:bidi="png_PG"/>
+        </w:rPr>
+        <w:t xml:space="preserve"> em i nem bilong wanpela siti insait long </w:t>
+      </w:r>
+      <w:r>
+        <w:rPr>
+          <w:lang w:val="png_PG" w:bidi="png_PG"/>
+        </w:rPr>
+        <w:t>Israel</w:t>
+      </w:r>
+      <w:r>
+        <w:rPr>
+          <w:lang w:val="png_PG" w:bidi="png_PG"/>
+        </w:rPr>
+        <w:t xml:space="preserve"> we sampela impoten stori i bin kamap long en.</w:t>
+      </w:r>
+    </w:p>
+    <w:p>
+      <w:pPr/>
+      <w:r>
+        <w:rPr>
+          <w:lang w:val="png_PG" w:bidi="png_PG"/>
+        </w:rPr>
+      </w:r>
+      <w:r>
+        <w:rPr>
+          <w:lang w:val="png_PG" w:bidi="png_PG"/>
+        </w:rPr>
+        <w:t xml:space="preserve">Bipo long dispela ples i kamap wanpela siti, em i wanpela ples we </w:t>
+      </w:r>
+      <w:r>
+        <w:rPr>
+          <w:lang w:val="png_PG" w:bidi="png_PG"/>
+        </w:rPr>
+        <w:t>Abraham</w:t>
+      </w:r>
+      <w:r>
+        <w:rPr>
+          <w:lang w:val="png_PG" w:bidi="png_PG"/>
+        </w:rPr>
+        <w:t xml:space="preserve"> i bin stap long sampela taim. Long dispela taim, dispela ples em ol i bin kolim Mamre, tasol ol manmeri i bin save long em tu olsem Kiriat-arba. Pastaim Sarah, na bihain Abraham tu i bin dai na ol i bin planim tupela long dispela ples. Pikinini man bilong tupela, Aisak wantaim meri bilong em Rebeka, na pikinini man bilong tupela Jekob wantaim meri bilong em Leah, em ol i tu ol i bin planim ol long hap.</w:t>
+      </w:r>
+    </w:p>
+    <w:p>
+      <w:pPr/>
+      <w:r>
+        <w:rPr>
+          <w:lang w:val="png_PG" w:bidi="png_PG"/>
+        </w:rPr>
+      </w:r>
+      <w:r>
+        <w:rPr>
+          <w:lang w:val="png_PG" w:bidi="png_PG"/>
+        </w:rPr>
+        <w:t xml:space="preserve">Longpela taim bihain, long taim Josua i wok long lidim </w:t>
+      </w:r>
+      <w:r>
+        <w:rPr>
+          <w:lang w:val="png_PG" w:bidi="png_PG"/>
+        </w:rPr>
+        <w:t>ol Israel</w:t>
+      </w:r>
+      <w:r>
+        <w:rPr>
+          <w:lang w:val="png_PG" w:bidi="png_PG"/>
+        </w:rPr>
+        <w:t xml:space="preserve"> long pait na kisim dispela graun, ol Israel i bin atekim Hebron na winim em long ol lain Kenan husat i bin save stap long hap.</w:t>
+      </w:r>
+    </w:p>
+    <w:p>
+      <w:pPr/>
+      <w:r>
+        <w:rPr>
+          <w:lang w:val="png_PG" w:bidi="png_PG"/>
+        </w:rPr>
+      </w:r>
+      <w:r>
+        <w:rPr>
+          <w:lang w:val="png_PG" w:bidi="png_PG"/>
+        </w:rPr>
+        <w:t xml:space="preserve">Longpela taim bihain gen, </w:t>
+      </w:r>
+      <w:r>
+        <w:rPr>
+          <w:lang w:val="png_PG" w:bidi="png_PG"/>
+        </w:rPr>
+        <w:t>Devit</w:t>
+      </w:r>
+      <w:r>
+        <w:rPr>
+          <w:lang w:val="png_PG" w:bidi="png_PG"/>
+        </w:rPr>
+        <w:t xml:space="preserve"> i kamap </w:t>
+      </w:r>
+      <w:r>
+        <w:rPr>
+          <w:lang w:val="png_PG" w:bidi="png_PG"/>
+        </w:rPr>
+        <w:t>king</w:t>
+      </w:r>
+      <w:r>
+        <w:rPr>
+          <w:lang w:val="png_PG" w:bidi="png_PG"/>
+        </w:rPr>
+        <w:t xml:space="preserve"> bilong Judah taim em i stap long Hebron. Bihain long sampela yia, Devit i muv i go long </w:t>
+      </w:r>
+      <w:r>
+        <w:rPr>
+          <w:lang w:val="png_PG" w:bidi="png_PG"/>
+        </w:rPr>
+        <w:t>Jerusalem</w:t>
+      </w:r>
+      <w:r>
+        <w:rPr>
+          <w:lang w:val="png_PG" w:bidi="png_PG"/>
+        </w:rPr>
+        <w:t>. Long dispela taim na i go, siti bilong Jerusalem i kamap nambawan impoten siti long ol lain Israel, na yumi no harim moa long ples Hebron.</w:t>
+      </w:r>
+      <w:r>
+        <w:rPr>
+          <w:lang w:val="png_PG" w:bidi="png_PG"/>
+        </w:rPr>
+      </w:r>
+      <w:r>
+        <w:rPr>
+          <w:lang w:val="png_PG" w:bidi="png_PG"/>
+        </w:rPr>
+      </w:r>
+    </w:p>
+    <w:p>
+      <w:pPr/>
+      <w:r>
+        <w:rPr>
+          <w:lang w:val="png_PG" w:bidi="png_PG"/>
+        </w:rPr>
+      </w:r>
+    </w:p>
+    <w:p>
+      <w:pPr>
+        <w:pStyle w:val="Heading2"/>
+      </w:pPr>
+      <w:r>
+        <w:rPr>
+          <w:lang w:val="png_PG" w:bidi="png_PG"/>
+        </w:rPr>
+        <w:t>heir</w:t>
+      </w:r>
+      <w:r>
+        <w:rPr>
+          <w:lang w:val="png_PG" w:bidi="png_PG"/>
+        </w:rPr>
+      </w:r>
+    </w:p>
+    <w:p>
+      <w:pPr/>
+      <w:r>
+        <w:rPr>
+          <w:lang w:val="png_PG" w:bidi="png_PG"/>
+        </w:rPr>
+      </w:r>
+      <w:r>
+        <w:rPr>
+          <w:lang w:val="png_PG" w:bidi="png_PG"/>
+        </w:rPr>
+        <w:t xml:space="preserve">Wanpela </w:t>
+      </w:r>
+      <w:r>
+        <w:rPr>
+          <w:b/>
+          <w:lang w:val="png_PG" w:bidi="png_PG"/>
+        </w:rPr>
+        <w:t>hea</w:t>
+      </w:r>
+      <w:r>
+        <w:rPr>
+          <w:lang w:val="png_PG" w:bidi="png_PG"/>
+        </w:rPr>
+        <w:t xml:space="preserve"> em i wanpela man o meri husat i inheritim ol samting o mani na kago bihain long wanpela man o meri i dai. Long ol manmeri husat i bin stap long taim bilong Baibel, taim wanpela papa i dai, ol samting bilong em i save go long pikinini man bilong em. Yumi save tok olsem pikinini man i save inheritim propeti o ol samting bilong papa bilong em; em i hea bilong papa bilong em. Long Olpela Testamen, ol samting bilong wanpela papa em ol i save divaidim namel long ol pikinini man bilong em. Namba wan bikpela pikinini man i save kisim dabol mak bilong wanem samting ol narapela pikinini man i kisim, bikos bihain long dai bilong papa bilong em, em nau i kamap het bilong famili na i gat ekstra risponsibiliti. Sapos wanpela papa i no gat ol pikinini man, ol samting bilong em bai go long ol pikinini meri bilong em. Sapos em i no gat pikinini meri tu, ol propeti o ol samting bilong em bai go long famili memba we i klostu tru long em.</w:t>
+      </w:r>
+    </w:p>
+    <w:p>
+      <w:pPr/>
+      <w:r>
+        <w:rPr>
+          <w:lang w:val="png_PG" w:bidi="png_PG"/>
+        </w:rPr>
+      </w:r>
+      <w:r>
+        <w:rPr>
+          <w:lang w:val="png_PG" w:bidi="png_PG"/>
+        </w:rPr>
+        <w:t xml:space="preserve">God i bin mekim wanpela promis long </w:t>
+      </w:r>
+      <w:r>
+        <w:rPr>
+          <w:b/>
+          <w:lang w:val="png_PG" w:bidi="png_PG"/>
+        </w:rPr>
+        <w:t>Abraham</w:t>
+      </w:r>
+      <w:r>
+        <w:rPr>
+          <w:lang w:val="png_PG" w:bidi="png_PG"/>
+        </w:rPr>
+        <w:t xml:space="preserve"> olsem God bai </w:t>
+      </w:r>
+      <w:r>
+        <w:rPr>
+          <w:b/>
+          <w:lang w:val="png_PG" w:bidi="png_PG"/>
+        </w:rPr>
+        <w:t>blesim</w:t>
+      </w:r>
+      <w:r>
+        <w:rPr>
+          <w:lang w:val="png_PG" w:bidi="png_PG"/>
+        </w:rPr>
+        <w:t xml:space="preserve"> ol lain tumbuna </w:t>
+      </w:r>
+      <w:r>
+        <w:rPr>
+          <w:b/>
+          <w:lang w:val="png_PG" w:bidi="png_PG"/>
+        </w:rPr>
+        <w:t>bilong Abraham</w:t>
+      </w:r>
+      <w:r>
+        <w:rPr>
+          <w:lang w:val="png_PG" w:bidi="png_PG"/>
+        </w:rPr>
+        <w:t xml:space="preserve">. Ol lain tumbuna bilong Abraham bai stap olsem wanpela blesing long olgeta </w:t>
+      </w:r>
+      <w:r>
+        <w:rPr>
+          <w:b/>
+          <w:lang w:val="png_PG" w:bidi="png_PG"/>
+        </w:rPr>
+        <w:t>nesen</w:t>
+      </w:r>
+      <w:r>
+        <w:rPr>
+          <w:lang w:val="png_PG" w:bidi="png_PG"/>
+        </w:rPr>
+        <w:t xml:space="preserve">, na God bai givim ol graun long stap long en. Hea bilong Abraham em bin Aisak. Bihain long dai bilong Abraham, pikinini man bilong Abraham, Aisak, i inheritim dispela promis. Dispela i min olsem wanem samting God i bin promisim long Abraham em nau em i promisim long Aisak tu. Na bihain long dai bilong Aisak, pikinini man bilong Aisak, Jekob, i inheritim dispela promis. Na wantaim Jekob, olgeta </w:t>
+      </w:r>
+      <w:r>
+        <w:rPr>
+          <w:b/>
+          <w:lang w:val="png_PG" w:bidi="png_PG"/>
+        </w:rPr>
+        <w:t>ol Israel</w:t>
+      </w:r>
+      <w:r>
+        <w:rPr>
+          <w:lang w:val="png_PG" w:bidi="png_PG"/>
+        </w:rPr>
+        <w:t xml:space="preserve"> i bin inheritim dispela promis.</w:t>
+      </w:r>
+    </w:p>
+    <w:p>
+      <w:pPr/>
+      <w:r>
+        <w:rPr>
+          <w:lang w:val="png_PG" w:bidi="png_PG"/>
+        </w:rPr>
+      </w:r>
+      <w:r>
+        <w:rPr>
+          <w:lang w:val="png_PG" w:bidi="png_PG"/>
+        </w:rPr>
+        <w:t>Insait long Nupela Testamen, yumi laikim olsem olgeta manmeri husat i trastim Jisas em ol i hea long dispela seim promis, maski ol i no blut tumbuna pikinini bilong Abraham. Dispela em i min olsem wanem samting God i bin promisim long Abraham, em bai givim long olgeta manmeri husat i trastim Jisas.</w:t>
+      </w:r>
+    </w:p>
+    <w:p>
+      <w:pPr/>
+      <w:r>
+        <w:rPr>
+          <w:lang w:val="png_PG" w:bidi="png_PG"/>
+        </w:rPr>
+      </w:r>
+      <w:r>
+        <w:rPr>
+          <w:lang w:val="png_PG" w:bidi="png_PG"/>
+        </w:rPr>
+        <w:t xml:space="preserve">Nupela Testamen i tok tu olsem Jisas em i hea bilong olgeta samting. Jisas em i </w:t>
+      </w:r>
+      <w:r>
+        <w:rPr>
+          <w:b/>
+          <w:lang w:val="png_PG" w:bidi="png_PG"/>
+        </w:rPr>
+        <w:t>pikinini man bilong God</w:t>
+      </w:r>
+      <w:r>
+        <w:rPr>
+          <w:lang w:val="png_PG" w:bidi="png_PG"/>
+        </w:rPr>
+        <w:t xml:space="preserve">. Nau yumi save olsem God papa bai no inap long dai, olsem na dispela i no min olsem Jisas bai inheritim ol samting bilong God bihain long em i dai. Taim Baibel i tok olsem Jisas em i hea, dispela i min olsem olgeta i samting i bilong Jisas. Olgeta samting long wol i bilong Jisas, na </w:t>
+      </w:r>
+      <w:r>
+        <w:rPr>
+          <w:b/>
+          <w:lang w:val="png_PG" w:bidi="png_PG"/>
+        </w:rPr>
+        <w:t>kingdom bilong God</w:t>
+      </w:r>
+      <w:r>
+        <w:rPr>
+          <w:lang w:val="png_PG" w:bidi="png_PG"/>
+        </w:rPr>
+        <w:t>em i bilong Jisas.</w:t>
+      </w:r>
+    </w:p>
+    <w:p>
+      <w:pPr/>
+      <w:r>
+        <w:rPr>
+          <w:lang w:val="png_PG" w:bidi="png_PG"/>
+        </w:rPr>
+      </w:r>
+      <w:r>
+        <w:rPr>
+          <w:lang w:val="png_PG" w:bidi="png_PG"/>
+        </w:rPr>
+        <w:t xml:space="preserve">Nupela Testamen i kolim ol manmeri husat i </w:t>
+      </w:r>
+      <w:r>
+        <w:rPr>
+          <w:b/>
+          <w:lang w:val="png_PG" w:bidi="png_PG"/>
+        </w:rPr>
         <w:t>bilip</w:t>
       </w:r>
       <w:r>
         <w:rPr>
           <w:lang w:val="png_PG" w:bidi="png_PG"/>
         </w:rPr>
+        <w:t xml:space="preserve"> Jisas olsem ol "felow hea" wantaim Jisas. Jisas em i serim inheritens bilong em wantaim olgeta manmeri husat i trastim em olsem </w:t>
+      </w:r>
+      <w:r>
+        <w:rPr>
+          <w:b/>
+          <w:lang w:val="png_PG" w:bidi="png_PG"/>
+        </w:rPr>
+        <w:t>Sevia</w:t>
+      </w:r>
+      <w:r>
+        <w:rPr>
+          <w:lang w:val="png_PG" w:bidi="png_PG"/>
+        </w:rPr>
+        <w:t>!</w:t>
+      </w:r>
+      <w:r>
+        <w:rPr>
+          <w:lang w:val="png_PG" w:bidi="png_PG"/>
+        </w:rPr>
+      </w:r>
+      <w:r>
+        <w:rPr>
+          <w:lang w:val="png_PG" w:bidi="png_PG"/>
+        </w:rPr>
+      </w:r>
+    </w:p>
+    <w:p>
+      <w:pPr/>
+      <w:r>
+        <w:rPr>
+          <w:lang w:val="png_PG" w:bidi="png_PG"/>
+        </w:rPr>
+      </w:r>
+    </w:p>
+    <w:p>
+      <w:pPr>
+        <w:pStyle w:val="Heading2"/>
+      </w:pPr>
+      <w:r>
+        <w:rPr>
+          <w:lang w:val="png_PG" w:bidi="png_PG"/>
+        </w:rPr>
+        <w:t>hell</w:t>
+      </w:r>
+      <w:r>
+        <w:rPr>
+          <w:lang w:val="png_PG" w:bidi="png_PG"/>
+        </w:rPr>
+      </w:r>
+    </w:p>
+    <w:p>
+      <w:pPr/>
+      <w:r>
+        <w:rPr>
+          <w:lang w:val="png_PG" w:bidi="png_PG"/>
+        </w:rPr>
+      </w:r>
+      <w:r>
+        <w:rPr>
+          <w:lang w:val="png_PG" w:bidi="png_PG"/>
+        </w:rPr>
+        <w:t xml:space="preserve">Dispela wod </w:t>
+      </w:r>
+      <w:r>
+        <w:rPr>
+          <w:b/>
+          <w:lang w:val="png_PG" w:bidi="png_PG"/>
+        </w:rPr>
+        <w:t>hel</w:t>
+      </w:r>
+      <w:r>
+        <w:rPr>
+          <w:lang w:val="png_PG" w:bidi="png_PG"/>
+        </w:rPr>
+        <w:t xml:space="preserve"> em i nem bilong wanpela ples we ol </w:t>
+      </w:r>
+      <w:r>
+        <w:rPr>
+          <w:lang w:val="png_PG" w:bidi="png_PG"/>
+        </w:rPr>
+        <w:t>wiked o nogut</w:t>
+      </w:r>
+      <w:r>
+        <w:rPr>
+          <w:lang w:val="png_PG" w:bidi="png_PG"/>
+        </w:rPr>
+        <w:t xml:space="preserve"> manmeri bai kisim panismen long en bihain long ol i dai.</w:t>
+      </w:r>
+    </w:p>
+    <w:p>
+      <w:pPr/>
+      <w:r>
+        <w:rPr>
+          <w:lang w:val="png_PG" w:bidi="png_PG"/>
+        </w:rPr>
+      </w:r>
+      <w:r>
+        <w:rPr>
+          <w:lang w:val="png_PG" w:bidi="png_PG"/>
+        </w:rPr>
+        <w:t xml:space="preserve">Wanem samting i save kamap long ol manmeri bihain long ol i dai? Baibel i no tok klia long dispela samting, na yumi bai ting olsem em i hat liklik long save gut. Planti </w:t>
+      </w:r>
+      <w:r>
+        <w:rPr>
+          <w:lang w:val="png_PG" w:bidi="png_PG"/>
+        </w:rPr>
+        <w:t>ol Kristen</w:t>
+      </w:r>
+      <w:r>
+        <w:rPr>
+          <w:lang w:val="png_PG" w:bidi="png_PG"/>
+        </w:rPr>
+        <w:t xml:space="preserve"> i save tok olsem ol manmeri husat i </w:t>
+      </w:r>
+      <w:r>
+        <w:rPr>
+          <w:lang w:val="png_PG" w:bidi="png_PG"/>
+        </w:rPr>
+        <w:t>bilip</w:t>
+      </w:r>
+      <w:r>
+        <w:rPr>
+          <w:lang w:val="png_PG" w:bidi="png_PG"/>
+        </w:rPr>
         <w:t xml:space="preserve"> long Jisas bai go long </w:t>
       </w:r>
-      <w:hyperlink r:id="rId14">
-        <w:r>
-          <w:rPr>
-            <w:lang w:val="png_PG" w:bidi="png_PG"/>
-          </w:rPr>
-          <w:rPr>
-            <w:color w:val="0000EE"/>
-            <w:u w:val="single"/>
-          </w:rPr>
-          <w:t>heven</w:t>
-        </w:r>
-      </w:hyperlink>
-      <w:r>
-        <w:rPr>
-          <w:lang w:val="png_PG" w:bidi="png_PG"/>
-        </w:rPr>
-        <w:t xml:space="preserve">, na ol manmeri husat i no bilip bai go long </w:t>
-      </w:r>
-      <w:hyperlink r:id="rId13">
-        <w:r>
-          <w:rPr>
-            <w:lang w:val="png_PG" w:bidi="png_PG"/>
-          </w:rPr>
-          <w:rPr>
-            <w:color w:val="0000EE"/>
-            <w:u w:val="single"/>
-          </w:rPr>
-          <w:t>hel</w:t>
-        </w:r>
-      </w:hyperlink>
-      <w:r>
-        <w:rPr>
-          <w:lang w:val="png_PG" w:bidi="png_PG"/>
-        </w:rPr>
-        <w:t>. Tasol ol manmeri husat i stap long taim bilong Baibel i no olgeta taim i gat klia tingting long dispela.</w:t>
-      </w:r>
-    </w:p>
-    <w:p>
-      <w:pPr/>
-      <w:r>
-        <w:rPr>
-          <w:lang w:val="png_PG" w:bidi="png_PG"/>
-        </w:rPr>
-      </w:r>
-      <w:r>
-        <w:rPr>
-          <w:lang w:val="png_PG" w:bidi="png_PG"/>
-        </w:rPr>
-        <w:t>Taim ol manmeri long Olpela Testamen i toktok long wanem samting i bin kamap long ol manmeri bihain long ol i dai, ol i tok olsem ol manmeri i go long "andawol" o "</w:t>
-      </w:r>
-      <w:hyperlink r:id="rId15">
-        <w:r>
-          <w:rPr>
-            <w:lang w:val="png_PG" w:bidi="png_PG"/>
-          </w:rPr>
-          <w:rPr>
-            <w:color w:val="0000EE"/>
-            <w:u w:val="single"/>
-          </w:rPr>
-          <w:t>Seol</w:t>
-        </w:r>
-      </w:hyperlink>
-      <w:r>
-        <w:rPr>
-          <w:lang w:val="png_PG" w:bidi="png_PG"/>
-        </w:rPr>
-        <w:t>." Ol i tingim andawol olsem wanpela ples we i stap sampela hap aninit long graun o wol bilong yumi. Sampela hap insait long Olpela Testamen i toktok olsem olgeta gutpela na nogut manmeri wantaim i save go long andawol; ol narapela hap i tok olsem andawol em i ples bilong panismen bilong ol nogut manmeri tasol.</w:t>
-      </w:r>
-    </w:p>
-    <w:p>
-      <w:pPr/>
-      <w:r>
-        <w:rPr>
-          <w:lang w:val="png_PG" w:bidi="png_PG"/>
-        </w:rPr>
-      </w:r>
-      <w:r>
-        <w:rPr>
-          <w:lang w:val="png_PG" w:bidi="png_PG"/>
-        </w:rPr>
-        <w:t>Insait long Nupela Testamen, ol manmeri i toktok tu long "andawol." Sampela trenslesen i yusim Grik wod "Heidis" long minim dispela. Wankain olsem taim bilong Olpela Testamen, "andawol" sampela taim em i luk olsem wanpela ples, we olgeta manmeri i save go bihain long ol i dai, na sampela taim em i luk olsem wanpela ples we ol manmeri nogut i kisim panismen long en. Sampela taim em i luk olsem wanpela ples we olgeta manmeri i save wet i stap long em i go inap long taim we God bai jasim olgeta manmeri. Sampela taim dispela wod "andawol" em i wanpela narapela we bilong toktok long dai.</w:t>
+      <w:r>
+        <w:rPr>
+          <w:lang w:val="png_PG" w:bidi="png_PG"/>
+        </w:rPr>
+        <w:t>heven</w:t>
+      </w:r>
+      <w:r>
+        <w:rPr>
+          <w:lang w:val="png_PG" w:bidi="png_PG"/>
+        </w:rPr>
+        <w:t>, na ol manmeri husat i no bilip bai go long hel. Tasol ol manmeri husat i stap long taim bilong Baibel i no olgeta taim i gat klia tingting long dispela.</w:t>
+      </w:r>
+    </w:p>
+    <w:p>
+      <w:pPr/>
+      <w:r>
+        <w:rPr>
+          <w:lang w:val="png_PG" w:bidi="png_PG"/>
+        </w:rPr>
+      </w:r>
+      <w:r>
+        <w:rPr>
+          <w:lang w:val="png_PG" w:bidi="png_PG"/>
+        </w:rPr>
+        <w:t xml:space="preserve">Taim ol manmeri long Olpela Testamen i toktok long wanem samting i bai kamap long ol manmeri bihain long ol i dai, ol i tok olsem ol manmeri i bai go long </w:t>
+      </w:r>
+      <w:r>
+        <w:rPr>
+          <w:b/>
+          <w:lang w:val="png_PG" w:bidi="png_PG"/>
+        </w:rPr>
+        <w:t>andawol</w:t>
+      </w:r>
+      <w:r>
+        <w:rPr>
+          <w:lang w:val="png_PG" w:bidi="png_PG"/>
+        </w:rPr>
+        <w:t xml:space="preserve"> o </w:t>
+      </w:r>
+      <w:r>
+        <w:rPr>
+          <w:lang w:val="png_PG" w:bidi="png_PG"/>
+        </w:rPr>
+        <w:t>Seol.</w:t>
+      </w:r>
+      <w:r>
+        <w:rPr>
+          <w:lang w:val="png_PG" w:bidi="png_PG"/>
+        </w:rPr>
+        <w:t>. Ol i tingim andawol olsem wanpela ples we i stap sampela hap aninit long graun o wol bilong yumi. Sampela hap insait long Olpela Testamen i toktok olsem olgeta gutpela na nogut manmeri wantaim i save go long andawol; ol narapela hap i tok olsem andawol em i ples bilong panismen bilong ol nogut manmeri tasol.</w:t>
+      </w:r>
+    </w:p>
+    <w:p>
+      <w:pPr/>
+      <w:r>
+        <w:rPr>
+          <w:lang w:val="png_PG" w:bidi="png_PG"/>
+        </w:rPr>
+      </w:r>
+      <w:r>
+        <w:rPr>
+          <w:lang w:val="png_PG" w:bidi="png_PG"/>
+        </w:rPr>
+        <w:t xml:space="preserve">Insait long Nupela Testamen, ol manmeri i toktok tu long "andawol." Sampela trenslesen i yusim </w:t>
+      </w:r>
+      <w:r>
+        <w:rPr>
+          <w:lang w:val="png_PG" w:bidi="png_PG"/>
+        </w:rPr>
+        <w:t>Grik</w:t>
+      </w:r>
+      <w:r>
+        <w:rPr>
+          <w:lang w:val="png_PG" w:bidi="png_PG"/>
+        </w:rPr>
+        <w:t xml:space="preserve"> wod "</w:t>
+      </w:r>
+      <w:r>
+        <w:rPr>
+          <w:lang w:val="png_PG" w:bidi="png_PG"/>
+        </w:rPr>
+        <w:t>Heidis</w:t>
+      </w:r>
+      <w:r>
+        <w:rPr>
+          <w:lang w:val="png_PG" w:bidi="png_PG"/>
+        </w:rPr>
+        <w:t>" long minim dispela. Wankain olsem taim bilong Olpela Testamen, "andawol" sampela taim em i luk olsem wanpela ples, we olgeta manmeri i save go bihain long ol i dai, na sampela taim em i luk olsem wanpela ples we ol manmeri nogut i kisim panismen long en. Sampela taim em i luk olsem wanpela ples we olgeta manmeri i save wet i stap long en i go inap long taim we God bai jasim olgeta manmeri. Sampela taim dispela wod "andawol" em i wanpela narapela we bilong toktok long dai.</w:t>
       </w:r>
     </w:p>
     <w:p>
@@ -352,59 +1613,41 @@
         </w:rPr>
         <w:t xml:space="preserve">Jisas i bin tokim ol manmeri olsem bihain long dai ol manmeri bai go insait long </w:t>
       </w:r>
-      <w:hyperlink r:id="rId16">
-        <w:r>
-          <w:rPr>
-            <w:lang w:val="png_PG" w:bidi="png_PG"/>
-          </w:rPr>
-          <w:rPr>
-            <w:color w:val="0000EE"/>
-            <w:u w:val="single"/>
-          </w:rPr>
-          <w:t>kingdom bilong God</w:t>
-        </w:r>
-      </w:hyperlink>
+      <w:r>
+        <w:rPr>
+          <w:lang w:val="png_PG" w:bidi="png_PG"/>
+        </w:rPr>
+        <w:t>kingdom bilong God</w:t>
+      </w:r>
       <w:r>
         <w:rPr>
           <w:lang w:val="png_PG" w:bidi="png_PG"/>
         </w:rPr>
         <w:t xml:space="preserve">, o ol bai go long hel. Dispela wod hel long Grik tok ples em i kam long nem bilong wanpela ples klostu long </w:t>
       </w:r>
-      <w:hyperlink r:id="rId17">
-        <w:r>
-          <w:rPr>
-            <w:lang w:val="png_PG" w:bidi="png_PG"/>
-          </w:rPr>
-          <w:rPr>
-            <w:color w:val="0000EE"/>
-            <w:u w:val="single"/>
-          </w:rPr>
-          <w:t>Jerusalem</w:t>
-        </w:r>
-      </w:hyperlink>
+      <w:r>
+        <w:rPr>
+          <w:lang w:val="png_PG" w:bidi="png_PG"/>
+        </w:rPr>
+        <w:t>Jerusalem</w:t>
+      </w:r>
       <w:r>
         <w:rPr>
           <w:lang w:val="png_PG" w:bidi="png_PG"/>
         </w:rPr>
         <w:t xml:space="preserve"> we ol manmeri bilong </w:t>
       </w:r>
-      <w:hyperlink r:id="rId18">
-        <w:r>
-          <w:rPr>
-            <w:lang w:val="png_PG" w:bidi="png_PG"/>
-          </w:rPr>
-          <w:rPr>
-            <w:color w:val="0000EE"/>
-            <w:u w:val="single"/>
-          </w:rPr>
-          <w:t>Israel</w:t>
-        </w:r>
-      </w:hyperlink>
-      <w:r>
-        <w:rPr>
-          <w:lang w:val="png_PG" w:bidi="png_PG"/>
-        </w:rPr>
-        <w:t xml:space="preserve"> wanpela taim i bin mekim wanpela bikpela rong. Bikos long dispela rong, ol manmeri i save abrusim dispela ples na yusim nem bilong em olsem wanpela ples bilong kukim ol bodi bilong ol animal we i dai pinis na bilong ol dai manmeri we i hat long planim bodi bilong ol. Ol manmeri i save mekim paia i lait olgeta taim long dispela ples. Olgeta taim ol manmeri i tingim dispela ples, ol i pilim nogut tru, na ol i tingting long God i panisim ol manmeri long ol bikpela rong tru. Long dispela as, ol manmeri i stat long yusim nem bilong dispela ples olsem nem bilong ples we olgeta wiked o nogut manmeri bai go na kisim panismen bihain long ol i dai. Jisas i mekim klia olsem hel em i wanpela ples nogut tru: Em i yusim tok piksa long diskraibim em olsem wanpela ples we paia i no save pinis, olsem wanpela ples we ol manmeri bai kisim totsa o bikpela pen, o wanpela ples we ol manmeri bai krai na oltaim ol bai rigretim ol samting ol i bin mekim.</w:t>
+      <w:r>
+        <w:rPr>
+          <w:lang w:val="png_PG" w:bidi="png_PG"/>
+        </w:rPr>
+        <w:t>Israel</w:t>
+      </w:r>
+      <w:r>
+        <w:rPr>
+          <w:lang w:val="png_PG" w:bidi="png_PG"/>
+        </w:rPr>
+        <w:t xml:space="preserve"> wanpela taim i bin mekim wanpela bikpela rong long hap. Bikos long dispela rong, ol manmeri i save abrusim dispela ples na yusim nem bilong em olsem wanpela ples bilong kukim ol bodi bilong ol animal we i dai pinis na bilong ol dai manmeri we i hat long planim bodi bilong ol. Ol manmeri i save mekim paia i lait olgeta taim long dispela ples. Olgeta taim ol manmeri i tingim dispela ples, ol i save pilim nogut tru, na ol i save tingting long God i panisim ol manmeri long ol bikpela rong tru. Long dispela as, ol manmeri i stat long yusim nem bilong dispela ples olsem nem bilong ples we olgeta wiked manmeri bai go na kisim panismen bihain long ol i dai. Jisas i mekim klia olsem hel em i wanpela ples nogut tru: Em i yusim tok piksa long diskraibim em olsem wanpela ples we paia i no save pinis, olsem wanpela ples we ol manmeri bai kisim totsa o bikpela pen, o wanpela ples we ol manmeri bai krai na oltaim ol bai rigretim ol sois ol i bin mekim.</w:t>
       </w:r>
     </w:p>
     <w:p>
@@ -420,18 +1663,12 @@
         </w:rPr>
         <w:t xml:space="preserve">Jisas i bin tisim ol manmeri olsem hel em i wanpela ples tu we </w:t>
       </w:r>
-      <w:hyperlink r:id="rId19">
-        <w:r>
-          <w:rPr>
-            <w:lang w:val="png_PG" w:bidi="png_PG"/>
-          </w:rPr>
-          <w:rPr>
-            <w:color w:val="0000EE"/>
-            <w:u w:val="single"/>
-          </w:rPr>
-          <w:t>Satan</w:t>
-        </w:r>
-      </w:hyperlink>
+      <w:r>
+        <w:rPr>
+          <w:lang w:val="png_PG" w:bidi="png_PG"/>
+        </w:rPr>
+        <w:t>Satan</w:t>
+      </w:r>
       <w:r>
         <w:rPr>
           <w:lang w:val="png_PG" w:bidi="png_PG"/>
@@ -440,16 +1677,88 @@
       </w:r>
       <w:r>
         <w:rPr>
+          <w:lang w:val="png_PG" w:bidi="png_PG"/>
+        </w:rPr>
+        <w:t>ol dimon</w:t>
+      </w:r>
+      <w:r>
+        <w:rPr>
+          <w:lang w:val="png_PG" w:bidi="png_PG"/>
+        </w:rPr>
+        <w:t xml:space="preserve"> bai kisim panismen long en.</w:t>
+      </w:r>
+      <w:r>
+        <w:rPr>
+          <w:lang w:val="png_PG" w:bidi="png_PG"/>
+        </w:rPr>
+      </w:r>
+      <w:r>
+        <w:rPr>
+          <w:lang w:val="png_PG" w:bidi="png_PG"/>
+        </w:rPr>
+      </w:r>
+    </w:p>
+    <w:p>
+      <w:pPr/>
+      <w:r>
+        <w:rPr>
+          <w:lang w:val="png_PG" w:bidi="png_PG"/>
+        </w:rPr>
+      </w:r>
+    </w:p>
+    <w:p>
+      <w:pPr>
+        <w:pStyle w:val="Heading2"/>
+      </w:pPr>
+      <w:r>
+        <w:rPr>
+          <w:lang w:val="png_PG" w:bidi="png_PG"/>
+        </w:rPr>
+        <w:t>herodian</w:t>
+      </w:r>
+      <w:r>
+        <w:rPr>
+          <w:lang w:val="png_PG" w:bidi="png_PG"/>
+        </w:rPr>
+      </w:r>
+    </w:p>
+    <w:p>
+      <w:pPr/>
+      <w:r>
+        <w:rPr>
+          <w:lang w:val="png_PG" w:bidi="png_PG"/>
+        </w:rPr>
+      </w:r>
+      <w:r>
+        <w:rPr>
+          <w:lang w:val="png_PG" w:bidi="png_PG"/>
+        </w:rPr>
+        <w:t xml:space="preserve">Insait long Nupela Testamen, dispela wod </w:t>
+      </w:r>
+      <w:r>
+        <w:rPr>
           <w:b/>
           <w:lang w:val="png_PG" w:bidi="png_PG"/>
         </w:rPr>
-        <w:t>ol dimon</w:t>
-      </w:r>
-      <w:r>
-        <w:rPr>
-          <w:lang w:val="png_PG" w:bidi="png_PG"/>
-        </w:rPr>
-        <w:t xml:space="preserve"> bai kisim panismen.</w:t>
+        <w:t>ol Herodien</w:t>
+      </w:r>
+      <w:r>
+        <w:rPr>
+          <w:lang w:val="png_PG" w:bidi="png_PG"/>
+        </w:rPr>
+        <w:t xml:space="preserve"> i minim wanpela grup husat i sapotim rul bilong wanpela famili bilong Herod-we i min olsem king Herod, pikinini man bilong em Herod na tumbuna pikinini man bilong em Herod. Gavman bilong Rom i bin makim ol dispela rula, olsem na ol Herodien i bin sapotim gavman bilong Rom tu. Long dispela we, ol i oposit bilong ol </w:t>
+      </w:r>
+      <w:r>
+        <w:rPr>
+          <w:lang w:val="png_PG" w:bidi="png_PG"/>
+        </w:rPr>
+        <w:t>Farisi</w:t>
+      </w:r>
+      <w:r>
+        <w:rPr>
+          <w:lang w:val="png_PG" w:bidi="png_PG"/>
+        </w:rPr>
+        <w:t>, dispela grup bilong ol tisa bilong lotu husat i agensim rul bilong Rom. Tasol, ol Farisi na ol Herodien i bin wok wantaim agensim Jisas.</w:t>
       </w:r>
       <w:r>
         <w:rPr>
@@ -478,39 +1787,219 @@
         <w:rPr>
           <w:lang w:val="png_PG" w:bidi="png_PG"/>
         </w:rPr>
-        <w:t>heal</w:t>
-      </w:r>
-      <w:r>
-        <w:rPr>
-          <w:lang w:val="png_PG" w:bidi="png_PG"/>
-        </w:rPr>
-      </w:r>
-    </w:p>
-    <w:p>
-      <w:pPr/>
-      <w:r>
-        <w:rPr>
-          <w:lang w:val="png_PG" w:bidi="png_PG"/>
-        </w:rPr>
-      </w:r>
-      <w:r>
-        <w:rPr>
-          <w:lang w:val="png_PG" w:bidi="png_PG"/>
-        </w:rPr>
-        <w:t xml:space="preserve">Insait long dispela kain hiling, Jisas i save </w:t>
+        <w:t>high-priest</w:t>
+      </w:r>
+      <w:r>
+        <w:rPr>
+          <w:lang w:val="png_PG" w:bidi="png_PG"/>
+        </w:rPr>
+      </w:r>
+    </w:p>
+    <w:p>
+      <w:pPr/>
+      <w:r>
+        <w:rPr>
+          <w:lang w:val="png_PG" w:bidi="png_PG"/>
+        </w:rPr>
+      </w:r>
+      <w:r>
+        <w:rPr>
+          <w:lang w:val="png_PG" w:bidi="png_PG"/>
+        </w:rPr>
+        <w:t>Ol pris</w:t>
+      </w:r>
+      <w:r>
+        <w:rPr>
+          <w:lang w:val="png_PG" w:bidi="png_PG"/>
+        </w:rPr>
+        <w:t xml:space="preserve"> em ol man husat i save wok insait long </w:t>
+      </w:r>
+      <w:r>
+        <w:rPr>
+          <w:lang w:val="png_PG" w:bidi="png_PG"/>
+        </w:rPr>
+        <w:t>tempel</w:t>
+      </w:r>
+      <w:r>
+        <w:rPr>
+          <w:lang w:val="png_PG" w:bidi="png_PG"/>
+        </w:rPr>
+        <w:t xml:space="preserve"> bilong God long </w:t>
+      </w:r>
+      <w:r>
+        <w:rPr>
+          <w:lang w:val="png_PG" w:bidi="png_PG"/>
+        </w:rPr>
+        <w:t>Jerusalem</w:t>
+      </w:r>
+      <w:r>
+        <w:rPr>
+          <w:lang w:val="png_PG" w:bidi="png_PG"/>
+        </w:rPr>
+        <w:t xml:space="preserve">. Ol pris i save ofarim </w:t>
+      </w:r>
+      <w:r>
+        <w:rPr>
+          <w:lang w:val="png_PG" w:bidi="png_PG"/>
+        </w:rPr>
+        <w:t>ol sekrifais</w:t>
+      </w:r>
+      <w:r>
+        <w:rPr>
+          <w:lang w:val="png_PG" w:bidi="png_PG"/>
+        </w:rPr>
+        <w:t xml:space="preserve"> i go long God we ol manmeri i bringim i kam long ol. Ol i save lukautim tempel na tisim ol manmeri hau long </w:t>
+      </w:r>
+      <w:r>
+        <w:rPr>
+          <w:lang w:val="png_PG" w:bidi="png_PG"/>
+        </w:rPr>
+        <w:t>wosipim</w:t>
+      </w:r>
+      <w:r>
+        <w:rPr>
+          <w:lang w:val="png_PG" w:bidi="png_PG"/>
+        </w:rPr>
+        <w:t xml:space="preserve"> God. Ol pris em ol i stap namel long God na ol manmeri, na ol i mekim ol manmeri i ken kam long ai bilong God. Bikos ol manmeri i </w:t>
+      </w:r>
+      <w:r>
+        <w:rPr>
+          <w:lang w:val="png_PG" w:bidi="png_PG"/>
+        </w:rPr>
+        <w:t>pulap long sin</w:t>
+      </w:r>
+      <w:r>
+        <w:rPr>
+          <w:lang w:val="png_PG" w:bidi="png_PG"/>
+        </w:rPr>
+        <w:t xml:space="preserve">, ol i </w:t>
+      </w:r>
+      <w:r>
+        <w:rPr>
+          <w:lang w:val="png_PG" w:bidi="png_PG"/>
+        </w:rPr>
+        <w:t>no klin</w:t>
+      </w:r>
+      <w:r>
+        <w:rPr>
+          <w:lang w:val="png_PG" w:bidi="png_PG"/>
+        </w:rPr>
+        <w:t xml:space="preserve">. Insait long Baibel, long stap anklin o i no klin em i min olsem yu no fit long kam long ai bilong God. Ol manmeri i mas kamap klin pastaim. Wok bilong ol pris em long mekim ol manmeri i klin-long </w:t>
+      </w:r>
+      <w:r>
+        <w:rPr>
+          <w:lang w:val="png_PG" w:bidi="png_PG"/>
+        </w:rPr>
+        <w:t>purifaim</w:t>
+      </w:r>
+      <w:r>
+        <w:rPr>
+          <w:lang w:val="png_PG" w:bidi="png_PG"/>
+        </w:rPr>
+        <w:t xml:space="preserve"> ol. Ol pris i mekim dispela taim ol i makim ol manmeri na ofarim ol sekrifais na taim ol i tisim ol manmeri hau long stap.</w:t>
+      </w:r>
+    </w:p>
+    <w:p>
+      <w:pPr/>
+      <w:r>
+        <w:rPr>
+          <w:lang w:val="png_PG" w:bidi="png_PG"/>
+        </w:rPr>
+      </w:r>
+      <w:r>
+        <w:rPr>
+          <w:lang w:val="png_PG" w:bidi="png_PG"/>
+        </w:rPr>
+        <w:t xml:space="preserve">Wanpela bilong ol pris em ol i save kolim em </w:t>
       </w:r>
       <w:r>
         <w:rPr>
           <w:b/>
           <w:lang w:val="png_PG" w:bidi="png_PG"/>
         </w:rPr>
-        <w:t>hilim o oraitim</w:t>
-      </w:r>
-      <w:r>
-        <w:rPr>
-          <w:lang w:val="png_PG" w:bidi="png_PG"/>
-        </w:rPr>
-        <w:t xml:space="preserve"> man o meri long sait bilong bodi na long sait bilong spirit, na mekim em i orait gen long go bek long komyuniti. Dispela man em i kamap komplit na i sot long wanpela samting.</w:t>
+        <w:t>hai pris o het pris</w:t>
+      </w:r>
+      <w:r>
+        <w:rPr>
+          <w:lang w:val="png_PG" w:bidi="png_PG"/>
+        </w:rPr>
+        <w:t xml:space="preserve">. Dispela hai pris em i nambawan impoten pris. Hai pris em i gat wanpela impoten wok tru. Wanpela taim long wanpela yia i gat wanpela festival ol i kolim De bilong </w:t>
+      </w:r>
+      <w:r>
+        <w:rPr>
+          <w:b/>
+          <w:lang w:val="png_PG" w:bidi="png_PG"/>
+        </w:rPr>
+        <w:t>Atonmen</w:t>
+      </w:r>
+      <w:r>
+        <w:rPr>
+          <w:lang w:val="png_PG" w:bidi="png_PG"/>
+        </w:rPr>
+        <w:t xml:space="preserve">. Dispela em i min olsem "bikpela de bilong </w:t>
+      </w:r>
+      <w:r>
+        <w:rPr>
+          <w:lang w:val="png_PG" w:bidi="png_PG"/>
+        </w:rPr>
+        <w:t>fogivnes</w:t>
+      </w:r>
+      <w:r>
+        <w:rPr>
+          <w:lang w:val="png_PG" w:bidi="png_PG"/>
+        </w:rPr>
+        <w:t xml:space="preserve"> o stretim hevi na kamap wanbel gen." Long dispela de, hai pris i save makim olgeta manmeri bilong </w:t>
+      </w:r>
+      <w:r>
+        <w:rPr>
+          <w:lang w:val="png_PG" w:bidi="png_PG"/>
+        </w:rPr>
+        <w:t>Israel</w:t>
+      </w:r>
+      <w:r>
+        <w:rPr>
+          <w:lang w:val="png_PG" w:bidi="png_PG"/>
+        </w:rPr>
+        <w:t xml:space="preserve"> na ofarim wanpela sekrifais long askim long fogivnes bilong olgeta sin ol i bin mekim long yia i go pinis. Pastaim hai pris bai askim fogivnes long ol sin bilong em yet, na bihain long ol sin bilong olgeta manmeri. Hai pris i save kilim wanpela lemb o pikinini sipsip, na kisim blut i go insait long tempel. Dispela pat bilong tempel we i insait tru em ol i kolim </w:t>
+      </w:r>
+      <w:r>
+        <w:rPr>
+          <w:b/>
+          <w:lang w:val="png_PG" w:bidi="png_PG"/>
+        </w:rPr>
+        <w:t>Holi Ples Tru</w:t>
+      </w:r>
+      <w:r>
+        <w:rPr>
+          <w:lang w:val="png_PG" w:bidi="png_PG"/>
+        </w:rPr>
+        <w:t>. Dispela bikpela de bilong fogivnes em i wanpela taim long wanpela yia we wanpela man i ken go long dispela ples. Hai pris i save yusim blut bilong lemb we em i bin kilim na spredim dispela insait long Holi Ples Tru. Sin bilong ol manmeri i bin mekim holi tempel bilong God i no klin, na taim em i spredim blut long tempel, dispela tempel i kamap klin gen. Bikos long sekrifais bilong lemb, ol manmeri i ken gat rilesensip wantaim God.</w:t>
+      </w:r>
+    </w:p>
+    <w:p>
+      <w:pPr/>
+      <w:r>
+        <w:rPr>
+          <w:lang w:val="png_PG" w:bidi="png_PG"/>
+        </w:rPr>
+      </w:r>
+      <w:r>
+        <w:rPr>
+          <w:lang w:val="png_PG" w:bidi="png_PG"/>
+        </w:rPr>
+        <w:t xml:space="preserve">Bihain long Nupela Testamen, raita bilong buk bilong Hibru i komperim wok we Jisas i bin mekim wantaim wok bilong wanpela hai pris long bikpela de bilong fogivnes. Jisas i bin mekim ol manmeri i klin-wankain olsem hai pris i save mekim ol manmeri i klin. Jisas i mekim ol manmeri na God i ken gat rilesensip gen. Tasol Jisas i no bin kilim wanpela lemb long mekim dispela: Jisas em yet i bin dai. Olsem na Jisas em i lemb na em i hai pris tu! Tasol Jisas i no nid long askim long fogivnes bilong ol sin bilong em yet pastaim, bikos Jisas i no bin mekim wanpela sin. Na i no gat nid long mekim dispela sekrifais olgeta yia, Jisas i mekim dispela wanpela taim tasol na i pinis, long olgeta manmeri husat i </w:t>
+      </w:r>
+      <w:r>
+        <w:rPr>
+          <w:lang w:val="png_PG" w:bidi="png_PG"/>
+        </w:rPr>
+        <w:t>bilip</w:t>
+      </w:r>
+      <w:r>
+        <w:rPr>
+          <w:lang w:val="png_PG" w:bidi="png_PG"/>
+        </w:rPr>
+        <w:t xml:space="preserve"> long em.</w:t>
       </w:r>
       <w:r>
         <w:rPr>
@@ -539,7 +2028,292 @@
         <w:rPr>
           <w:lang w:val="png_PG" w:bidi="png_PG"/>
         </w:rPr>
-        <w:t>heart</w:t>
+        <w:t>holy</w:t>
+      </w:r>
+      <w:r>
+        <w:rPr>
+          <w:lang w:val="png_PG" w:bidi="png_PG"/>
+        </w:rPr>
+      </w:r>
+    </w:p>
+    <w:p>
+      <w:pPr/>
+      <w:r>
+        <w:rPr>
+          <w:lang w:val="png_PG" w:bidi="png_PG"/>
+        </w:rPr>
+      </w:r>
+      <w:r>
+        <w:rPr>
+          <w:lang w:val="png_PG" w:bidi="png_PG"/>
+        </w:rPr>
+        <w:t xml:space="preserve">God em i </w:t>
+      </w:r>
+      <w:r>
+        <w:rPr>
+          <w:b/>
+          <w:lang w:val="png_PG" w:bidi="png_PG"/>
+        </w:rPr>
+        <w:t>holi</w:t>
+      </w:r>
+      <w:r>
+        <w:rPr>
+          <w:lang w:val="png_PG" w:bidi="png_PG"/>
+        </w:rPr>
+        <w:t>-dispela em i min olsem God i gutpela olgeta, i piua olgeta, i pawaful, na i gat olgeta strong. Em i min olsem God em i gat olgeta samting, i komplit, na i no inap senis. Tasol nambawan long olgeta dispela samting, em i min olsem God em i God!</w:t>
+      </w:r>
+    </w:p>
+    <w:p>
+      <w:pPr/>
+      <w:r>
+        <w:rPr>
+          <w:lang w:val="png_PG" w:bidi="png_PG"/>
+        </w:rPr>
+      </w:r>
+      <w:r>
+        <w:rPr>
+          <w:lang w:val="png_PG" w:bidi="png_PG"/>
+        </w:rPr>
+        <w:t>Wanpela ples, man o meri, o samting we ol i dediketim i go long God em ol i kolim olsem em i holi. Dispela i min olsem dispela samting o man o meri em i bilong mekim spesel wok bilong God-em i no "komon" o "odineri," moa, na em i no bilong yusim long ol komon o odineri wok.</w:t>
+      </w:r>
+    </w:p>
+    <w:p>
+      <w:pPr/>
+      <w:r>
+        <w:rPr>
+          <w:lang w:val="png_PG" w:bidi="png_PG"/>
+        </w:rPr>
+      </w:r>
+      <w:r>
+        <w:rPr>
+          <w:lang w:val="png_PG" w:bidi="png_PG"/>
+        </w:rPr>
+        <w:t xml:space="preserve">Wanem ples God i stap long en em i holi. Ol manmeri, bikos ol i </w:t>
+      </w:r>
+      <w:r>
+        <w:rPr>
+          <w:lang w:val="png_PG" w:bidi="png_PG"/>
+        </w:rPr>
+        <w:t>pulap long sin</w:t>
+      </w:r>
+      <w:r>
+        <w:rPr>
+          <w:lang w:val="png_PG" w:bidi="png_PG"/>
+        </w:rPr>
+        <w:t xml:space="preserve">, em ol i no inap long kam long God. God i ken kilim ol sapos ol i mekim olsem! Insait long Olpela Testamen, God i bin mekim </w:t>
+      </w:r>
+      <w:r>
+        <w:rPr>
+          <w:lang w:val="png_PG" w:bidi="png_PG"/>
+        </w:rPr>
+        <w:t>ol Israel</w:t>
+      </w:r>
+      <w:r>
+        <w:rPr>
+          <w:lang w:val="png_PG" w:bidi="png_PG"/>
+        </w:rPr>
+        <w:t xml:space="preserve"> i ken kam long em long seif we taim ol i </w:t>
+      </w:r>
+      <w:r>
+        <w:rPr>
+          <w:lang w:val="png_PG" w:bidi="png_PG"/>
+        </w:rPr>
+        <w:t>wosipim</w:t>
+      </w:r>
+      <w:r>
+        <w:rPr>
+          <w:lang w:val="png_PG" w:bidi="png_PG"/>
+        </w:rPr>
+        <w:t xml:space="preserve"> em long </w:t>
+      </w:r>
+      <w:r>
+        <w:rPr>
+          <w:lang w:val="png_PG" w:bidi="png_PG"/>
+        </w:rPr>
+        <w:t>tempel</w:t>
+      </w:r>
+      <w:r>
+        <w:rPr>
+          <w:lang w:val="png_PG" w:bidi="png_PG"/>
+        </w:rPr>
+        <w:t xml:space="preserve">. Sapos ol manmeri i bihainim ol rul we God i bin givim long ol long hau ol i mas kam long em, ol bai seif. Ol Israel i nid long bihainim sampela kastom pasin long mekim ol i orait long ai bilong God. Dispela em ol i save kolim "purifaim ol yet" o "kamap </w:t>
+      </w:r>
+      <w:r>
+        <w:rPr>
+          <w:lang w:val="png_PG" w:bidi="png_PG"/>
+        </w:rPr>
+        <w:t>klin</w:t>
+      </w:r>
+      <w:r>
+        <w:rPr>
+          <w:lang w:val="png_PG" w:bidi="png_PG"/>
+        </w:rPr>
+        <w:t xml:space="preserve">." Ol dispela kastom wok em ol pasin bilong waswas, wasim klos, na stap longwe long sampela kain kaikai o wok. Na tu, ol manmeri i nid long ofarim </w:t>
+      </w:r>
+      <w:r>
+        <w:rPr>
+          <w:lang w:val="png_PG" w:bidi="png_PG"/>
+        </w:rPr>
+        <w:t>ol sekrifais</w:t>
+      </w:r>
+      <w:r>
+        <w:rPr>
+          <w:lang w:val="png_PG" w:bidi="png_PG"/>
+        </w:rPr>
+        <w:t xml:space="preserve"> long God. Ol dispela ol rul long stap klin long wosipim God i mekim ol manmeri i tingim olsem God em i holi na em i narapela kain tru long ol yet.</w:t>
+      </w:r>
+    </w:p>
+    <w:p>
+      <w:pPr/>
+      <w:r>
+        <w:rPr>
+          <w:lang w:val="png_PG" w:bidi="png_PG"/>
+        </w:rPr>
+      </w:r>
+      <w:r>
+        <w:rPr>
+          <w:lang w:val="png_PG" w:bidi="png_PG"/>
+        </w:rPr>
+        <w:t xml:space="preserve">God i bin makim ol Israel long stap olsem ol holi manmeri bilong em na long mekim ol wok bilong God. Olsem na ol Israel i nid long stap narapela kain long ol narapela </w:t>
+      </w:r>
+      <w:r>
+        <w:rPr>
+          <w:lang w:val="png_PG" w:bidi="png_PG"/>
+        </w:rPr>
+        <w:t>nesen</w:t>
+      </w:r>
+      <w:r>
+        <w:rPr>
+          <w:lang w:val="png_PG" w:bidi="png_PG"/>
+        </w:rPr>
+        <w:t xml:space="preserve"> we i stap raun long ol. Long stap holi, ol i nid long wosipim God long raitpela we. Ol i nid long bihainim ol </w:t>
+      </w:r>
+      <w:r>
+        <w:rPr>
+          <w:lang w:val="png_PG" w:bidi="png_PG"/>
+        </w:rPr>
+        <w:t>komanmen</w:t>
+      </w:r>
+      <w:r>
+        <w:rPr>
+          <w:lang w:val="png_PG" w:bidi="png_PG"/>
+        </w:rPr>
+        <w:t xml:space="preserve"> bilong God, we i gat pasin bilong soim laikim long wanpela narapela na </w:t>
+      </w:r>
+      <w:r>
+        <w:rPr>
+          <w:lang w:val="png_PG" w:bidi="png_PG"/>
+        </w:rPr>
+        <w:t>pasin we i stret na i no wansait</w:t>
+      </w:r>
+      <w:r>
+        <w:rPr>
+          <w:lang w:val="png_PG" w:bidi="png_PG"/>
+        </w:rPr>
+        <w:t>.</w:t>
+      </w:r>
+    </w:p>
+    <w:p>
+      <w:pPr/>
+      <w:r>
+        <w:rPr>
+          <w:lang w:val="png_PG" w:bidi="png_PG"/>
+        </w:rPr>
+      </w:r>
+      <w:r>
+        <w:rPr>
+          <w:lang w:val="png_PG" w:bidi="png_PG"/>
+        </w:rPr>
+        <w:t>Ol samting em ol i ken stap holi tu. Ol i kamap holi sapos ol manmeri i yusim ol long wosipim God. Wanpela objek o samting we ol i mekim holi em ol i ken yusim long wosipim God tasol na ol i no ken yusim long mekim ol odineri wok nating.</w:t>
+      </w:r>
+    </w:p>
+    <w:p>
+      <w:pPr/>
+      <w:r>
+        <w:rPr>
+          <w:lang w:val="png_PG" w:bidi="png_PG"/>
+        </w:rPr>
+      </w:r>
+      <w:r>
+        <w:rPr>
+          <w:lang w:val="png_PG" w:bidi="png_PG"/>
+        </w:rPr>
+        <w:t>Insait long Nupela Testamen, ol i bin kolim Jisas holi bikos em i God. Olgeta samting we i tru long God em i tru tu long Jisas.</w:t>
+      </w:r>
+    </w:p>
+    <w:p>
+      <w:pPr/>
+      <w:r>
+        <w:rPr>
+          <w:lang w:val="png_PG" w:bidi="png_PG"/>
+        </w:rPr>
+      </w:r>
+      <w:r>
+        <w:rPr>
+          <w:lang w:val="png_PG" w:bidi="png_PG"/>
+        </w:rPr>
+        <w:t>Holi Spirit</w:t>
+      </w:r>
+      <w:r>
+        <w:rPr>
+          <w:lang w:val="png_PG" w:bidi="png_PG"/>
+        </w:rPr>
+        <w:t xml:space="preserve"> em ol i kolim holi bikos em i spirit bilong God.</w:t>
+      </w:r>
+    </w:p>
+    <w:p>
+      <w:pPr/>
+      <w:r>
+        <w:rPr>
+          <w:lang w:val="png_PG" w:bidi="png_PG"/>
+        </w:rPr>
+      </w:r>
+      <w:r>
+        <w:rPr>
+          <w:lang w:val="png_PG" w:bidi="png_PG"/>
+        </w:rPr>
+        <w:t xml:space="preserve">Taim ol manmeri i stat long trastim Jisas na kisim Holi Spirit, ol i kamap holi tu. Wankain olsem God i bin singautim ol Israel long stap olsem ol holi manmeri, em nau i singautim olgeta pikinini bilong em long stap olsem ol holi manmeri. Taim ol manmeri i stat long bihainim Jisas, Holi Spirit i mekim wok insait long hat bilong ol long senisim ol long kamap moa na moa olsem Jisas, long mekim ol i kamap moa na moa holi, o setim ol apat long mekim spesel wok bilong God. Dispela wok bilong Holi Spirit em ol i kolim </w:t>
+      </w:r>
+      <w:r>
+        <w:rPr>
+          <w:lang w:val="png_PG" w:bidi="png_PG"/>
+        </w:rPr>
+        <w:t>sengtifikesen</w:t>
+      </w:r>
+      <w:r>
+        <w:rPr>
+          <w:lang w:val="png_PG" w:bidi="png_PG"/>
+        </w:rPr>
+        <w:t>.</w:t>
+      </w:r>
+      <w:r>
+        <w:rPr>
+          <w:lang w:val="png_PG" w:bidi="png_PG"/>
+        </w:rPr>
+      </w:r>
+      <w:r>
+        <w:rPr>
+          <w:lang w:val="png_PG" w:bidi="png_PG"/>
+        </w:rPr>
+      </w:r>
+    </w:p>
+    <w:p>
+      <w:pPr/>
+      <w:r>
+        <w:rPr>
+          <w:lang w:val="png_PG" w:bidi="png_PG"/>
+        </w:rPr>
+      </w:r>
+    </w:p>
+    <w:p>
+      <w:pPr>
+        <w:pStyle w:val="Heading2"/>
+      </w:pPr>
+      <w:r>
+        <w:rPr>
+          <w:lang w:val="png_PG" w:bidi="png_PG"/>
+        </w:rPr>
+        <w:t>holy-spirit</w:t>
       </w:r>
       <w:r>
         <w:rPr>
@@ -565,59 +2339,344 @@
           <w:b/>
           <w:lang w:val="png_PG" w:bidi="png_PG"/>
         </w:rPr>
-        <w:t>Hat</w:t>
-      </w:r>
-      <w:r>
-        <w:rPr>
-          <w:lang w:val="png_PG" w:bidi="png_PG"/>
-        </w:rPr>
-        <w:t xml:space="preserve"> em i wanpela masol insait long bodi bilong yumi we i save mekim blut i ron, tasol insait long Baibel hat em ol i yusim olsem tok piksa long ples we ol tingting, filings na disisen bilong wanpela man o meri i save kamap. Wanpela man o meri we i gat "wiked hat" i save tingting long ol </w:t>
-      </w:r>
-      <w:hyperlink r:id="rId20">
-        <w:r>
-          <w:rPr>
-            <w:lang w:val="png_PG" w:bidi="png_PG"/>
-          </w:rPr>
-          <w:rPr>
-            <w:color w:val="0000EE"/>
-            <w:u w:val="single"/>
-          </w:rPr>
-          <w:t>ivel</w:t>
-        </w:r>
-      </w:hyperlink>
-      <w:r>
-        <w:rPr>
-          <w:lang w:val="png_PG" w:bidi="png_PG"/>
-        </w:rPr>
-        <w:t xml:space="preserve"> samting na mekim ol ivel disisen. Wanpela man o meri wantaim wanpela "gutpela hat" i save laik long mekim ol raitpela samting, na i save pilim wari taim em i </w:t>
+        <w:t>Holi Spirit</w:t>
+      </w:r>
+      <w:r>
+        <w:rPr>
+          <w:lang w:val="png_PG" w:bidi="png_PG"/>
+        </w:rPr>
+        <w:t xml:space="preserve"> em i </w:t>
       </w:r>
       <w:r>
         <w:rPr>
           <w:b/>
           <w:lang w:val="png_PG" w:bidi="png_PG"/>
         </w:rPr>
-        <w:t>mekim sin</w:t>
-      </w:r>
-      <w:r>
-        <w:rPr>
-          <w:lang w:val="png_PG" w:bidi="png_PG"/>
-        </w:rPr>
-        <w:t>. Wanpela man o meri we i gat "hatpela hat" i no save laik long putim yau na harim wanem samting God i tokim em long mekim. Wanpela man o meri we hat bilong em i pulap long joi i save pilim bikpela amamas.</w:t>
-      </w:r>
-    </w:p>
-    <w:p>
-      <w:pPr/>
-      <w:r>
-        <w:rPr>
-          <w:lang w:val="png_PG" w:bidi="png_PG"/>
-        </w:rPr>
+        <w:t>Spirit bilong God</w:t>
+      </w:r>
+      <w:r>
+        <w:rPr>
+          <w:lang w:val="png_PG" w:bidi="png_PG"/>
+        </w:rPr>
+        <w:t xml:space="preserve">. Sampela taim Baibel i save kolim dispela Spirit olsem Spirit bilong God, </w:t>
       </w:r>
       <w:r>
         <w:rPr>
           <w:b/>
           <w:lang w:val="png_PG" w:bidi="png_PG"/>
         </w:rPr>
-        <w:t>Taim yu wok long trensletim "hat", yu mas lukaut long ol dispela samting</w:t>
+        <w:t>Spirit bilong Bikpela</w:t>
+      </w:r>
+      <w:r>
+        <w:rPr>
+          <w:lang w:val="png_PG" w:bidi="png_PG"/>
+        </w:rPr>
+        <w:t xml:space="preserve">, o sampela taim em i kolim em </w:t>
+      </w:r>
+      <w:r>
+        <w:rPr>
+          <w:b/>
+          <w:lang w:val="png_PG" w:bidi="png_PG"/>
+        </w:rPr>
+        <w:t>Spirit</w:t>
+      </w:r>
+      <w:r>
+        <w:rPr>
+          <w:lang w:val="png_PG" w:bidi="png_PG"/>
+        </w:rPr>
+        <w:t>tasol.</w:t>
+      </w:r>
+    </w:p>
+    <w:p>
+      <w:pPr/>
+      <w:r>
+        <w:rPr>
+          <w:lang w:val="png_PG" w:bidi="png_PG"/>
+        </w:rPr>
+      </w:r>
+      <w:r>
+        <w:rPr>
+          <w:lang w:val="png_PG" w:bidi="png_PG"/>
+        </w:rPr>
+        <w:t xml:space="preserve">Spirit bilong God em i pawa we i kam long God. Dispela pawa i save krietim ol samting, givim laip, pefomim </w:t>
+      </w:r>
+      <w:r>
+        <w:rPr>
+          <w:lang w:val="png_PG" w:bidi="png_PG"/>
+        </w:rPr>
+        <w:t>ol mirakel</w:t>
+      </w:r>
+      <w:r>
+        <w:rPr>
+          <w:lang w:val="png_PG" w:bidi="png_PG"/>
+        </w:rPr>
+        <w:t>, na senisim ol manmeri.</w:t>
+      </w:r>
+    </w:p>
+    <w:p>
+      <w:pPr/>
+      <w:r>
+        <w:rPr>
+          <w:lang w:val="png_PG" w:bidi="png_PG"/>
+        </w:rPr>
+      </w:r>
+      <w:r>
+        <w:rPr>
+          <w:lang w:val="png_PG" w:bidi="png_PG"/>
+        </w:rPr>
+        <w:t xml:space="preserve">Taim spirit bilong God i kam antap long wanpela man o meri, dispela man o meri i save kisim wanpela spesel pawa o em i inap long mekim spesel samting. Dispela em ken minim fisikel strong, spesel </w:t>
+      </w:r>
+      <w:r>
+        <w:rPr>
+          <w:lang w:val="png_PG" w:bidi="png_PG"/>
+        </w:rPr>
+        <w:t>wisdom</w:t>
+      </w:r>
+      <w:r>
+        <w:rPr>
+          <w:lang w:val="png_PG" w:bidi="png_PG"/>
+        </w:rPr>
+        <w:t xml:space="preserve">, o wanpela klia andastending long wanem samting God i laikim. Holi Spirit i save givim ol mesej bilong God i go long </w:t>
+      </w:r>
+      <w:r>
+        <w:rPr>
+          <w:lang w:val="png_PG" w:bidi="png_PG"/>
+        </w:rPr>
+        <w:t>ol profet</w:t>
+      </w:r>
+      <w:r>
+        <w:rPr>
+          <w:lang w:val="png_PG" w:bidi="png_PG"/>
+        </w:rPr>
+        <w:t>, na ol profet i save serim wantaim ol manmeri.</w:t>
+      </w:r>
+    </w:p>
+    <w:p>
+      <w:pPr/>
+      <w:r>
+        <w:rPr>
+          <w:lang w:val="png_PG" w:bidi="png_PG"/>
+        </w:rPr>
+      </w:r>
+      <w:r>
+        <w:rPr>
+          <w:lang w:val="png_PG" w:bidi="png_PG"/>
+        </w:rPr>
+        <w:t xml:space="preserve">Holi Spirit i mekim ol manmeri i ken kamap ol folowa bilong Jisas. Taim ol manmeri i stat long bihainim Jisas, Holi Spirit bai wok insait long hat bilong ol long helpim ol long mekim ol pasin we i moa na moa olsem Jisas na mekim ol i moa na moa </w:t>
+      </w:r>
+      <w:r>
+        <w:rPr>
+          <w:lang w:val="png_PG" w:bidi="png_PG"/>
+        </w:rPr>
+        <w:t>holi</w:t>
+      </w:r>
+      <w:r>
+        <w:rPr>
+          <w:lang w:val="png_PG" w:bidi="png_PG"/>
+        </w:rPr>
+        <w:t xml:space="preserve">. Dispela wok bilong Holi Spirit em ol i kolim </w:t>
+      </w:r>
+      <w:r>
+        <w:rPr>
+          <w:lang w:val="png_PG" w:bidi="png_PG"/>
+        </w:rPr>
+        <w:t>sengtifikesen</w:t>
+      </w:r>
+      <w:r>
+        <w:rPr>
+          <w:lang w:val="png_PG" w:bidi="png_PG"/>
+        </w:rPr>
+        <w:t>.</w:t>
+      </w:r>
+    </w:p>
+    <w:p>
+      <w:pPr/>
+      <w:r>
+        <w:rPr>
+          <w:lang w:val="png_PG" w:bidi="png_PG"/>
+        </w:rPr>
+      </w:r>
+      <w:r>
+        <w:rPr>
+          <w:lang w:val="png_PG" w:bidi="png_PG"/>
+        </w:rPr>
+        <w:t xml:space="preserve">Holi Spirit em i no wanpela pawa tasol, em i wanpela man tu. Yumi save long dispela bikos Baibel i tok olsem yumi ken mekim Holi Spriti i wari. Holi Spirit em i pat bilong Triniti-God husat i wanpela, tasol i gat tripela man. God papa, God pikinini na God Holi Spirit em ol tripela narapela narapela man, tasol olgeta i wanpela God. Yumi ken lukim olgeta tripela memba bilong Triniti wantaim long </w:t>
+      </w:r>
+      <w:r>
+        <w:rPr>
+          <w:lang w:val="png_PG" w:bidi="png_PG"/>
+        </w:rPr>
+        <w:t>taim bilong baptais</w:t>
+      </w:r>
+      <w:r>
+        <w:rPr>
+          <w:lang w:val="png_PG" w:bidi="png_PG"/>
+        </w:rPr>
+        <w:t xml:space="preserve">, taim Holi Spirit i kam daun long Jisas na vois bilong God i toktok long </w:t>
+      </w:r>
+      <w:r>
+        <w:rPr>
+          <w:lang w:val="png_PG" w:bidi="png_PG"/>
+        </w:rPr>
+        <w:t>heven</w:t>
+      </w:r>
+      <w:r>
+        <w:rPr>
+          <w:lang w:val="png_PG" w:bidi="png_PG"/>
+        </w:rPr>
+        <w:t xml:space="preserve">. Baibel i no bin yusim dispela wod Triniti long wanpela hap, tasol </w:t>
+      </w:r>
+      <w:r>
+        <w:rPr>
+          <w:lang w:val="png_PG" w:bidi="png_PG"/>
+        </w:rPr>
+        <w:t>sios</w:t>
+      </w:r>
+      <w:r>
+        <w:rPr>
+          <w:lang w:val="png_PG" w:bidi="png_PG"/>
+        </w:rPr>
+        <w:t xml:space="preserve"> i stat long yusim dispela wod sampela jeneresen bihain long Jisas i go bek long </w:t>
+      </w:r>
+      <w:r>
+        <w:rPr>
+          <w:lang w:val="png_PG" w:bidi="png_PG"/>
+        </w:rPr>
+        <w:t>heven</w:t>
+      </w:r>
+      <w:r>
+        <w:rPr>
+          <w:lang w:val="png_PG" w:bidi="png_PG"/>
+        </w:rPr>
+        <w:t xml:space="preserve"> long diksraibim misteri bilong God i stap olsem tripela na wanpela.</w:t>
+      </w:r>
+    </w:p>
+    <w:p>
+      <w:pPr/>
+      <w:r>
+        <w:rPr>
+          <w:lang w:val="png_PG" w:bidi="png_PG"/>
+        </w:rPr>
+      </w:r>
+      <w:r>
+        <w:rPr>
+          <w:lang w:val="png_PG" w:bidi="png_PG"/>
+        </w:rPr>
+        <w:t>Insait long tok ples we ol i raitim Baibel long en, dispela wod spirit em i seim olsem dispela wod bilong "win i blo" na "win yumi save pulim na stap laip." Yumi ken andastendim wai ol dispela wod i wankain liklik: Olgeta dispela samting em yumi no inap long lukim na yumi hat long save, tasol ol i impoten tru.</w:t>
+      </w:r>
+    </w:p>
+    <w:p>
+      <w:pPr/>
+      <w:r>
+        <w:rPr>
+          <w:lang w:val="png_PG" w:bidi="png_PG"/>
+        </w:rPr>
+      </w:r>
+      <w:r>
+        <w:rPr>
+          <w:lang w:val="png_PG" w:bidi="png_PG"/>
+        </w:rPr>
+        <w:t>Sampela taim, em i no klia long sampela hap bilong Baibel, dispela em i minim "spirit," "win i blo," o "win we yumi save pulim." Dispela wod em i ken minim olgeta dispela samting na i givim naispela mining we i dip moa long wanwan hap bilong Baibel.</w:t>
+      </w:r>
+      <w:r>
+        <w:rPr>
+          <w:lang w:val="png_PG" w:bidi="png_PG"/>
+        </w:rPr>
+      </w:r>
+      <w:r>
+        <w:rPr>
+          <w:lang w:val="png_PG" w:bidi="png_PG"/>
+        </w:rPr>
+      </w:r>
+    </w:p>
+    <w:p>
+      <w:pPr/>
+      <w:r>
+        <w:rPr>
+          <w:lang w:val="png_PG" w:bidi="png_PG"/>
+        </w:rPr>
+      </w:r>
+    </w:p>
+    <w:p>
+      <w:pPr>
+        <w:pStyle w:val="Heading2"/>
+      </w:pPr>
+      <w:r>
+        <w:rPr>
+          <w:lang w:val="png_PG" w:bidi="png_PG"/>
+        </w:rPr>
+        <w:t>hosanna</w:t>
+      </w:r>
+      <w:r>
+        <w:rPr>
+          <w:lang w:val="png_PG" w:bidi="png_PG"/>
+        </w:rPr>
+      </w:r>
+    </w:p>
+    <w:p>
+      <w:pPr/>
+      <w:r>
+        <w:rPr>
+          <w:lang w:val="png_PG" w:bidi="png_PG"/>
+        </w:rPr>
+      </w:r>
+      <w:r>
+        <w:rPr>
+          <w:lang w:val="png_PG" w:bidi="png_PG"/>
+        </w:rPr>
+        <w:t xml:space="preserve">Insait long Olpela Testamen, dispela wod </w:t>
+      </w:r>
+      <w:r>
+        <w:rPr>
+          <w:b/>
+          <w:lang w:val="png_PG" w:bidi="png_PG"/>
+        </w:rPr>
+        <w:t>Hosana</w:t>
+      </w:r>
+      <w:r>
+        <w:rPr>
+          <w:lang w:val="png_PG" w:bidi="png_PG"/>
+        </w:rPr>
+        <w:t xml:space="preserve"> em i min olsem "seivim mipela o kisim bek mipela." Yumi ken harim dispela wod insait long Buk Song 118. Insait long Buk Song, singa i askim God long seivim ol manmeri, na em i stat long </w:t>
+      </w:r>
+      <w:r>
+        <w:rPr>
+          <w:lang w:val="png_PG" w:bidi="png_PG"/>
+        </w:rPr>
+        <w:t>preisim</w:t>
+      </w:r>
+      <w:r>
+        <w:rPr>
+          <w:lang w:val="png_PG" w:bidi="png_PG"/>
+        </w:rPr>
+        <w:t xml:space="preserve"> God. Bikos dispela wod i stap long Buk Song, long taim bilong Nupela Testamen manmeri i yusim wod Hosana olsem wanpela we bilong preisim God wantaim bikpela amamas, bikos ol i gat trast olsem God bai </w:t>
+      </w:r>
+      <w:r>
+        <w:rPr>
+          <w:lang w:val="png_PG" w:bidi="png_PG"/>
+        </w:rPr>
+        <w:t>seivim</w:t>
+      </w:r>
+      <w:r>
+        <w:rPr>
+          <w:lang w:val="png_PG" w:bidi="png_PG"/>
+        </w:rPr>
+        <w:t xml:space="preserve"> ol klostu taim. Mining bilong wod Hosana long Nupela Testamen em "preisim God."</w:t>
+      </w:r>
+    </w:p>
+    <w:p>
+      <w:pPr/>
+      <w:r>
+        <w:rPr>
+          <w:lang w:val="png_PG" w:bidi="png_PG"/>
+        </w:rPr>
+      </w:r>
+      <w:r>
+        <w:rPr>
+          <w:b/>
+          <w:lang w:val="png_PG" w:bidi="png_PG"/>
+        </w:rPr>
+        <w:t>Taim yu wok long trensletim "hosana", yu mas lukaut long ol dispela samting</w:t>
       </w:r>
       <w:r>
         <w:rPr>
@@ -637,107 +2696,162 @@
         <w:rPr>
           <w:lang w:val="png_PG" w:bidi="png_PG"/>
         </w:rPr>
-        <w:t xml:space="preserve">Yu mas no ken trensletim wod "hat" wantaim wod we ol i save yusim long tok ples bilong yu long pat bilong bodi we i save pamim blut, </w:t>
+        <w:t>Yu ken trensletim Hosana olsem "preisim God!" Yu ken mekim klia long ol lain i harim olsem ol manmeri husat i preisim God wantaim dispela wod em ol i amamas tru na i bel kirap tru.</w:t>
+      </w:r>
+    </w:p>
+    <w:p>
+      <w:pPr/>
+      <w:r>
+        <w:rPr>
+          <w:lang w:val="png_PG" w:bidi="png_PG"/>
+        </w:rPr>
+      </w:r>
+      <w:r>
+        <w:rPr>
+          <w:lang w:val="png_PG" w:bidi="png_PG"/>
+        </w:rPr>
+        <w:t>Sampela trensleta i laik mekimap wanpela wod long tok ples bilong ol we i saun olsem "Hosana." Sapos yu laik long mekim dispela, yu mas tokaut tu olsem wanpela taim, dispela wod i bin min olsem "preisim God."</w:t>
+      </w:r>
+      <w:r>
+        <w:rPr>
+          <w:lang w:val="png_PG" w:bidi="png_PG"/>
+        </w:rPr>
+      </w:r>
+      <w:r>
+        <w:rPr>
+          <w:lang w:val="png_PG" w:bidi="png_PG"/>
+        </w:rPr>
+      </w:r>
+    </w:p>
+    <w:p>
+      <w:pPr/>
+      <w:r>
+        <w:rPr>
+          <w:lang w:val="png_PG" w:bidi="png_PG"/>
+        </w:rPr>
+      </w:r>
+    </w:p>
+    <w:p>
+      <w:pPr>
+        <w:pStyle w:val="Heading2"/>
+      </w:pPr>
+      <w:r>
+        <w:rPr>
+          <w:lang w:val="png_PG" w:bidi="png_PG"/>
+        </w:rPr>
+        <w:t>household</w:t>
+      </w:r>
+      <w:r>
+        <w:rPr>
+          <w:lang w:val="png_PG" w:bidi="png_PG"/>
+        </w:rPr>
+      </w:r>
+    </w:p>
+    <w:p>
+      <w:pPr/>
+      <w:r>
+        <w:rPr>
+          <w:lang w:val="png_PG" w:bidi="png_PG"/>
+        </w:rPr>
+      </w:r>
+      <w:r>
+        <w:rPr>
+          <w:lang w:val="png_PG" w:bidi="png_PG"/>
+        </w:rPr>
+        <w:t xml:space="preserve">Insait long Baibel, wanpela </w:t>
       </w:r>
       <w:r>
         <w:rPr>
           <w:b/>
           <w:lang w:val="png_PG" w:bidi="png_PG"/>
         </w:rPr>
-        <w:t>sapos</w:t>
-      </w:r>
-      <w:r>
-        <w:rPr>
-          <w:lang w:val="png_PG" w:bidi="png_PG"/>
-        </w:rPr>
-        <w:t xml:space="preserve"> dispela wod em ol i no save yusim long toktok long ol tingting na ol filings insait long tok ples bilong yu. Yusim wanpela wod we ol i save yusim long tok ples bilong yu long toktok long ol tingting, filings na laik bilong wanpela man o meri.</w:t>
-      </w:r>
-    </w:p>
-    <w:p>
-      <w:pPr/>
-      <w:r>
-        <w:rPr>
-          <w:lang w:val="png_PG" w:bidi="png_PG"/>
-        </w:rPr>
-      </w:r>
-      <w:r>
-        <w:rPr>
-          <w:lang w:val="png_PG" w:bidi="png_PG"/>
-        </w:rPr>
-        <w:t xml:space="preserve">Long </w:t>
-      </w:r>
-      <w:hyperlink r:id="rId21">
-        <w:r>
-          <w:rPr>
-            <w:lang w:val="png_PG" w:bidi="png_PG"/>
-          </w:rPr>
-          <w:rPr>
-            <w:color w:val="0000EE"/>
-            <w:u w:val="single"/>
-          </w:rPr>
-          <w:t>Hibru</w:t>
-        </w:r>
-      </w:hyperlink>
-      <w:r>
-        <w:rPr>
-          <w:lang w:val="png_PG" w:bidi="png_PG"/>
-        </w:rPr>
-        <w:t xml:space="preserve">, dispela tok ples bilong Olpela Testamen, wod bilong "hat" em i seim olsem wod bilong "maind." Long </w:t>
+        <w:t>haushold</w:t>
+      </w:r>
+      <w:r>
+        <w:rPr>
+          <w:lang w:val="png_PG" w:bidi="png_PG"/>
+        </w:rPr>
+        <w:t xml:space="preserve"> em i min olgeta manmeri husat i stap wantaim insait long wanpela </w:t>
       </w:r>
       <w:r>
         <w:rPr>
           <w:b/>
           <w:lang w:val="png_PG" w:bidi="png_PG"/>
         </w:rPr>
-        <w:t>Grik</w:t>
-      </w:r>
-      <w:r>
-        <w:rPr>
-          <w:lang w:val="png_PG" w:bidi="png_PG"/>
-        </w:rPr>
-        <w:t>, dispela tok ples bilong Nupela Testamen, ol dispela tupela em tupela narapela wod. Long Grik tok ples, wod bilong "hat" em i fokas moa long ol filings, na wod bilong "maind" em i fokas moa long ol tingting, save, na laik bilong wanpela man o meri.</w:t>
-      </w:r>
-    </w:p>
-    <w:p>
-      <w:pPr/>
-      <w:r>
-        <w:rPr>
-          <w:lang w:val="png_PG" w:bidi="png_PG"/>
-        </w:rPr>
-      </w:r>
-      <w:r>
-        <w:rPr>
-          <w:lang w:val="png_PG" w:bidi="png_PG"/>
-        </w:rPr>
-        <w:t>Sapos tok ples bilong yu i gat wanpela wod long dispela, olsem Hibru, yu ken yusim seim wod long wanwan taim. Sapos tok ples bilong yu i gat tupela narapela narapela wod long Grik- o ating tripela o fopela wod-yu bai nid long yusim ol narapela narapela wod, dipen long wanwan hap bilong Baibel.</w:t>
-      </w:r>
-    </w:p>
-    <w:p>
-      <w:pPr/>
-      <w:r>
-        <w:rPr>
-          <w:lang w:val="png_PG" w:bidi="png_PG"/>
-        </w:rPr>
-      </w:r>
-      <w:r>
-        <w:rPr>
-          <w:lang w:val="png_PG" w:bidi="png_PG"/>
-        </w:rPr>
-        <w:t>Plis tingim olsem yu nid long gat wanpela wod long "maind," "soul," na long "spirit." Dispela ol wod hat, maind, soul na spirit olgeta i toktok long insait pat bilong man yumi no inap long lukim, tasol wanwan bilong ol i gat narapela yus bilong ol. Yu ken putim yau na harim ol eksplenesen bilong wanwan bilong ol dispela wod, na bihain diskasim olgeta dispela fopela wod wantaim. Na bihain yu ken mekim wanpela disisen long hau yu bai trensletim wanwan bilong ol dispela wod. Tasol tingim olsem wanwan bilong ol dispela hap bilong Baibel em yu bai nid long tingting gen sapos yu bin makim raitpela tenslesen.</w:t>
-      </w:r>
-    </w:p>
-    <w:p>
-      <w:pPr/>
-      <w:r>
-        <w:rPr>
-          <w:lang w:val="png_PG" w:bidi="png_PG"/>
-        </w:rPr>
-      </w:r>
-      <w:r>
-        <w:rPr>
-          <w:lang w:val="png_PG" w:bidi="png_PG"/>
-        </w:rPr>
-        <w:t>Long samaraisim o pinisim ol toktok:</w:t>
+        <w:t>haus</w:t>
+      </w:r>
+      <w:r>
+        <w:rPr>
+          <w:lang w:val="png_PG" w:bidi="png_PG"/>
+        </w:rPr>
+        <w:t xml:space="preserve">. Papa em planti taim em i stap olsem het bilong haushold. Haushold em i toktok long meri bilong dispela man, ol pikinini, ol pikinini meri we i no marit yet, na ol man we i marit wantaim ol meri na pikinini bilong ol. I ken i gat ol narapela wantok i stap wantaim ol tu. Sapos wanpela famili i gat </w:t>
+      </w:r>
+      <w:r>
+        <w:rPr>
+          <w:b/>
+          <w:lang w:val="png_PG" w:bidi="png_PG"/>
+        </w:rPr>
+        <w:t>ol wokmanmeri</w:t>
+      </w:r>
+      <w:r>
+        <w:rPr>
+          <w:lang w:val="png_PG" w:bidi="png_PG"/>
+        </w:rPr>
+        <w:t xml:space="preserve"> o </w:t>
+      </w:r>
+      <w:r>
+        <w:rPr>
+          <w:b/>
+          <w:lang w:val="png_PG" w:bidi="png_PG"/>
+        </w:rPr>
+        <w:t>ol sleiv</w:t>
+      </w:r>
+      <w:r>
+        <w:rPr>
+          <w:lang w:val="png_PG" w:bidi="png_PG"/>
+        </w:rPr>
+        <w:t>, orait ol tu i pat bilong dispela haushold.</w:t>
+      </w:r>
+    </w:p>
+    <w:p>
+      <w:pPr/>
+      <w:r>
+        <w:rPr>
+          <w:lang w:val="png_PG" w:bidi="png_PG"/>
+        </w:rPr>
+      </w:r>
+      <w:r>
+        <w:rPr>
+          <w:lang w:val="png_PG" w:bidi="png_PG"/>
+        </w:rPr>
+        <w:t>Ol manmeri i save yusim wod "haus" tu na i no "haushold." Sapos wanpela man o meri i tok "mi na haus bilong mi," ol i minim "mi na olgeta manmeri insait long haus bilong mi."</w:t>
+      </w:r>
+    </w:p>
+    <w:p>
+      <w:pPr/>
+      <w:r>
+        <w:rPr>
+          <w:lang w:val="png_PG" w:bidi="png_PG"/>
+        </w:rPr>
+      </w:r>
+      <w:r>
+        <w:rPr>
+          <w:lang w:val="png_PG" w:bidi="png_PG"/>
+        </w:rPr>
+        <w:t xml:space="preserve">Ol manmeri i ken yusim wod haushold, o haus, long minim wanpela bikpela grup manmeri husat i no save stap insait long seim haus, tasol ol i gat wanpela samting we i komon namel long ol. Eksampel, </w:t>
+      </w:r>
+      <w:r>
+        <w:rPr>
+          <w:b/>
+          <w:lang w:val="png_PG" w:bidi="png_PG"/>
+        </w:rPr>
+        <w:t>ol Israel</w:t>
+      </w:r>
+      <w:r>
+        <w:rPr>
+          <w:lang w:val="png_PG" w:bidi="png_PG"/>
+        </w:rPr>
+        <w:t xml:space="preserve"> em ol i save sampela taim kolim ol olsem "haus bilong Israel."</w:t>
       </w:r>
       <w:r>
         <w:rPr>
@@ -766,171 +2880,293 @@
         <w:rPr>
           <w:lang w:val="png_PG" w:bidi="png_PG"/>
         </w:rPr>
-        <w:t>heaven</w:t>
-      </w:r>
-      <w:r>
-        <w:rPr>
-          <w:lang w:val="png_PG" w:bidi="png_PG"/>
-        </w:rPr>
-      </w:r>
-    </w:p>
-    <w:p>
-      <w:pPr/>
-      <w:r>
-        <w:rPr>
-          <w:lang w:val="png_PG" w:bidi="png_PG"/>
-        </w:rPr>
-      </w:r>
-      <w:r>
-        <w:rPr>
-          <w:lang w:val="png_PG" w:bidi="png_PG"/>
-        </w:rPr>
-        <w:t xml:space="preserve">Dispela wod </w:t>
+        <w:t>house-of-david</w:t>
+      </w:r>
+      <w:r>
+        <w:rPr>
+          <w:lang w:val="png_PG" w:bidi="png_PG"/>
+        </w:rPr>
+      </w:r>
+    </w:p>
+    <w:p>
+      <w:pPr/>
+      <w:r>
+        <w:rPr>
+          <w:lang w:val="png_PG" w:bidi="png_PG"/>
+        </w:rPr>
       </w:r>
       <w:r>
         <w:rPr>
           <w:b/>
           <w:lang w:val="png_PG" w:bidi="png_PG"/>
         </w:rPr>
-        <w:t>heven</w:t>
-      </w:r>
-      <w:r>
-        <w:rPr>
-          <w:lang w:val="png_PG" w:bidi="png_PG"/>
-        </w:rPr>
-        <w:t xml:space="preserve"> sampela taim em i minim skai we yumi ken lukim: dispela ples we ol pisin i flai, we yumi ken lukim ol klaut, na we yumi ken lukim ol sta long nait.</w:t>
-      </w:r>
-    </w:p>
-    <w:p>
-      <w:pPr/>
-      <w:r>
-        <w:rPr>
-          <w:lang w:val="png_PG" w:bidi="png_PG"/>
-        </w:rPr>
-      </w:r>
-      <w:r>
-        <w:rPr>
-          <w:lang w:val="png_PG" w:bidi="png_PG"/>
-        </w:rPr>
-        <w:t xml:space="preserve">Planti taim dispela wod "heven" em i toktok long ples we God i save stap wantaim </w:t>
+        <w:t>Haus bilong Devit</w:t>
+      </w:r>
+      <w:r>
+        <w:rPr>
+          <w:lang w:val="png_PG" w:bidi="png_PG"/>
+        </w:rPr>
+        <w:t xml:space="preserve"> em i no toktok long wanpela bilding, tasol em i toktok long ol lain bilong Devit. </w:t>
+      </w:r>
+      <w:r>
+        <w:rPr>
+          <w:lang w:val="png_PG" w:bidi="png_PG"/>
+        </w:rPr>
+        <w:t>Devit</w:t>
+      </w:r>
+      <w:r>
+        <w:rPr>
+          <w:lang w:val="png_PG" w:bidi="png_PG"/>
+        </w:rPr>
+        <w:t xml:space="preserve"> em i bin wanpela impoten king insait long histori bilong </w:t>
+      </w:r>
+      <w:r>
+        <w:rPr>
+          <w:lang w:val="png_PG" w:bidi="png_PG"/>
+        </w:rPr>
+        <w:t>Israel</w:t>
+      </w:r>
+      <w:r>
+        <w:rPr>
+          <w:lang w:val="png_PG" w:bidi="png_PG"/>
+        </w:rPr>
+        <w:t>.</w:t>
+      </w:r>
+    </w:p>
+    <w:p>
+      <w:pPr/>
+      <w:r>
+        <w:rPr>
+          <w:lang w:val="png_PG" w:bidi="png_PG"/>
+        </w:rPr>
+      </w:r>
+      <w:r>
+        <w:rPr>
+          <w:lang w:val="png_PG" w:bidi="png_PG"/>
+        </w:rPr>
+        <w:t>Sampela taim haus bilong Devit em i minim olgeta manmeri husat i lain bilong Devit long taim Devit i bin stap laip. Long wanpela taim, Devit i bin pait wantaim wanpela narapela king, king Sol. Baibel i tok olsem long dispela taim "i gat woa namel long haus bilong Devit na haus bilong Sol." Dispela em i min olsem ol soldia bilong Devit i bin wok long pait wantaim ol soldia bilong king Sol.</w:t>
+      </w:r>
+    </w:p>
+    <w:p>
+      <w:pPr/>
+      <w:r>
+        <w:rPr>
+          <w:lang w:val="png_PG" w:bidi="png_PG"/>
+        </w:rPr>
+      </w:r>
+      <w:r>
+        <w:rPr>
+          <w:lang w:val="png_PG" w:bidi="png_PG"/>
+        </w:rPr>
+        <w:t xml:space="preserve">Long ol narapela taim, haus bilong Devit em i min olsem </w:t>
+      </w:r>
+      <w:r>
+        <w:rPr>
+          <w:lang w:val="png_PG" w:bidi="png_PG"/>
+        </w:rPr>
+        <w:t>ol lain tumbuna</w:t>
+      </w:r>
+      <w:r>
+        <w:rPr>
+          <w:lang w:val="png_PG" w:bidi="png_PG"/>
+        </w:rPr>
+        <w:t xml:space="preserve"> bilong Devit. Taim Devit i laik bildim wanpela </w:t>
+      </w:r>
+      <w:r>
+        <w:rPr>
+          <w:lang w:val="png_PG" w:bidi="png_PG"/>
+        </w:rPr>
+        <w:t>tempel</w:t>
+      </w:r>
+      <w:r>
+        <w:rPr>
+          <w:lang w:val="png_PG" w:bidi="png_PG"/>
+        </w:rPr>
+        <w:t xml:space="preserve">-wanpela haus-bilong God, God i tokim em: "Mi no nidim yu long bildim wanpela haus long mi. Tasol, mi bai bildim wanpela haus long yu!" Dispela em i min olsem God bai givim planti tumbuna long Devit, na olgeta taim wanpela bilong ol bai stap olsem wanpela </w:t>
+      </w:r>
+      <w:r>
+        <w:rPr>
+          <w:lang w:val="png_PG" w:bidi="png_PG"/>
+        </w:rPr>
+        <w:t>king</w:t>
+      </w:r>
+      <w:r>
+        <w:rPr>
+          <w:lang w:val="png_PG" w:bidi="png_PG"/>
+        </w:rPr>
+        <w:t xml:space="preserve"> olsem Devit.</w:t>
+      </w:r>
+    </w:p>
+    <w:p>
+      <w:pPr/>
+      <w:r>
+        <w:rPr>
+          <w:lang w:val="png_PG" w:bidi="png_PG"/>
+        </w:rPr>
+      </w:r>
+      <w:r>
+        <w:rPr>
+          <w:lang w:val="png_PG" w:bidi="png_PG"/>
+        </w:rPr>
+        <w:t xml:space="preserve">God i bin tokim ol manmeri bilong Israel long ol mesenja bilong em, </w:t>
+      </w:r>
+      <w:r>
+        <w:rPr>
+          <w:lang w:val="png_PG" w:bidi="png_PG"/>
+        </w:rPr>
+        <w:t>ol profet</w:t>
+      </w:r>
+      <w:r>
+        <w:rPr>
+          <w:lang w:val="png_PG" w:bidi="png_PG"/>
+        </w:rPr>
+        <w:t xml:space="preserve">, olsem </w:t>
+      </w:r>
+      <w:r>
+        <w:rPr>
+          <w:lang w:val="png_PG" w:bidi="png_PG"/>
+        </w:rPr>
+        <w:t>Mesaia</w:t>
+      </w:r>
+      <w:r>
+        <w:rPr>
+          <w:lang w:val="png_PG" w:bidi="png_PG"/>
+        </w:rPr>
+        <w:t>, dispela spesel king na</w:t>
+      </w:r>
+      <w:r>
+        <w:rPr>
+          <w:lang w:val="png_PG" w:bidi="png_PG"/>
+        </w:rPr>
+        <w:t>Sevia</w:t>
+      </w:r>
+      <w:r>
+        <w:rPr>
+          <w:lang w:val="png_PG" w:bidi="png_PG"/>
+        </w:rPr>
+        <w:t>, em bai kam long haus bilong Devit. Dispela i min olsem Mesaia em bai wanpela lain tumbuna bilong Devit.</w:t>
+      </w:r>
+      <w:r>
+        <w:rPr>
+          <w:lang w:val="png_PG" w:bidi="png_PG"/>
+        </w:rPr>
+      </w:r>
+      <w:r>
+        <w:rPr>
+          <w:lang w:val="png_PG" w:bidi="png_PG"/>
+        </w:rPr>
+      </w:r>
+    </w:p>
+    <w:p>
+      <w:pPr/>
+      <w:r>
+        <w:rPr>
+          <w:lang w:val="png_PG" w:bidi="png_PG"/>
+        </w:rPr>
+      </w:r>
+    </w:p>
+    <w:p>
+      <w:pPr>
+        <w:pStyle w:val="Heading2"/>
+      </w:pPr>
+      <w:r>
+        <w:rPr>
+          <w:lang w:val="png_PG" w:bidi="png_PG"/>
+        </w:rPr>
+        <w:t>house-of-god</w:t>
+      </w:r>
+      <w:r>
+        <w:rPr>
+          <w:lang w:val="png_PG" w:bidi="png_PG"/>
+        </w:rPr>
+      </w:r>
+    </w:p>
+    <w:p>
+      <w:pPr/>
+      <w:r>
+        <w:rPr>
+          <w:lang w:val="png_PG" w:bidi="png_PG"/>
+        </w:rPr>
+      </w:r>
+      <w:r>
+        <w:rPr>
+          <w:lang w:val="png_PG" w:bidi="png_PG"/>
+        </w:rPr>
+        <w:t xml:space="preserve"> </w:t>
       </w:r>
       <w:r>
         <w:rPr>
           <w:b/>
           <w:lang w:val="png_PG" w:bidi="png_PG"/>
         </w:rPr>
-        <w:t>ol enjel</w:t>
-      </w:r>
-      <w:r>
-        <w:rPr>
-          <w:lang w:val="png_PG" w:bidi="png_PG"/>
-        </w:rPr>
-        <w:t xml:space="preserve"> bilong em. Heven em i no wanpela ples long dispela yunives; em i no wanpela ples we ol manmeri i ken travel i go long en. Tasol God i ken salim ol enjel bilong em i kam long graun long mekim wok bilong em, na Jisas i kam long heven long graun. Bihain long Jisas i dai na kamap laip gen, em i go bek long heven. Em bai kam bek wanpela de long kamapim </w:t>
-      </w:r>
-      <w:hyperlink r:id="rId16">
-        <w:r>
-          <w:rPr>
-            <w:lang w:val="png_PG" w:bidi="png_PG"/>
-          </w:rPr>
-          <w:rPr>
-            <w:color w:val="0000EE"/>
-            <w:u w:val="single"/>
-          </w:rPr>
-          <w:t>kingdom bilong God</w:t>
-        </w:r>
-      </w:hyperlink>
-      <w:r>
-        <w:rPr>
-          <w:lang w:val="png_PG" w:bidi="png_PG"/>
-        </w:rPr>
-        <w:t>oltaim. Buk bilong Revelesen i tokim yumi olsem taim Jisas i bai kam bek, i bai gat nupela heven na nupela graun. Tasol ol dispela samting em ol i no inap stap seperet long wanpela narapela-we God bai stap long heven na ol manmeri bai stap long graun. Tasol, God bai stap namel long ol manmeri bilong em.</w:t>
-      </w:r>
-    </w:p>
-    <w:p>
-      <w:pPr/>
-      <w:r>
-        <w:rPr>
-          <w:lang w:val="png_PG" w:bidi="png_PG"/>
-        </w:rPr>
-      </w:r>
-      <w:r>
-        <w:rPr>
-          <w:lang w:val="png_PG" w:bidi="png_PG"/>
-        </w:rPr>
-        <w:t>Sampela taim em i no klia sapos long sampela hap bilong Baibel, dispela wod "heven" em i minim skai yumi ken lukim o ples we God i stap long en. Sampela taim tupela mining wantaim i ken tru long seim taim. Eksampel, "ren i kam long heven" em i ken min ren we i kam long skai, tasol em i ken min tu olsem ren we God i salim i kam.</w:t>
-      </w:r>
-    </w:p>
-    <w:p>
-      <w:pPr/>
-      <w:r>
-        <w:rPr>
-          <w:lang w:val="png_PG" w:bidi="png_PG"/>
-        </w:rPr>
-      </w:r>
-      <w:r>
-        <w:rPr>
-          <w:lang w:val="png_PG" w:bidi="png_PG"/>
-        </w:rPr>
-        <w:t xml:space="preserve">Sampela taim </w:t>
+        <w:t>Haus bilong God</w:t>
+      </w:r>
+      <w:r>
+        <w:rPr>
+          <w:lang w:val="png_PG" w:bidi="png_PG"/>
+        </w:rPr>
+        <w:t xml:space="preserve"> em i wanpela we bilong toktok long ples long graun we God i stap namel long ol manmeri. Maski God i no nid long stap insait long wanpela haus, God i tokim </w:t>
+      </w:r>
+      <w:r>
+        <w:rPr>
+          <w:lang w:val="png_PG" w:bidi="png_PG"/>
+        </w:rPr>
+        <w:t>ol Israel</w:t>
+      </w:r>
+      <w:r>
+        <w:rPr>
+          <w:lang w:val="png_PG" w:bidi="png_PG"/>
+        </w:rPr>
+        <w:t xml:space="preserve"> olsem em i laik stap namel long ol na bung wantaim ol insait long dispela spesel tent we ol i bin redim long em. Dispela spesel tent em i isi long muvim. Ol Israel i kolim dispela tent </w:t>
+      </w:r>
+      <w:r>
+        <w:rPr>
+          <w:lang w:val="png_PG" w:bidi="png_PG"/>
+        </w:rPr>
+        <w:t>tabanakel</w:t>
+      </w:r>
+      <w:r>
+        <w:rPr>
+          <w:lang w:val="png_PG" w:bidi="png_PG"/>
+        </w:rPr>
+        <w:t xml:space="preserve">. Bihain, taim ol Israel i sindaun long </w:t>
       </w:r>
       <w:r>
         <w:rPr>
           <w:b/>
           <w:lang w:val="png_PG" w:bidi="png_PG"/>
         </w:rPr>
-        <w:t>ol Ju o Judaman</w:t>
-      </w:r>
-      <w:r>
-        <w:rPr>
-          <w:lang w:val="png_PG" w:bidi="png_PG"/>
-        </w:rPr>
-        <w:t xml:space="preserve"> i save yusim dispela wod "heven antap tru" long mekim klia olsem ol i no toktok long skai, tasol long ples we God i stap long en.</w:t>
-      </w:r>
-    </w:p>
-    <w:p>
-      <w:pPr/>
-      <w:r>
-        <w:rPr>
-          <w:lang w:val="png_PG" w:bidi="png_PG"/>
-        </w:rPr>
-      </w:r>
-      <w:r>
-        <w:rPr>
-          <w:lang w:val="png_PG" w:bidi="png_PG"/>
-        </w:rPr>
-        <w:t>Bikos heven em i ples we God i stap long en, ol Ju planti taim i save yusim wod "heven" taim ol i toktok long God. Bikos ol i soim rispek long God taim ol i no yusim nem bilong God. Olsem na, ol Ju bai i no inap tok "God," ol bai tok "heven." Olsem na dispela wod "kingdom bilong heven" em i minim seim olsem "kingdom bilong God."</w:t>
-      </w:r>
-    </w:p>
-    <w:p>
-      <w:pPr/>
-      <w:r>
-        <w:rPr>
-          <w:lang w:val="png_PG" w:bidi="png_PG"/>
-        </w:rPr>
-      </w:r>
-      <w:r>
-        <w:rPr>
-          <w:lang w:val="png_PG" w:bidi="png_PG"/>
-        </w:rPr>
-        <w:t xml:space="preserve">Dispela wod heven long </w:t>
-      </w:r>
-      <w:hyperlink r:id="rId21">
-        <w:r>
-          <w:rPr>
-            <w:lang w:val="png_PG" w:bidi="png_PG"/>
-          </w:rPr>
-          <w:rPr>
-            <w:color w:val="0000EE"/>
-            <w:u w:val="single"/>
-          </w:rPr>
-          <w:t>Hibru</w:t>
-        </w:r>
-      </w:hyperlink>
-      <w:r>
-        <w:rPr>
-          <w:lang w:val="png_PG" w:bidi="png_PG"/>
-        </w:rPr>
-        <w:t>, dispela tok ples bilong Olpela Testamen em i plurel, o minim moa long wanpela samting. Yumi save harim dispela olsem "ol heven." Olsem na yumi sampela taim save lukim "heaven" insait long ol trenslesen, na sampela taim yumi save lukim "heavens." Tasol dispela i minim seim samting. Em i min no min olsem i gat moa long wanpela heven.</w:t>
+        <w:t>Promis Lend</w:t>
+      </w:r>
+      <w:r>
+        <w:rPr>
+          <w:lang w:val="png_PG" w:bidi="png_PG"/>
+        </w:rPr>
+        <w:t xml:space="preserve">, God i givim ol instraksen long bildim wanpela haus we i pemenen moa long em-dispela em </w:t>
+      </w:r>
+      <w:r>
+        <w:rPr>
+          <w:lang w:val="png_PG" w:bidi="png_PG"/>
+        </w:rPr>
+        <w:t>tempel</w:t>
+      </w:r>
+      <w:r>
+        <w:rPr>
+          <w:lang w:val="png_PG" w:bidi="png_PG"/>
+        </w:rPr>
+        <w:t xml:space="preserve">. Sampela taim ol manmeri i kolim tabenakel na tempel wantaim olsem "haus bilong God." Tude, </w:t>
+      </w:r>
+      <w:r>
+        <w:rPr>
+          <w:lang w:val="png_PG" w:bidi="png_PG"/>
+        </w:rPr>
+        <w:t>Spirit bilong God</w:t>
+      </w:r>
+      <w:r>
+        <w:rPr>
+          <w:lang w:val="png_PG" w:bidi="png_PG"/>
+        </w:rPr>
+        <w:t xml:space="preserve"> i stap insait long hat bilong ol manmeri husat i bihainim Jisas, na God i save bung wantaim ol manmeri bilong em long olgeta hap ol i stap long en.</w:t>
       </w:r>
       <w:r>
         <w:rPr>
@@ -959,2766 +3195,135 @@
         <w:rPr>
           <w:lang w:val="png_PG" w:bidi="png_PG"/>
         </w:rPr>
-        <w:t>hebrew</w:t>
-      </w:r>
-      <w:r>
-        <w:rPr>
-          <w:lang w:val="png_PG" w:bidi="png_PG"/>
-        </w:rPr>
-      </w:r>
-    </w:p>
-    <w:p>
-      <w:pPr/>
-      <w:r>
-        <w:rPr>
-          <w:lang w:val="png_PG" w:bidi="png_PG"/>
-        </w:rPr>
-      </w:r>
-      <w:r>
-        <w:rPr>
-          <w:lang w:val="png_PG" w:bidi="png_PG"/>
-        </w:rPr>
-        <w:t xml:space="preserve">Dispela wod </w:t>
+        <w:t>hymn</w:t>
+      </w:r>
+      <w:r>
+        <w:rPr>
+          <w:lang w:val="png_PG" w:bidi="png_PG"/>
+        </w:rPr>
+      </w:r>
+    </w:p>
+    <w:p>
+      <w:pPr/>
+      <w:r>
+        <w:rPr>
+          <w:lang w:val="png_PG" w:bidi="png_PG"/>
+        </w:rPr>
+      </w:r>
+      <w:r>
+        <w:rPr>
+          <w:lang w:val="png_PG" w:bidi="png_PG"/>
+        </w:rPr>
+        <w:t xml:space="preserve">Wanpela </w:t>
       </w:r>
       <w:r>
         <w:rPr>
           <w:b/>
           <w:lang w:val="png_PG" w:bidi="png_PG"/>
         </w:rPr>
-        <w:t>Hibru</w:t>
-      </w:r>
-      <w:r>
-        <w:rPr>
-          <w:lang w:val="png_PG" w:bidi="png_PG"/>
-        </w:rPr>
-        <w:t xml:space="preserve"> em i ken toktok long </w:t>
+        <w:t>him</w:t>
+      </w:r>
+      <w:r>
+        <w:rPr>
+          <w:lang w:val="png_PG" w:bidi="png_PG"/>
+        </w:rPr>
+        <w:t xml:space="preserve"> em i wanpela song bilong givim </w:t>
+      </w:r>
+      <w:r>
+        <w:rPr>
+          <w:lang w:val="png_PG" w:bidi="png_PG"/>
+        </w:rPr>
+        <w:t>preis</w:t>
+      </w:r>
+      <w:r>
+        <w:rPr>
+          <w:lang w:val="png_PG" w:bidi="png_PG"/>
+        </w:rPr>
+        <w:t xml:space="preserve"> i go long God. </w:t>
+      </w:r>
+      <w:r>
+        <w:rPr>
+          <w:lang w:val="png_PG" w:bidi="png_PG"/>
+        </w:rPr>
+        <w:t>Ol Ju</w:t>
+      </w:r>
+      <w:r>
+        <w:rPr>
+          <w:lang w:val="png_PG" w:bidi="png_PG"/>
+        </w:rPr>
+        <w:t xml:space="preserve"> o Judamanmeri planti taim ol i save bihainim ol peten bilong ol buk song. Ol Ju manmeri i save singim ol prais i go long God taim ol i bung wantaim insait long </w:t>
+      </w:r>
+      <w:r>
+        <w:rPr>
+          <w:lang w:val="png_PG" w:bidi="png_PG"/>
+        </w:rPr>
+        <w:t>sinagog</w:t>
+      </w:r>
+      <w:r>
+        <w:rPr>
+          <w:lang w:val="png_PG" w:bidi="png_PG"/>
+        </w:rPr>
+        <w:t xml:space="preserve">. Jisas na ol </w:t>
+      </w:r>
+      <w:r>
+        <w:rPr>
+          <w:lang w:val="png_PG" w:bidi="png_PG"/>
+        </w:rPr>
+        <w:t>disaipel</w:t>
+      </w:r>
+      <w:r>
+        <w:rPr>
+          <w:lang w:val="png_PG" w:bidi="png_PG"/>
+        </w:rPr>
+        <w:t xml:space="preserve"> bilong em i bin singim wanpela him long laspela kaikai ol i bin gat wantaim. Ol folowa bilong Jisas tu i bin save singim ol him taim ol i kam bung wantaim.</w:t>
+      </w:r>
+      <w:r>
+        <w:rPr>
+          <w:lang w:val="png_PG" w:bidi="png_PG"/>
+        </w:rPr>
+      </w:r>
+      <w:r>
+        <w:rPr>
+          <w:lang w:val="png_PG" w:bidi="png_PG"/>
+        </w:rPr>
+      </w:r>
+    </w:p>
+    <w:p>
+      <w:pPr/>
+      <w:r>
+        <w:rPr>
+          <w:lang w:val="png_PG" w:bidi="png_PG"/>
+        </w:rPr>
+      </w:r>
+    </w:p>
+    <w:p>
+      <w:pPr>
+        <w:pStyle w:val="Heading2"/>
+      </w:pPr>
+      <w:r>
+        <w:rPr>
+          <w:lang w:val="png_PG" w:bidi="png_PG"/>
+        </w:rPr>
+        <w:t>hypocrisy</w:t>
+      </w:r>
+      <w:r>
+        <w:rPr>
+          <w:lang w:val="png_PG" w:bidi="png_PG"/>
+        </w:rPr>
+      </w:r>
+    </w:p>
+    <w:p>
+      <w:pPr/>
+      <w:r>
+        <w:rPr>
+          <w:lang w:val="png_PG" w:bidi="png_PG"/>
+        </w:rPr>
       </w:r>
       <w:r>
         <w:rPr>
           <w:b/>
           <w:lang w:val="png_PG" w:bidi="png_PG"/>
         </w:rPr>
-        <w:t>ol lain tumbuna</w:t>
-      </w:r>
-      <w:r>
-        <w:rPr>
-          <w:lang w:val="png_PG" w:bidi="png_PG"/>
-        </w:rPr>
-        <w:t xml:space="preserve"> bilong </w:t>
-      </w:r>
-      <w:hyperlink r:id="rId22">
-        <w:r>
-          <w:rPr>
-            <w:lang w:val="png_PG" w:bidi="png_PG"/>
-          </w:rPr>
-          <w:rPr>
-            <w:color w:val="0000EE"/>
-            <w:u w:val="single"/>
-          </w:rPr>
-          <w:t>Abraham</w:t>
-        </w:r>
-      </w:hyperlink>
-      <w:r>
-        <w:rPr>
-          <w:lang w:val="png_PG" w:bidi="png_PG"/>
-        </w:rPr>
-        <w:t xml:space="preserve">. Ol manmeri i save kolim ol lain tumbuna bilong Abraham </w:t>
-      </w:r>
-      <w:r>
-        <w:rPr>
-          <w:b/>
-          <w:lang w:val="png_PG" w:bidi="png_PG"/>
-        </w:rPr>
-        <w:t>ol Israel</w:t>
-      </w:r>
-      <w:r>
-        <w:rPr>
-          <w:lang w:val="png_PG" w:bidi="png_PG"/>
-        </w:rPr>
-        <w:t xml:space="preserve">, </w:t>
-      </w:r>
-      <w:r>
-        <w:rPr>
-          <w:b/>
-          <w:lang w:val="png_PG" w:bidi="png_PG"/>
-        </w:rPr>
-        <w:t>ol Ju o Judamanmeri</w:t>
-      </w:r>
-      <w:r>
-        <w:rPr>
-          <w:lang w:val="png_PG" w:bidi="png_PG"/>
-        </w:rPr>
-        <w:t xml:space="preserve">, na sampela taim ol Hibru. Ol lain tumbuna bilong Abraham em planti taim ol i save kolim ol yet olsem ol Hibru taim ol i toktok wantaim </w:t>
-      </w:r>
-      <w:r>
-        <w:rPr>
-          <w:b/>
-          <w:lang w:val="png_PG" w:bidi="png_PG"/>
-        </w:rPr>
-        <w:t>ol forena o ol lain long narapela ples</w:t>
-      </w:r>
-      <w:r>
-        <w:rPr>
-          <w:lang w:val="png_PG" w:bidi="png_PG"/>
-        </w:rPr>
-        <w:t xml:space="preserve"> long mekim ol yet i diferen long ol narapela kalsa grup. Long seim we, ol forena planti taim i save kolim ol lain tumbuna bilong Abraham olsem ol Hibru.</w:t>
-      </w:r>
-    </w:p>
-    <w:p>
-      <w:pPr/>
-      <w:r>
-        <w:rPr>
-          <w:lang w:val="png_PG" w:bidi="png_PG"/>
-        </w:rPr>
-      </w:r>
-      <w:r>
-        <w:rPr>
-          <w:lang w:val="png_PG" w:bidi="png_PG"/>
-        </w:rPr>
-        <w:t>Dispela wod Hibru em i toktok tu long tok ples we ol lain tumbuna bilong Abraham i save yusim. Ol ota ol man i raitim Olpela Testamen em planti taim ol i rait long tok ples Hibru.</w:t>
-      </w:r>
-      <w:r>
-        <w:rPr>
-          <w:lang w:val="png_PG" w:bidi="png_PG"/>
-        </w:rPr>
-      </w:r>
-      <w:r>
-        <w:rPr>
-          <w:lang w:val="png_PG" w:bidi="png_PG"/>
-        </w:rPr>
-      </w:r>
-    </w:p>
-    <w:p>
-      <w:pPr/>
-      <w:r>
-        <w:rPr>
-          <w:lang w:val="png_PG" w:bidi="png_PG"/>
-        </w:rPr>
-      </w:r>
-    </w:p>
-    <w:p>
-      <w:pPr>
-        <w:pStyle w:val="Heading2"/>
-      </w:pPr>
-      <w:r>
-        <w:rPr>
-          <w:lang w:val="png_PG" w:bidi="png_PG"/>
-        </w:rPr>
-        <w:t>hebron</w:t>
-      </w:r>
-      <w:r>
-        <w:rPr>
-          <w:lang w:val="png_PG" w:bidi="png_PG"/>
-        </w:rPr>
-      </w:r>
-    </w:p>
-    <w:p>
-      <w:pPr/>
-      <w:r>
-        <w:rPr>
-          <w:lang w:val="png_PG" w:bidi="png_PG"/>
-        </w:rPr>
-      </w:r>
-      <w:r>
-        <w:rPr>
-          <w:lang w:val="png_PG" w:bidi="png_PG"/>
-        </w:rPr>
-        <w:t xml:space="preserve">Insait long Olpela Testamen, </w:t>
-      </w:r>
-      <w:r>
-        <w:rPr>
-          <w:b/>
-          <w:lang w:val="png_PG" w:bidi="png_PG"/>
-        </w:rPr>
-        <w:t>Hebron</w:t>
-      </w:r>
-      <w:r>
-        <w:rPr>
-          <w:lang w:val="png_PG" w:bidi="png_PG"/>
-        </w:rPr>
-        <w:t xml:space="preserve"> em i nem bilong wanpela siti insait long </w:t>
-      </w:r>
-      <w:hyperlink r:id="rId18">
-        <w:r>
-          <w:rPr>
-            <w:lang w:val="png_PG" w:bidi="png_PG"/>
-          </w:rPr>
-          <w:rPr>
-            <w:color w:val="0000EE"/>
-            <w:u w:val="single"/>
-          </w:rPr>
-          <w:t>Israel</w:t>
-        </w:r>
-      </w:hyperlink>
-      <w:r>
-        <w:rPr>
-          <w:lang w:val="png_PG" w:bidi="png_PG"/>
-        </w:rPr>
-        <w:t xml:space="preserve"> we sampela impoten stori i bin kamap long en.</w:t>
-      </w:r>
-    </w:p>
-    <w:p>
-      <w:pPr/>
-      <w:r>
-        <w:rPr>
-          <w:lang w:val="png_PG" w:bidi="png_PG"/>
-        </w:rPr>
-      </w:r>
-      <w:r>
-        <w:rPr>
-          <w:lang w:val="png_PG" w:bidi="png_PG"/>
-        </w:rPr>
-        <w:t xml:space="preserve">Bipo long dispela ples i kamap wanpela siti, em i wanpela ples we </w:t>
-      </w:r>
-      <w:hyperlink r:id="rId22">
-        <w:r>
-          <w:rPr>
-            <w:lang w:val="png_PG" w:bidi="png_PG"/>
-          </w:rPr>
-          <w:rPr>
-            <w:color w:val="0000EE"/>
-            <w:u w:val="single"/>
-          </w:rPr>
-          <w:t>Abraham</w:t>
-        </w:r>
-      </w:hyperlink>
-      <w:r>
-        <w:rPr>
-          <w:lang w:val="png_PG" w:bidi="png_PG"/>
-        </w:rPr>
-        <w:t xml:space="preserve"> i bin stap long sampela taim. Long dispela taim, dispela ples em ol i bin kolim Mamre, tasol ol manmeri i bin save long em tu olsem Kiriat-arba. Pastaim Sarah, na bihain Abraham tu i bin dai na ol i bin planim tupela long dispela ples. Pikinini man bilong tupela, Aisak wantaim meri bilong em Rebeka, na pikinini man bilong tupela Jekob wantaim meri bilong em Leah, em ol i tu ol i bin planim ol long hap.</w:t>
-      </w:r>
-    </w:p>
-    <w:p>
-      <w:pPr/>
-      <w:r>
-        <w:rPr>
-          <w:lang w:val="png_PG" w:bidi="png_PG"/>
-        </w:rPr>
-      </w:r>
-      <w:r>
-        <w:rPr>
-          <w:lang w:val="png_PG" w:bidi="png_PG"/>
-        </w:rPr>
-        <w:t xml:space="preserve">Longpela taim bihain, long taim Josua i wok long lidim </w:t>
-      </w:r>
-      <w:r>
-        <w:rPr>
-          <w:b/>
-          <w:lang w:val="png_PG" w:bidi="png_PG"/>
-        </w:rPr>
-        <w:t>ol Israel</w:t>
-      </w:r>
-      <w:r>
-        <w:rPr>
-          <w:lang w:val="png_PG" w:bidi="png_PG"/>
-        </w:rPr>
-        <w:t xml:space="preserve"> long pait na kisim dispela graun, ol Israel i bin atekim Hebron na winim em long ol lain Kenan husat i bin save stap long hap.</w:t>
-      </w:r>
-    </w:p>
-    <w:p>
-      <w:pPr/>
-      <w:r>
-        <w:rPr>
-          <w:lang w:val="png_PG" w:bidi="png_PG"/>
-        </w:rPr>
-      </w:r>
-      <w:r>
-        <w:rPr>
-          <w:lang w:val="png_PG" w:bidi="png_PG"/>
-        </w:rPr>
-        <w:t xml:space="preserve">Longpela taim bihain gen, </w:t>
-      </w:r>
-      <w:hyperlink r:id="rId23">
-        <w:r>
-          <w:rPr>
-            <w:lang w:val="png_PG" w:bidi="png_PG"/>
-          </w:rPr>
-          <w:rPr>
-            <w:color w:val="0000EE"/>
-            <w:u w:val="single"/>
-          </w:rPr>
-          <w:t>Devit</w:t>
-        </w:r>
-      </w:hyperlink>
-      <w:r>
-        <w:rPr>
-          <w:lang w:val="png_PG" w:bidi="png_PG"/>
-        </w:rPr>
-        <w:t xml:space="preserve"> i kamap </w:t>
-      </w:r>
-      <w:hyperlink r:id="rId24">
-        <w:r>
-          <w:rPr>
-            <w:lang w:val="png_PG" w:bidi="png_PG"/>
-          </w:rPr>
-          <w:rPr>
-            <w:color w:val="0000EE"/>
-            <w:u w:val="single"/>
-          </w:rPr>
-          <w:t>king</w:t>
-        </w:r>
-      </w:hyperlink>
-      <w:r>
-        <w:rPr>
-          <w:lang w:val="png_PG" w:bidi="png_PG"/>
-        </w:rPr>
-        <w:t xml:space="preserve"> bilong Judah taim em i stap long Hebron. Bihain long sampela yia, Devit i muv i go long </w:t>
-      </w:r>
-      <w:hyperlink r:id="rId17">
-        <w:r>
-          <w:rPr>
-            <w:lang w:val="png_PG" w:bidi="png_PG"/>
-          </w:rPr>
-          <w:rPr>
-            <w:color w:val="0000EE"/>
-            <w:u w:val="single"/>
-          </w:rPr>
-          <w:t>Jerusalem</w:t>
-        </w:r>
-      </w:hyperlink>
-      <w:r>
-        <w:rPr>
-          <w:lang w:val="png_PG" w:bidi="png_PG"/>
-        </w:rPr>
-        <w:t>. Long dispela taim na i go, siti bilong Jerusalem i kamap nambawan impoten siti long ol lain Israel, na yumi no harim moa long ples Hebron.</w:t>
-      </w:r>
-      <w:r>
-        <w:rPr>
-          <w:lang w:val="png_PG" w:bidi="png_PG"/>
-        </w:rPr>
-      </w:r>
-      <w:r>
-        <w:rPr>
-          <w:lang w:val="png_PG" w:bidi="png_PG"/>
-        </w:rPr>
-      </w:r>
-    </w:p>
-    <w:p>
-      <w:pPr/>
-      <w:r>
-        <w:rPr>
-          <w:lang w:val="png_PG" w:bidi="png_PG"/>
-        </w:rPr>
-      </w:r>
-    </w:p>
-    <w:p>
-      <w:pPr>
-        <w:pStyle w:val="Heading2"/>
-      </w:pPr>
-      <w:r>
-        <w:rPr>
-          <w:lang w:val="png_PG" w:bidi="png_PG"/>
-        </w:rPr>
-        <w:t>heir</w:t>
-      </w:r>
-      <w:r>
-        <w:rPr>
-          <w:lang w:val="png_PG" w:bidi="png_PG"/>
-        </w:rPr>
-      </w:r>
-    </w:p>
-    <w:p>
-      <w:pPr/>
-      <w:r>
-        <w:rPr>
-          <w:lang w:val="png_PG" w:bidi="png_PG"/>
-        </w:rPr>
-      </w:r>
-      <w:r>
-        <w:rPr>
-          <w:lang w:val="png_PG" w:bidi="png_PG"/>
-        </w:rPr>
-        <w:t xml:space="preserve">Wanpela </w:t>
-      </w:r>
-      <w:r>
-        <w:rPr>
-          <w:b/>
-          <w:lang w:val="png_PG" w:bidi="png_PG"/>
-        </w:rPr>
-        <w:t>hea</w:t>
-      </w:r>
-      <w:r>
-        <w:rPr>
-          <w:lang w:val="png_PG" w:bidi="png_PG"/>
-        </w:rPr>
-        <w:t xml:space="preserve"> em i wanpela man o meri husat i inheritim ol samting o mani na kago bihain long wanpela man o meri i dai. Long ol manmeri husat i bin stap long taim bilong Baibel, taim wanpela papa i dai, ol samting bilong em i save go long pikinini man bilong em. Yumi save tok olsem pikinini man i save inheritim propeti o ol samting bilong papa bilong em; em i hea bilong papa bilong em. Long Olpela Testamen, ol samting bilong wanpela papa em ol i save divaidim namel long ol pikinini man bilong em. Namba wan bikpela pikinini man i save kisim dabol mak bilong wanem samting ol narapela pikinini man i kisim, bikos bihain long dai bilong papa bilong em, em nau i kamap het bilong famili na i gat ekstra risponsibiliti. Sapos wanpela papa i no gat ol pikinini man, ol samting bilong em bai go long ol pikinini meri bilong em. Sapos em i no gat pikinini meri tu, ol propeti o ol samting bilong em bai go long famili memba we i klostu tru long em.</w:t>
-      </w:r>
-    </w:p>
-    <w:p>
-      <w:pPr/>
-      <w:r>
-        <w:rPr>
-          <w:lang w:val="png_PG" w:bidi="png_PG"/>
-        </w:rPr>
-      </w:r>
-      <w:r>
-        <w:rPr>
-          <w:lang w:val="png_PG" w:bidi="png_PG"/>
-        </w:rPr>
-        <w:t xml:space="preserve">God i bin mekim wanpela promis long </w:t>
-      </w:r>
-      <w:hyperlink r:id="rId22">
-        <w:r>
-          <w:rPr>
-            <w:lang w:val="png_PG" w:bidi="png_PG"/>
-          </w:rPr>
-          <w:rPr>
-            <w:color w:val="0000EE"/>
-            <w:u w:val="single"/>
-          </w:rPr>
-          <w:t>Abraham</w:t>
-        </w:r>
-      </w:hyperlink>
-      <w:r>
-        <w:rPr>
-          <w:lang w:val="png_PG" w:bidi="png_PG"/>
-        </w:rPr>
-        <w:t xml:space="preserve"> olsem God bai </w:t>
-      </w:r>
-      <w:hyperlink r:id="rId25">
-        <w:r>
-          <w:rPr>
-            <w:lang w:val="png_PG" w:bidi="png_PG"/>
-          </w:rPr>
-          <w:rPr>
-            <w:color w:val="0000EE"/>
-            <w:u w:val="single"/>
-          </w:rPr>
-          <w:t>blesim</w:t>
-        </w:r>
-      </w:hyperlink>
-      <w:r>
-        <w:rPr>
-          <w:lang w:val="png_PG" w:bidi="png_PG"/>
-        </w:rPr>
-        <w:t xml:space="preserve"> ol lain tumbuna </w:t>
-      </w:r>
-      <w:r>
-        <w:rPr>
-          <w:b/>
-          <w:lang w:val="png_PG" w:bidi="png_PG"/>
-        </w:rPr>
-        <w:t>bilong Abraham</w:t>
-      </w:r>
-      <w:r>
-        <w:rPr>
-          <w:lang w:val="png_PG" w:bidi="png_PG"/>
-        </w:rPr>
-        <w:t xml:space="preserve">. Ol lain tumbuna bilong Abraham bai stap olsem wanpela blesing long olgeta </w:t>
-      </w:r>
-      <w:r>
-        <w:rPr>
-          <w:b/>
-          <w:lang w:val="png_PG" w:bidi="png_PG"/>
-        </w:rPr>
-        <w:t>nesen</w:t>
-      </w:r>
-      <w:r>
-        <w:rPr>
-          <w:lang w:val="png_PG" w:bidi="png_PG"/>
-        </w:rPr>
-        <w:t xml:space="preserve">, na God bai givim ol graun long stap long en. Hea bilong Abraham em bin Aisak. Bihain long dai bilong Abraham, pikinini man bilong Abraham, Aisak, i inheritim dispela promis. Dispela i min olsem wanem samting God i bin promisim long Abraham em nau em i promisim long Aisak tu. Na bihain long dai bilong Aisak, pikinini man bilong Aisak, Jekob, i inheritim dispela promis. Na wantaim Jekob, olgeta </w:t>
-      </w:r>
-      <w:r>
-        <w:rPr>
-          <w:b/>
-          <w:lang w:val="png_PG" w:bidi="png_PG"/>
-        </w:rPr>
-        <w:t>ol Israel</w:t>
-      </w:r>
-      <w:r>
-        <w:rPr>
-          <w:lang w:val="png_PG" w:bidi="png_PG"/>
-        </w:rPr>
-        <w:t xml:space="preserve"> i bin inheritim dispela promis.</w:t>
-      </w:r>
-    </w:p>
-    <w:p>
-      <w:pPr/>
-      <w:r>
-        <w:rPr>
-          <w:lang w:val="png_PG" w:bidi="png_PG"/>
-        </w:rPr>
-      </w:r>
-      <w:r>
-        <w:rPr>
-          <w:lang w:val="png_PG" w:bidi="png_PG"/>
-        </w:rPr>
-        <w:t>Insait long Nupela Testamen, yumi laikim olsem olgeta manmeri husat i trastim Jisas em ol i hea long dispela seim promis, maski ol i no blut tumbuna pikinini bilong Abraham. Dispela em i min olsem wanem samting God i bin promisim long Abraham, em bai givim long olgeta manmeri husat i trastim Jisas.</w:t>
-      </w:r>
-    </w:p>
-    <w:p>
-      <w:pPr/>
-      <w:r>
-        <w:rPr>
-          <w:lang w:val="png_PG" w:bidi="png_PG"/>
-        </w:rPr>
-      </w:r>
-      <w:r>
-        <w:rPr>
-          <w:lang w:val="png_PG" w:bidi="png_PG"/>
-        </w:rPr>
-        <w:t xml:space="preserve">Nupela Testamen i tok tu olsem Jisas em i hea bilong olgeta samting. Jisas em i </w:t>
-      </w:r>
-      <w:hyperlink r:id="rId26">
-        <w:r>
-          <w:rPr>
-            <w:lang w:val="png_PG" w:bidi="png_PG"/>
-          </w:rPr>
-          <w:rPr>
-            <w:color w:val="0000EE"/>
-            <w:u w:val="single"/>
-          </w:rPr>
-          <w:t>pikinini man bilong God</w:t>
-        </w:r>
-      </w:hyperlink>
-      <w:r>
-        <w:rPr>
-          <w:lang w:val="png_PG" w:bidi="png_PG"/>
-        </w:rPr>
-        <w:t xml:space="preserve">. Nau yumi save olsem God papa bai no inap long dai, olsem na dispela i no min olsem Jisas bai inheritim ol samting bilong God bihain long em i dai. Taim Baibel i tok olsem Jisas em i hea, dispela i min olsem olgeta i samting i bilong Jisas. Olgeta samting long wol i bilong Jisas, na </w:t>
-      </w:r>
-      <w:hyperlink r:id="rId16">
-        <w:r>
-          <w:rPr>
-            <w:lang w:val="png_PG" w:bidi="png_PG"/>
-          </w:rPr>
-          <w:rPr>
-            <w:color w:val="0000EE"/>
-            <w:u w:val="single"/>
-          </w:rPr>
-          <w:t>kingdom bilong God</w:t>
-        </w:r>
-      </w:hyperlink>
-      <w:r>
-        <w:rPr>
-          <w:lang w:val="png_PG" w:bidi="png_PG"/>
-        </w:rPr>
-        <w:t>em i bilong Jisas.</w:t>
-      </w:r>
-    </w:p>
-    <w:p>
-      <w:pPr/>
-      <w:r>
-        <w:rPr>
-          <w:lang w:val="png_PG" w:bidi="png_PG"/>
-        </w:rPr>
-      </w:r>
-      <w:r>
-        <w:rPr>
-          <w:lang w:val="png_PG" w:bidi="png_PG"/>
-        </w:rPr>
-        <w:t xml:space="preserve">Nupela Testamen i kolim ol manmeri husat i </w:t>
-      </w:r>
-      <w:r>
-        <w:rPr>
-          <w:b/>
-          <w:lang w:val="png_PG" w:bidi="png_PG"/>
-        </w:rPr>
-        <w:t>bilip</w:t>
-      </w:r>
-      <w:r>
-        <w:rPr>
-          <w:lang w:val="png_PG" w:bidi="png_PG"/>
-        </w:rPr>
-        <w:t xml:space="preserve"> Jisas olsem ol "felow hea" wantaim Jisas. Jisas em i serim inheritens bilong em wantaim olgeta manmeri husat i trastim em olsem </w:t>
-      </w:r>
-      <w:hyperlink r:id="rId27">
-        <w:r>
-          <w:rPr>
-            <w:lang w:val="png_PG" w:bidi="png_PG"/>
-          </w:rPr>
-          <w:rPr>
-            <w:color w:val="0000EE"/>
-            <w:u w:val="single"/>
-          </w:rPr>
-          <w:t>Sevia</w:t>
-        </w:r>
-      </w:hyperlink>
-      <w:r>
-        <w:rPr>
-          <w:lang w:val="png_PG" w:bidi="png_PG"/>
-        </w:rPr>
-        <w:t>!</w:t>
-      </w:r>
-      <w:r>
-        <w:rPr>
-          <w:lang w:val="png_PG" w:bidi="png_PG"/>
-        </w:rPr>
-      </w:r>
-      <w:r>
-        <w:rPr>
-          <w:lang w:val="png_PG" w:bidi="png_PG"/>
-        </w:rPr>
-      </w:r>
-    </w:p>
-    <w:p>
-      <w:pPr/>
-      <w:r>
-        <w:rPr>
-          <w:lang w:val="png_PG" w:bidi="png_PG"/>
-        </w:rPr>
-      </w:r>
-    </w:p>
-    <w:p>
-      <w:pPr>
-        <w:pStyle w:val="Heading2"/>
-      </w:pPr>
-      <w:r>
-        <w:rPr>
-          <w:lang w:val="png_PG" w:bidi="png_PG"/>
-        </w:rPr>
-        <w:t>hell</w:t>
-      </w:r>
-      <w:r>
-        <w:rPr>
-          <w:lang w:val="png_PG" w:bidi="png_PG"/>
-        </w:rPr>
-      </w:r>
-    </w:p>
-    <w:p>
-      <w:pPr/>
-      <w:r>
-        <w:rPr>
-          <w:lang w:val="png_PG" w:bidi="png_PG"/>
-        </w:rPr>
-      </w:r>
-      <w:r>
-        <w:rPr>
-          <w:lang w:val="png_PG" w:bidi="png_PG"/>
-        </w:rPr>
-        <w:t xml:space="preserve">Dispela wod </w:t>
-      </w:r>
-      <w:r>
-        <w:rPr>
-          <w:b/>
-          <w:lang w:val="png_PG" w:bidi="png_PG"/>
-        </w:rPr>
-        <w:t>hel</w:t>
-      </w:r>
-      <w:r>
-        <w:rPr>
-          <w:lang w:val="png_PG" w:bidi="png_PG"/>
-        </w:rPr>
-        <w:t xml:space="preserve"> em i nem bilong wanpela ples we ol </w:t>
-      </w:r>
-      <w:r>
-        <w:rPr>
-          <w:b/>
-          <w:lang w:val="png_PG" w:bidi="png_PG"/>
-        </w:rPr>
-        <w:t>wiked o nogut</w:t>
-      </w:r>
-      <w:r>
-        <w:rPr>
-          <w:lang w:val="png_PG" w:bidi="png_PG"/>
-        </w:rPr>
-        <w:t xml:space="preserve"> manmeri bai kisim panismen long en bihain long ol i dai.</w:t>
-      </w:r>
-    </w:p>
-    <w:p>
-      <w:pPr/>
-      <w:r>
-        <w:rPr>
-          <w:lang w:val="png_PG" w:bidi="png_PG"/>
-        </w:rPr>
-      </w:r>
-      <w:r>
-        <w:rPr>
-          <w:lang w:val="png_PG" w:bidi="png_PG"/>
-        </w:rPr>
-        <w:t xml:space="preserve">Wanem samting i save kamap long ol manmeri bihain long ol i dai? Baibel i no tok klia long dispela samting, na yumi bai ting olsem em i hat liklik long save gut. Planti </w:t>
-      </w:r>
-      <w:r>
-        <w:rPr>
-          <w:b/>
-          <w:lang w:val="png_PG" w:bidi="png_PG"/>
-        </w:rPr>
-        <w:t>ol Kristen</w:t>
-      </w:r>
-      <w:r>
-        <w:rPr>
-          <w:lang w:val="png_PG" w:bidi="png_PG"/>
-        </w:rPr>
-        <w:t xml:space="preserve"> i save tok olsem ol manmeri husat i </w:t>
-      </w:r>
-      <w:r>
-        <w:rPr>
-          <w:b/>
-          <w:lang w:val="png_PG" w:bidi="png_PG"/>
-        </w:rPr>
-        <w:t>bilip</w:t>
-      </w:r>
-      <w:r>
-        <w:rPr>
-          <w:lang w:val="png_PG" w:bidi="png_PG"/>
-        </w:rPr>
-        <w:t xml:space="preserve"> long Jisas bai go long </w:t>
-      </w:r>
-      <w:hyperlink r:id="rId14">
-        <w:r>
-          <w:rPr>
-            <w:lang w:val="png_PG" w:bidi="png_PG"/>
-          </w:rPr>
-          <w:rPr>
-            <w:color w:val="0000EE"/>
-            <w:u w:val="single"/>
-          </w:rPr>
-          <w:t>heven</w:t>
-        </w:r>
-      </w:hyperlink>
-      <w:r>
-        <w:rPr>
-          <w:lang w:val="png_PG" w:bidi="png_PG"/>
-        </w:rPr>
-        <w:t>, na ol manmeri husat i no bilip bai go long hel. Tasol ol manmeri husat i stap long taim bilong Baibel i no olgeta taim i gat klia tingting long dispela.</w:t>
-      </w:r>
-    </w:p>
-    <w:p>
-      <w:pPr/>
-      <w:r>
-        <w:rPr>
-          <w:lang w:val="png_PG" w:bidi="png_PG"/>
-        </w:rPr>
-      </w:r>
-      <w:r>
-        <w:rPr>
-          <w:lang w:val="png_PG" w:bidi="png_PG"/>
-        </w:rPr>
-        <w:t xml:space="preserve">Taim ol manmeri long Olpela Testamen i toktok long wanem samting i bai kamap long ol manmeri bihain long ol i dai, ol i tok olsem ol manmeri i bai go long </w:t>
-      </w:r>
-      <w:r>
-        <w:rPr>
-          <w:b/>
-          <w:lang w:val="png_PG" w:bidi="png_PG"/>
-        </w:rPr>
-        <w:t>andawol</w:t>
-      </w:r>
-      <w:r>
-        <w:rPr>
-          <w:lang w:val="png_PG" w:bidi="png_PG"/>
-        </w:rPr>
-        <w:t xml:space="preserve"> o </w:t>
-      </w:r>
-      <w:hyperlink r:id="rId15">
-        <w:r>
-          <w:rPr>
-            <w:lang w:val="png_PG" w:bidi="png_PG"/>
-          </w:rPr>
-          <w:rPr>
-            <w:color w:val="0000EE"/>
-            <w:u w:val="single"/>
-          </w:rPr>
-          <w:t>Seol.</w:t>
-        </w:r>
-      </w:hyperlink>
-      <w:r>
-        <w:rPr>
-          <w:lang w:val="png_PG" w:bidi="png_PG"/>
-        </w:rPr>
-        <w:t>. Ol i tingim andawol olsem wanpela ples we i stap sampela hap aninit long graun o wol bilong yumi. Sampela hap insait long Olpela Testamen i toktok olsem olgeta gutpela na nogut manmeri wantaim i save go long andawol; ol narapela hap i tok olsem andawol em i ples bilong panismen bilong ol nogut manmeri tasol.</w:t>
-      </w:r>
-    </w:p>
-    <w:p>
-      <w:pPr/>
-      <w:r>
-        <w:rPr>
-          <w:lang w:val="png_PG" w:bidi="png_PG"/>
-        </w:rPr>
-      </w:r>
-      <w:r>
-        <w:rPr>
-          <w:lang w:val="png_PG" w:bidi="png_PG"/>
-        </w:rPr>
-        <w:t xml:space="preserve">Insait long Nupela Testamen, ol manmeri i toktok tu long "andawol." Sampela trenslesen i yusim </w:t>
-      </w:r>
-      <w:r>
-        <w:rPr>
-          <w:b/>
-          <w:lang w:val="png_PG" w:bidi="png_PG"/>
-        </w:rPr>
-        <w:t>Grik</w:t>
-      </w:r>
-      <w:r>
-        <w:rPr>
-          <w:lang w:val="png_PG" w:bidi="png_PG"/>
-        </w:rPr>
-        <w:t xml:space="preserve"> wod "</w:t>
-      </w:r>
-      <w:hyperlink r:id="rId28">
-        <w:r>
-          <w:rPr>
-            <w:lang w:val="png_PG" w:bidi="png_PG"/>
-          </w:rPr>
-          <w:rPr>
-            <w:color w:val="0000EE"/>
-            <w:u w:val="single"/>
-          </w:rPr>
-          <w:t>Heidis</w:t>
-        </w:r>
-      </w:hyperlink>
-      <w:r>
-        <w:rPr>
-          <w:lang w:val="png_PG" w:bidi="png_PG"/>
-        </w:rPr>
-        <w:t>" long minim dispela. Wankain olsem taim bilong Olpela Testamen, "andawol" sampela taim em i luk olsem wanpela ples, we olgeta manmeri i save go bihain long ol i dai, na sampela taim em i luk olsem wanpela ples we ol manmeri nogut i kisim panismen long en. Sampela taim em i luk olsem wanpela ples we olgeta manmeri i save wet i stap long en i go inap long taim we God bai jasim olgeta manmeri. Sampela taim dispela wod "andawol" em i wanpela narapela we bilong toktok long dai.</w:t>
-      </w:r>
-    </w:p>
-    <w:p>
-      <w:pPr/>
-      <w:r>
-        <w:rPr>
-          <w:lang w:val="png_PG" w:bidi="png_PG"/>
-        </w:rPr>
-      </w:r>
-      <w:r>
-        <w:rPr>
-          <w:lang w:val="png_PG" w:bidi="png_PG"/>
-        </w:rPr>
-        <w:t xml:space="preserve">Jisas i bin tokim ol manmeri olsem bihain long dai ol manmeri bai go insait long </w:t>
-      </w:r>
-      <w:hyperlink r:id="rId16">
-        <w:r>
-          <w:rPr>
-            <w:lang w:val="png_PG" w:bidi="png_PG"/>
-          </w:rPr>
-          <w:rPr>
-            <w:color w:val="0000EE"/>
-            <w:u w:val="single"/>
-          </w:rPr>
-          <w:t>kingdom bilong God</w:t>
-        </w:r>
-      </w:hyperlink>
-      <w:r>
-        <w:rPr>
-          <w:lang w:val="png_PG" w:bidi="png_PG"/>
-        </w:rPr>
-        <w:t xml:space="preserve">, o ol bai go long hel. Dispela wod hel long Grik tok ples em i kam long nem bilong wanpela ples klostu long </w:t>
-      </w:r>
-      <w:hyperlink r:id="rId17">
-        <w:r>
-          <w:rPr>
-            <w:lang w:val="png_PG" w:bidi="png_PG"/>
-          </w:rPr>
-          <w:rPr>
-            <w:color w:val="0000EE"/>
-            <w:u w:val="single"/>
-          </w:rPr>
-          <w:t>Jerusalem</w:t>
-        </w:r>
-      </w:hyperlink>
-      <w:r>
-        <w:rPr>
-          <w:lang w:val="png_PG" w:bidi="png_PG"/>
-        </w:rPr>
-        <w:t xml:space="preserve"> we ol manmeri bilong </w:t>
-      </w:r>
-      <w:hyperlink r:id="rId18">
-        <w:r>
-          <w:rPr>
-            <w:lang w:val="png_PG" w:bidi="png_PG"/>
-          </w:rPr>
-          <w:rPr>
-            <w:color w:val="0000EE"/>
-            <w:u w:val="single"/>
-          </w:rPr>
-          <w:t>Israel</w:t>
-        </w:r>
-      </w:hyperlink>
-      <w:r>
-        <w:rPr>
-          <w:lang w:val="png_PG" w:bidi="png_PG"/>
-        </w:rPr>
-        <w:t xml:space="preserve"> wanpela taim i bin mekim wanpela bikpela rong long hap. Bikos long dispela rong, ol manmeri i save abrusim dispela ples na yusim nem bilong em olsem wanpela ples bilong kukim ol bodi bilong ol animal we i dai pinis na bilong ol dai manmeri we i hat long planim bodi bilong ol. Ol manmeri i save mekim paia i lait olgeta taim long dispela ples. Olgeta taim ol manmeri i tingim dispela ples, ol i save pilim nogut tru, na ol i save tingting long God i panisim ol manmeri long ol bikpela rong tru. Long dispela as, ol manmeri i stat long yusim nem bilong dispela ples olsem nem bilong ples we olgeta wiked manmeri bai go na kisim panismen bihain long ol i dai. Jisas i mekim klia olsem hel em i wanpela ples nogut tru: Em i yusim tok piksa long diskraibim em olsem wanpela ples we paia i no save pinis, olsem wanpela ples we ol manmeri bai kisim totsa o bikpela pen, o wanpela ples we ol manmeri bai krai na oltaim ol bai rigretim ol sois ol i bin mekim.</w:t>
-      </w:r>
-    </w:p>
-    <w:p>
-      <w:pPr/>
-      <w:r>
-        <w:rPr>
-          <w:lang w:val="png_PG" w:bidi="png_PG"/>
-        </w:rPr>
-      </w:r>
-      <w:r>
-        <w:rPr>
-          <w:lang w:val="png_PG" w:bidi="png_PG"/>
-        </w:rPr>
-        <w:t xml:space="preserve">Jisas i bin tisim ol manmeri olsem hel em i wanpela ples tu we </w:t>
-      </w:r>
-      <w:hyperlink r:id="rId19">
-        <w:r>
-          <w:rPr>
-            <w:lang w:val="png_PG" w:bidi="png_PG"/>
-          </w:rPr>
-          <w:rPr>
-            <w:color w:val="0000EE"/>
-            <w:u w:val="single"/>
-          </w:rPr>
-          <w:t>Satan</w:t>
-        </w:r>
-      </w:hyperlink>
-      <w:r>
-        <w:rPr>
-          <w:lang w:val="png_PG" w:bidi="png_PG"/>
-        </w:rPr>
-        <w:t xml:space="preserve"> na </w:t>
-      </w:r>
-      <w:r>
-        <w:rPr>
-          <w:b/>
-          <w:lang w:val="png_PG" w:bidi="png_PG"/>
-        </w:rPr>
-        <w:t>ol dimon</w:t>
-      </w:r>
-      <w:r>
-        <w:rPr>
-          <w:lang w:val="png_PG" w:bidi="png_PG"/>
-        </w:rPr>
-        <w:t xml:space="preserve"> bai kisim panismen long en.</w:t>
-      </w:r>
-      <w:r>
-        <w:rPr>
-          <w:lang w:val="png_PG" w:bidi="png_PG"/>
-        </w:rPr>
-      </w:r>
-      <w:r>
-        <w:rPr>
-          <w:lang w:val="png_PG" w:bidi="png_PG"/>
-        </w:rPr>
-      </w:r>
-    </w:p>
-    <w:p>
-      <w:pPr/>
-      <w:r>
-        <w:rPr>
-          <w:lang w:val="png_PG" w:bidi="png_PG"/>
-        </w:rPr>
-      </w:r>
-    </w:p>
-    <w:p>
-      <w:pPr>
-        <w:pStyle w:val="Heading2"/>
-      </w:pPr>
-      <w:r>
-        <w:rPr>
-          <w:lang w:val="png_PG" w:bidi="png_PG"/>
-        </w:rPr>
-        <w:t>herodian</w:t>
-      </w:r>
-      <w:r>
-        <w:rPr>
-          <w:lang w:val="png_PG" w:bidi="png_PG"/>
-        </w:rPr>
-      </w:r>
-    </w:p>
-    <w:p>
-      <w:pPr/>
-      <w:r>
-        <w:rPr>
-          <w:lang w:val="png_PG" w:bidi="png_PG"/>
-        </w:rPr>
-      </w:r>
-      <w:r>
-        <w:rPr>
-          <w:lang w:val="png_PG" w:bidi="png_PG"/>
-        </w:rPr>
-        <w:t xml:space="preserve">Insait long Nupela Testamen, dispela wod </w:t>
-      </w:r>
-      <w:r>
-        <w:rPr>
-          <w:b/>
-          <w:lang w:val="png_PG" w:bidi="png_PG"/>
-        </w:rPr>
-        <w:t>ol Herodien</w:t>
-      </w:r>
-      <w:r>
-        <w:rPr>
-          <w:lang w:val="png_PG" w:bidi="png_PG"/>
-        </w:rPr>
-        <w:t xml:space="preserve"> i minim wanpela grup husat i sapotim rul bilong wanpela famili bilong Herod-we i min olsem king Herod, pikinini man bilong em Herod na tumbuna pikinini man bilong em Herod. Gavman bilong Rom i bin makim ol dispela rula, olsem na ol Herodien i bin sapotim gavman bilong Rom tu. Long dispela we, ol i oposit bilong ol </w:t>
-      </w:r>
-      <w:r>
-        <w:rPr>
-          <w:b/>
-          <w:lang w:val="png_PG" w:bidi="png_PG"/>
-        </w:rPr>
-        <w:t>Farisi</w:t>
-      </w:r>
-      <w:r>
-        <w:rPr>
-          <w:lang w:val="png_PG" w:bidi="png_PG"/>
-        </w:rPr>
-        <w:t>, dispela grup bilong ol tisa bilong lotu husat i agensim rul bilong Rom. Tasol, ol Farisi na ol Herodien i bin wok wantaim agensim Jisas.</w:t>
-      </w:r>
-      <w:r>
-        <w:rPr>
-          <w:lang w:val="png_PG" w:bidi="png_PG"/>
-        </w:rPr>
-      </w:r>
-      <w:r>
-        <w:rPr>
-          <w:lang w:val="png_PG" w:bidi="png_PG"/>
-        </w:rPr>
-      </w:r>
-    </w:p>
-    <w:p>
-      <w:pPr/>
-      <w:r>
-        <w:rPr>
-          <w:lang w:val="png_PG" w:bidi="png_PG"/>
-        </w:rPr>
-      </w:r>
-    </w:p>
-    <w:p>
-      <w:pPr>
-        <w:pStyle w:val="Heading2"/>
-      </w:pPr>
-      <w:r>
-        <w:rPr>
-          <w:lang w:val="png_PG" w:bidi="png_PG"/>
-        </w:rPr>
-        <w:t>high-priest</w:t>
-      </w:r>
-      <w:r>
-        <w:rPr>
-          <w:lang w:val="png_PG" w:bidi="png_PG"/>
-        </w:rPr>
-      </w:r>
-    </w:p>
-    <w:p>
-      <w:pPr/>
-      <w:r>
-        <w:rPr>
-          <w:lang w:val="png_PG" w:bidi="png_PG"/>
-        </w:rPr>
-      </w:r>
-      <w:r>
-        <w:rPr>
-          <w:b/>
-          <w:lang w:val="png_PG" w:bidi="png_PG"/>
-        </w:rPr>
-        <w:t>Ol pris</w:t>
-      </w:r>
-      <w:r>
-        <w:rPr>
-          <w:lang w:val="png_PG" w:bidi="png_PG"/>
-        </w:rPr>
-        <w:t xml:space="preserve"> em ol man husat i save wok insait long </w:t>
-      </w:r>
-      <w:hyperlink r:id="rId29">
-        <w:r>
-          <w:rPr>
-            <w:lang w:val="png_PG" w:bidi="png_PG"/>
-          </w:rPr>
-          <w:rPr>
-            <w:color w:val="0000EE"/>
-            <w:u w:val="single"/>
-          </w:rPr>
-          <w:t>tempel</w:t>
-        </w:r>
-      </w:hyperlink>
-      <w:r>
-        <w:rPr>
-          <w:lang w:val="png_PG" w:bidi="png_PG"/>
-        </w:rPr>
-        <w:t xml:space="preserve"> bilong God long </w:t>
-      </w:r>
-      <w:hyperlink r:id="rId17">
-        <w:r>
-          <w:rPr>
-            <w:lang w:val="png_PG" w:bidi="png_PG"/>
-          </w:rPr>
-          <w:rPr>
-            <w:color w:val="0000EE"/>
-            <w:u w:val="single"/>
-          </w:rPr>
-          <w:t>Jerusalem</w:t>
-        </w:r>
-      </w:hyperlink>
-      <w:r>
-        <w:rPr>
-          <w:lang w:val="png_PG" w:bidi="png_PG"/>
-        </w:rPr>
-        <w:t xml:space="preserve">. Ol pris i save ofarim </w:t>
-      </w:r>
-      <w:r>
-        <w:rPr>
-          <w:b/>
-          <w:lang w:val="png_PG" w:bidi="png_PG"/>
-        </w:rPr>
-        <w:t>ol sekrifais</w:t>
-      </w:r>
-      <w:r>
-        <w:rPr>
-          <w:lang w:val="png_PG" w:bidi="png_PG"/>
-        </w:rPr>
-        <w:t xml:space="preserve"> i go long God we ol manmeri i bringim i kam long ol. Ol i save lukautim tempel na tisim ol manmeri hau long </w:t>
-      </w:r>
-      <w:hyperlink r:id="rId30">
-        <w:r>
-          <w:rPr>
-            <w:lang w:val="png_PG" w:bidi="png_PG"/>
-          </w:rPr>
-          <w:rPr>
-            <w:color w:val="0000EE"/>
-            <w:u w:val="single"/>
-          </w:rPr>
-          <w:t>wosipim</w:t>
-        </w:r>
-      </w:hyperlink>
-      <w:r>
-        <w:rPr>
-          <w:lang w:val="png_PG" w:bidi="png_PG"/>
-        </w:rPr>
-        <w:t xml:space="preserve"> God. Ol pris em ol i stap namel long God na ol manmeri, na ol i mekim ol manmeri i ken kam long ai bilong God. Bikos ol manmeri i </w:t>
-      </w:r>
-      <w:r>
-        <w:rPr>
-          <w:b/>
-          <w:lang w:val="png_PG" w:bidi="png_PG"/>
-        </w:rPr>
-        <w:t>pulap long sin</w:t>
-      </w:r>
-      <w:r>
-        <w:rPr>
-          <w:lang w:val="png_PG" w:bidi="png_PG"/>
-        </w:rPr>
-        <w:t xml:space="preserve">, ol i </w:t>
-      </w:r>
-      <w:r>
-        <w:rPr>
-          <w:b/>
-          <w:lang w:val="png_PG" w:bidi="png_PG"/>
-        </w:rPr>
-        <w:t>no klin</w:t>
-      </w:r>
-      <w:r>
-        <w:rPr>
-          <w:lang w:val="png_PG" w:bidi="png_PG"/>
-        </w:rPr>
-        <w:t xml:space="preserve">. Insait long Baibel, long stap anklin o i no klin em i min olsem yu no fit long kam long ai bilong God. Ol manmeri i mas kamap klin pastaim. Wok bilong ol pris em long mekim ol manmeri i klin-long </w:t>
-      </w:r>
-      <w:hyperlink r:id="rId31">
-        <w:r>
-          <w:rPr>
-            <w:lang w:val="png_PG" w:bidi="png_PG"/>
-          </w:rPr>
-          <w:rPr>
-            <w:color w:val="0000EE"/>
-            <w:u w:val="single"/>
-          </w:rPr>
-          <w:t>purifaim</w:t>
-        </w:r>
-      </w:hyperlink>
-      <w:r>
-        <w:rPr>
-          <w:lang w:val="png_PG" w:bidi="png_PG"/>
-        </w:rPr>
-        <w:t xml:space="preserve"> ol. Ol pris i mekim dispela taim ol i makim ol manmeri na ofarim ol sekrifais na taim ol i tisim ol manmeri hau long stap.</w:t>
-      </w:r>
-    </w:p>
-    <w:p>
-      <w:pPr/>
-      <w:r>
-        <w:rPr>
-          <w:lang w:val="png_PG" w:bidi="png_PG"/>
-        </w:rPr>
-      </w:r>
-      <w:r>
-        <w:rPr>
-          <w:lang w:val="png_PG" w:bidi="png_PG"/>
-        </w:rPr>
-        <w:t xml:space="preserve">Wanpela bilong ol pris em ol i save kolim em </w:t>
-      </w:r>
-      <w:r>
-        <w:rPr>
-          <w:b/>
-          <w:lang w:val="png_PG" w:bidi="png_PG"/>
-        </w:rPr>
-        <w:t>hai pris o het pris</w:t>
-      </w:r>
-      <w:r>
-        <w:rPr>
-          <w:lang w:val="png_PG" w:bidi="png_PG"/>
-        </w:rPr>
-        <w:t xml:space="preserve">. Dispela hai pris em i nambawan impoten pris. Hai pris em i gat wanpela impoten wok tru. Wanpela taim long wanpela yia i gat wanpela festival ol i kolim De bilong </w:t>
-      </w:r>
-      <w:r>
-        <w:rPr>
-          <w:b/>
-          <w:lang w:val="png_PG" w:bidi="png_PG"/>
-        </w:rPr>
-        <w:t>Atonmen</w:t>
-      </w:r>
-      <w:r>
-        <w:rPr>
-          <w:lang w:val="png_PG" w:bidi="png_PG"/>
-        </w:rPr>
-        <w:t xml:space="preserve">. Dispela em i min olsem "bikpela de bilong </w:t>
-      </w:r>
-      <w:hyperlink r:id="rId32">
-        <w:r>
-          <w:rPr>
-            <w:lang w:val="png_PG" w:bidi="png_PG"/>
-          </w:rPr>
-          <w:rPr>
-            <w:color w:val="0000EE"/>
-            <w:u w:val="single"/>
-          </w:rPr>
-          <w:t>fogivnes</w:t>
-        </w:r>
-      </w:hyperlink>
-      <w:r>
-        <w:rPr>
-          <w:lang w:val="png_PG" w:bidi="png_PG"/>
-        </w:rPr>
-        <w:t xml:space="preserve"> o stretim hevi na kamap wanbel gen." Long dispela de, hai pris i save makim olgeta manmeri bilong </w:t>
-      </w:r>
-      <w:hyperlink r:id="rId18">
-        <w:r>
-          <w:rPr>
-            <w:lang w:val="png_PG" w:bidi="png_PG"/>
-          </w:rPr>
-          <w:rPr>
-            <w:color w:val="0000EE"/>
-            <w:u w:val="single"/>
-          </w:rPr>
-          <w:t>Israel</w:t>
-        </w:r>
-      </w:hyperlink>
-      <w:r>
-        <w:rPr>
-          <w:lang w:val="png_PG" w:bidi="png_PG"/>
-        </w:rPr>
-        <w:t xml:space="preserve"> na ofarim wanpela sekrifais long askim long fogivnes bilong olgeta sin ol i bin mekim long yia i go pinis. Pastaim hai pris bai askim fogivnes long ol sin bilong em yet, na bihain long ol sin bilong olgeta manmeri. Hai pris i save kilim wanpela lemb o pikinini sipsip, na kisim blut i go insait long tempel. Dispela pat bilong tempel we i insait tru em ol i kolim </w:t>
-      </w:r>
-      <w:r>
-        <w:rPr>
-          <w:b/>
-          <w:lang w:val="png_PG" w:bidi="png_PG"/>
-        </w:rPr>
-        <w:t>Holi Ples Tru</w:t>
-      </w:r>
-      <w:r>
-        <w:rPr>
-          <w:lang w:val="png_PG" w:bidi="png_PG"/>
-        </w:rPr>
-        <w:t>. Dispela bikpela de bilong fogivnes em i wanpela taim long wanpela yia we wanpela man i ken go long dispela ples. Hai pris i save yusim blut bilong lemb we em i bin kilim na spredim dispela insait long Holi Ples Tru. Sin bilong ol manmeri i bin mekim holi tempel bilong God i no klin, na taim em i spredim blut long tempel, dispela tempel i kamap klin gen. Bikos long sekrifais bilong lemb, ol manmeri i ken gat rilesensip wantaim God.</w:t>
-      </w:r>
-    </w:p>
-    <w:p>
-      <w:pPr/>
-      <w:r>
-        <w:rPr>
-          <w:lang w:val="png_PG" w:bidi="png_PG"/>
-        </w:rPr>
-      </w:r>
-      <w:r>
-        <w:rPr>
-          <w:lang w:val="png_PG" w:bidi="png_PG"/>
-        </w:rPr>
-        <w:t xml:space="preserve">Bihain long Nupela Testamen, raita bilong buk bilong Hibru i komperim wok we Jisas i bin mekim wantaim wok bilong wanpela hai pris long bikpela de bilong fogivnes. Jisas i bin mekim ol manmeri i klin-wankain olsem hai pris i save mekim ol manmeri i klin. Jisas i mekim ol manmeri na God i ken gat rilesensip gen. Tasol Jisas i no bin kilim wanpela lemb long mekim dispela: Jisas em yet i bin dai. Olsem na Jisas em i lemb na em i hai pris tu! Tasol Jisas i no nid long askim long fogivnes bilong ol sin bilong em yet pastaim, bikos Jisas i no bin mekim wanpela sin. Na i no gat nid long mekim dispela sekrifais olgeta yia, Jisas i mekim dispela wanpela taim tasol na i pinis, long olgeta manmeri husat i </w:t>
-      </w:r>
-      <w:r>
-        <w:rPr>
-          <w:b/>
-          <w:lang w:val="png_PG" w:bidi="png_PG"/>
-        </w:rPr>
-        <w:t>bilip</w:t>
-      </w:r>
-      <w:r>
-        <w:rPr>
-          <w:lang w:val="png_PG" w:bidi="png_PG"/>
-        </w:rPr>
-        <w:t xml:space="preserve"> long em.</w:t>
-      </w:r>
-      <w:r>
-        <w:rPr>
-          <w:lang w:val="png_PG" w:bidi="png_PG"/>
-        </w:rPr>
-      </w:r>
-      <w:r>
-        <w:rPr>
-          <w:lang w:val="png_PG" w:bidi="png_PG"/>
-        </w:rPr>
-      </w:r>
-    </w:p>
-    <w:p>
-      <w:pPr/>
-      <w:r>
-        <w:rPr>
-          <w:lang w:val="png_PG" w:bidi="png_PG"/>
-        </w:rPr>
-      </w:r>
-    </w:p>
-    <w:p>
-      <w:pPr>
-        <w:pStyle w:val="Heading2"/>
-      </w:pPr>
-      <w:r>
-        <w:rPr>
-          <w:lang w:val="png_PG" w:bidi="png_PG"/>
-        </w:rPr>
-        <w:t>holy</w:t>
-      </w:r>
-      <w:r>
-        <w:rPr>
-          <w:lang w:val="png_PG" w:bidi="png_PG"/>
-        </w:rPr>
-      </w:r>
-    </w:p>
-    <w:p>
-      <w:pPr/>
-      <w:r>
-        <w:rPr>
-          <w:lang w:val="png_PG" w:bidi="png_PG"/>
-        </w:rPr>
-      </w:r>
-      <w:r>
-        <w:rPr>
-          <w:lang w:val="png_PG" w:bidi="png_PG"/>
-        </w:rPr>
-        <w:t xml:space="preserve">God em i </w:t>
-      </w:r>
-      <w:r>
-        <w:rPr>
-          <w:b/>
-          <w:lang w:val="png_PG" w:bidi="png_PG"/>
-        </w:rPr>
-        <w:t>holi</w:t>
-      </w:r>
-      <w:r>
-        <w:rPr>
-          <w:lang w:val="png_PG" w:bidi="png_PG"/>
-        </w:rPr>
-        <w:t>-dispela em i min olsem God i gutpela olgeta, i piua olgeta, i pawaful, na i gat olgeta strong. Em i min olsem God em i gat olgeta samting, i komplit, na i no inap senis. Tasol nambawan long olgeta dispela samting, em i min olsem God em i God!</w:t>
-      </w:r>
-    </w:p>
-    <w:p>
-      <w:pPr/>
-      <w:r>
-        <w:rPr>
-          <w:lang w:val="png_PG" w:bidi="png_PG"/>
-        </w:rPr>
-      </w:r>
-      <w:r>
-        <w:rPr>
-          <w:lang w:val="png_PG" w:bidi="png_PG"/>
-        </w:rPr>
-        <w:t>Wanpela ples, man o meri, o samting we ol i dediketim i go long God em ol i kolim olsem em i holi. Dispela i min olsem dispela samting o man o meri em i bilong mekim spesel wok bilong God-em i no "komon" o "odineri," moa, na em i no bilong yusim long ol komon o odineri wok.</w:t>
-      </w:r>
-    </w:p>
-    <w:p>
-      <w:pPr/>
-      <w:r>
-        <w:rPr>
-          <w:lang w:val="png_PG" w:bidi="png_PG"/>
-        </w:rPr>
-      </w:r>
-      <w:r>
-        <w:rPr>
-          <w:lang w:val="png_PG" w:bidi="png_PG"/>
-        </w:rPr>
-        <w:t xml:space="preserve">Wanem ples God i stap long en em i holi. Ol manmeri, bikos ol i </w:t>
-      </w:r>
-      <w:r>
-        <w:rPr>
-          <w:b/>
-          <w:lang w:val="png_PG" w:bidi="png_PG"/>
-        </w:rPr>
-        <w:t>pulap long sin</w:t>
-      </w:r>
-      <w:r>
-        <w:rPr>
-          <w:lang w:val="png_PG" w:bidi="png_PG"/>
-        </w:rPr>
-        <w:t xml:space="preserve">, em ol i no inap long kam long God. God i ken kilim ol sapos ol i mekim olsem! Insait long Olpela Testamen, God i bin mekim </w:t>
-      </w:r>
-      <w:r>
-        <w:rPr>
-          <w:b/>
-          <w:lang w:val="png_PG" w:bidi="png_PG"/>
-        </w:rPr>
-        <w:t>ol Israel</w:t>
-      </w:r>
-      <w:r>
-        <w:rPr>
-          <w:lang w:val="png_PG" w:bidi="png_PG"/>
-        </w:rPr>
-        <w:t xml:space="preserve"> i ken kam long em long seif we taim ol i </w:t>
-      </w:r>
-      <w:hyperlink r:id="rId29">
-        <w:r>
-          <w:rPr>
-            <w:lang w:val="png_PG" w:bidi="png_PG"/>
-          </w:rPr>
-          <w:rPr>
-            <w:color w:val="0000EE"/>
-            <w:u w:val="single"/>
-          </w:rPr>
-          <w:t>wosipim</w:t>
-        </w:r>
-      </w:hyperlink>
-      <w:r>
-        <w:rPr>
-          <w:lang w:val="png_PG" w:bidi="png_PG"/>
-        </w:rPr>
-        <w:t xml:space="preserve"> em long </w:t>
-      </w:r>
-      <w:hyperlink r:id="rId30">
-        <w:r>
-          <w:rPr>
-            <w:lang w:val="png_PG" w:bidi="png_PG"/>
-          </w:rPr>
-          <w:rPr>
-            <w:color w:val="0000EE"/>
-            <w:u w:val="single"/>
-          </w:rPr>
-          <w:t>tempel</w:t>
-        </w:r>
-      </w:hyperlink>
-      <w:r>
-        <w:rPr>
-          <w:lang w:val="png_PG" w:bidi="png_PG"/>
-        </w:rPr>
-        <w:t xml:space="preserve">. Sapos ol manmeri i bihainim ol rul we God i bin givim long ol long hau ol i mas kam long em, ol bai seif. Ol Israel i nid long bihainim sampela kastom pasin long mekim ol i orait long ai bilong God. Dispela em ol i save kolim "purifaim ol yet" o "kamap </w:t>
-      </w:r>
-      <w:r>
-        <w:rPr>
-          <w:b/>
-          <w:lang w:val="png_PG" w:bidi="png_PG"/>
-        </w:rPr>
-        <w:t>klin</w:t>
-      </w:r>
-      <w:r>
-        <w:rPr>
-          <w:lang w:val="png_PG" w:bidi="png_PG"/>
-        </w:rPr>
-        <w:t xml:space="preserve">." Ol dispela kastom wok em ol pasin bilong waswas, wasim klos, na stap longwe long sampela kain kaikai o wok. Na tu, ol manmeri i nid long ofarim </w:t>
-      </w:r>
-      <w:r>
-        <w:rPr>
-          <w:b/>
-          <w:lang w:val="png_PG" w:bidi="png_PG"/>
-        </w:rPr>
-        <w:t>ol sekrifais</w:t>
-      </w:r>
-      <w:r>
-        <w:rPr>
-          <w:lang w:val="png_PG" w:bidi="png_PG"/>
-        </w:rPr>
-        <w:t xml:space="preserve"> long God. Ol dispela ol rul long stap klin long wosipim God i mekim ol manmeri i tingim olsem God em i holi na em i narapela kain tru long ol yet.</w:t>
-      </w:r>
-    </w:p>
-    <w:p>
-      <w:pPr/>
-      <w:r>
-        <w:rPr>
-          <w:lang w:val="png_PG" w:bidi="png_PG"/>
-        </w:rPr>
-      </w:r>
-      <w:r>
-        <w:rPr>
-          <w:lang w:val="png_PG" w:bidi="png_PG"/>
-        </w:rPr>
-        <w:t xml:space="preserve">God i bin makim ol Israel long stap olsem ol holi manmeri bilong em na long mekim ol wok bilong God. Olsem na ol Israel i nid long stap narapela kain long ol narapela </w:t>
-      </w:r>
-      <w:r>
-        <w:rPr>
-          <w:b/>
-          <w:lang w:val="png_PG" w:bidi="png_PG"/>
-        </w:rPr>
-        <w:t>nesen</w:t>
-      </w:r>
-      <w:r>
-        <w:rPr>
-          <w:lang w:val="png_PG" w:bidi="png_PG"/>
-        </w:rPr>
-        <w:t xml:space="preserve"> we i stap raun long ol. Long stap holi, ol i nid long wosipim God long raitpela we. Ol i nid long bihainim ol </w:t>
-      </w:r>
-      <w:r>
-        <w:rPr>
-          <w:b/>
-          <w:lang w:val="png_PG" w:bidi="png_PG"/>
-        </w:rPr>
-        <w:t>komanmen</w:t>
-      </w:r>
-      <w:r>
-        <w:rPr>
-          <w:lang w:val="png_PG" w:bidi="png_PG"/>
-        </w:rPr>
-        <w:t xml:space="preserve"> bilong God, we i gat pasin bilong soim laikim long wanpela narapela na </w:t>
-      </w:r>
-      <w:hyperlink r:id="rId33">
-        <w:r>
-          <w:rPr>
-            <w:lang w:val="png_PG" w:bidi="png_PG"/>
-          </w:rPr>
-          <w:rPr>
-            <w:color w:val="0000EE"/>
-            <w:u w:val="single"/>
-          </w:rPr>
-          <w:t>pasin we i stret na i no wansait</w:t>
-        </w:r>
-      </w:hyperlink>
-      <w:r>
-        <w:rPr>
-          <w:lang w:val="png_PG" w:bidi="png_PG"/>
-        </w:rPr>
-        <w:t>.</w:t>
-      </w:r>
-    </w:p>
-    <w:p>
-      <w:pPr/>
-      <w:r>
-        <w:rPr>
-          <w:lang w:val="png_PG" w:bidi="png_PG"/>
-        </w:rPr>
-      </w:r>
-      <w:r>
-        <w:rPr>
-          <w:lang w:val="png_PG" w:bidi="png_PG"/>
-        </w:rPr>
-        <w:t>Ol samting em ol i ken stap holi tu. Ol i kamap holi sapos ol manmeri i yusim ol long wosipim God. Wanpela objek o samting we ol i mekim holi em ol i ken yusim long wosipim God tasol na ol i no ken yusim long mekim ol odineri wok nating.</w:t>
-      </w:r>
-    </w:p>
-    <w:p>
-      <w:pPr/>
-      <w:r>
-        <w:rPr>
-          <w:lang w:val="png_PG" w:bidi="png_PG"/>
-        </w:rPr>
-      </w:r>
-      <w:r>
-        <w:rPr>
-          <w:lang w:val="png_PG" w:bidi="png_PG"/>
-        </w:rPr>
-        <w:t>Insait long Nupela Testamen, ol i bin kolim Jisas holi bikos em i God. Olgeta samting we i tru long God em i tru tu long Jisas.</w:t>
-      </w:r>
-    </w:p>
-    <w:p>
-      <w:pPr/>
-      <w:r>
-        <w:rPr>
-          <w:lang w:val="png_PG" w:bidi="png_PG"/>
-        </w:rPr>
-      </w:r>
-      <w:hyperlink r:id="rId34">
-        <w:r>
-          <w:rPr>
-            <w:lang w:val="png_PG" w:bidi="png_PG"/>
-          </w:rPr>
-          <w:rPr>
-            <w:color w:val="0000EE"/>
-            <w:u w:val="single"/>
-          </w:rPr>
-          <w:t>Holi Spirit</w:t>
-        </w:r>
-      </w:hyperlink>
-      <w:r>
-        <w:rPr>
-          <w:lang w:val="png_PG" w:bidi="png_PG"/>
-        </w:rPr>
-        <w:t xml:space="preserve"> em ol i kolim holi bikos em i spirit bilong God.</w:t>
-      </w:r>
-    </w:p>
-    <w:p>
-      <w:pPr/>
-      <w:r>
-        <w:rPr>
-          <w:lang w:val="png_PG" w:bidi="png_PG"/>
-        </w:rPr>
-      </w:r>
-      <w:r>
-        <w:rPr>
-          <w:lang w:val="png_PG" w:bidi="png_PG"/>
-        </w:rPr>
-        <w:t xml:space="preserve">Taim ol manmeri i stat long trastim Jisas na kisim Holi Spirit, ol i kamap holi tu. Wankain olsem God i bin singautim ol Israel long stap olsem ol holi manmeri, em nau i singautim olgeta pikinini bilong em long stap olsem ol holi manmeri. Taim ol manmeri i stat long bihainim Jisas, Holi Spirit i mekim wok insait long hat bilong ol long senisim ol long kamap moa na moa olsem Jisas, long mekim ol i kamap moa na moa holi, o setim ol apat long mekim spesel wok bilong God. Dispela wok bilong Holi Spirit em ol i kolim </w:t>
-      </w:r>
-      <w:hyperlink r:id="rId35">
-        <w:r>
-          <w:rPr>
-            <w:lang w:val="png_PG" w:bidi="png_PG"/>
-          </w:rPr>
-          <w:rPr>
-            <w:color w:val="0000EE"/>
-            <w:u w:val="single"/>
-          </w:rPr>
-          <w:t>sengtifikesen</w:t>
-        </w:r>
-      </w:hyperlink>
-      <w:r>
-        <w:rPr>
-          <w:lang w:val="png_PG" w:bidi="png_PG"/>
-        </w:rPr>
-        <w:t>.</w:t>
-      </w:r>
-      <w:r>
-        <w:rPr>
-          <w:lang w:val="png_PG" w:bidi="png_PG"/>
-        </w:rPr>
-      </w:r>
-      <w:r>
-        <w:rPr>
-          <w:lang w:val="png_PG" w:bidi="png_PG"/>
-        </w:rPr>
-      </w:r>
-    </w:p>
-    <w:p>
-      <w:pPr/>
-      <w:r>
-        <w:rPr>
-          <w:lang w:val="png_PG" w:bidi="png_PG"/>
-        </w:rPr>
-      </w:r>
-    </w:p>
-    <w:p>
-      <w:pPr>
-        <w:pStyle w:val="Heading2"/>
-      </w:pPr>
-      <w:r>
-        <w:rPr>
-          <w:lang w:val="png_PG" w:bidi="png_PG"/>
-        </w:rPr>
-        <w:t>holy-spirit</w:t>
-      </w:r>
-      <w:r>
-        <w:rPr>
-          <w:lang w:val="png_PG" w:bidi="png_PG"/>
-        </w:rPr>
-      </w:r>
-    </w:p>
-    <w:p>
-      <w:pPr/>
-      <w:r>
-        <w:rPr>
-          <w:lang w:val="png_PG" w:bidi="png_PG"/>
-        </w:rPr>
-      </w:r>
-      <w:r>
-        <w:rPr>
-          <w:lang w:val="png_PG" w:bidi="png_PG"/>
-        </w:rPr>
-        <w:t xml:space="preserve"> </w:t>
-      </w:r>
-      <w:r>
-        <w:rPr>
-          <w:b/>
-          <w:lang w:val="png_PG" w:bidi="png_PG"/>
-        </w:rPr>
-        <w:t>Holi Spirit</w:t>
-      </w:r>
-      <w:r>
-        <w:rPr>
-          <w:lang w:val="png_PG" w:bidi="png_PG"/>
-        </w:rPr>
-        <w:t xml:space="preserve"> em i </w:t>
-      </w:r>
-      <w:r>
-        <w:rPr>
-          <w:b/>
-          <w:lang w:val="png_PG" w:bidi="png_PG"/>
-        </w:rPr>
-        <w:t>Spirit bilong God</w:t>
-      </w:r>
-      <w:r>
-        <w:rPr>
-          <w:lang w:val="png_PG" w:bidi="png_PG"/>
-        </w:rPr>
-        <w:t xml:space="preserve">. Sampela taim Baibel i save kolim dispela Spirit olsem Spirit bilong God, </w:t>
-      </w:r>
-      <w:r>
-        <w:rPr>
-          <w:b/>
-          <w:lang w:val="png_PG" w:bidi="png_PG"/>
-        </w:rPr>
-        <w:t>Spirit bilong Bikpela</w:t>
-      </w:r>
-      <w:r>
-        <w:rPr>
-          <w:lang w:val="png_PG" w:bidi="png_PG"/>
-        </w:rPr>
-        <w:t xml:space="preserve">, o sampela taim em i kolim em </w:t>
-      </w:r>
-      <w:hyperlink r:id="rId36">
-        <w:r>
-          <w:rPr>
-            <w:lang w:val="png_PG" w:bidi="png_PG"/>
-          </w:rPr>
-          <w:rPr>
-            <w:color w:val="0000EE"/>
-            <w:u w:val="single"/>
-          </w:rPr>
-          <w:t>Spirit</w:t>
-        </w:r>
-      </w:hyperlink>
-      <w:r>
-        <w:rPr>
-          <w:lang w:val="png_PG" w:bidi="png_PG"/>
-        </w:rPr>
-        <w:t>tasol.</w:t>
-      </w:r>
-    </w:p>
-    <w:p>
-      <w:pPr/>
-      <w:r>
-        <w:rPr>
-          <w:lang w:val="png_PG" w:bidi="png_PG"/>
-        </w:rPr>
-      </w:r>
-      <w:r>
-        <w:rPr>
-          <w:lang w:val="png_PG" w:bidi="png_PG"/>
-        </w:rPr>
-        <w:t xml:space="preserve">Spirit bilong God em i pawa we i kam long God. Dispela pawa i save krietim ol samting, givim laip, pefomim </w:t>
-      </w:r>
-      <w:hyperlink r:id="rId37">
-        <w:r>
-          <w:rPr>
-            <w:lang w:val="png_PG" w:bidi="png_PG"/>
-          </w:rPr>
-          <w:rPr>
-            <w:color w:val="0000EE"/>
-            <w:u w:val="single"/>
-          </w:rPr>
-          <w:t>ol mirakel</w:t>
-        </w:r>
-      </w:hyperlink>
-      <w:r>
-        <w:rPr>
-          <w:lang w:val="png_PG" w:bidi="png_PG"/>
-        </w:rPr>
-        <w:t>, na senisim ol manmeri.</w:t>
-      </w:r>
-    </w:p>
-    <w:p>
-      <w:pPr/>
-      <w:r>
-        <w:rPr>
-          <w:lang w:val="png_PG" w:bidi="png_PG"/>
-        </w:rPr>
-      </w:r>
-      <w:r>
-        <w:rPr>
-          <w:lang w:val="png_PG" w:bidi="png_PG"/>
-        </w:rPr>
-        <w:t xml:space="preserve">Taim spirit bilong God i kam antap long wanpela man o meri, dispela man o meri i save kisim wanpela spesel pawa o em i inap long mekim spesel samting. Dispela em ken minim fisikel strong, spesel </w:t>
-      </w:r>
-      <w:hyperlink r:id="rId38">
-        <w:r>
-          <w:rPr>
-            <w:lang w:val="png_PG" w:bidi="png_PG"/>
-          </w:rPr>
-          <w:rPr>
-            <w:color w:val="0000EE"/>
-            <w:u w:val="single"/>
-          </w:rPr>
-          <w:t>wisdom</w:t>
-        </w:r>
-      </w:hyperlink>
-      <w:r>
-        <w:rPr>
-          <w:lang w:val="png_PG" w:bidi="png_PG"/>
-        </w:rPr>
-        <w:t xml:space="preserve">, o wanpela klia andastending long wanem samting God i laikim. Holi Spirit i save givim ol mesej bilong God i go long </w:t>
-      </w:r>
-      <w:r>
-        <w:rPr>
-          <w:b/>
-          <w:lang w:val="png_PG" w:bidi="png_PG"/>
-        </w:rPr>
-        <w:t>ol profet</w:t>
-      </w:r>
-      <w:r>
-        <w:rPr>
-          <w:lang w:val="png_PG" w:bidi="png_PG"/>
-        </w:rPr>
-        <w:t>, na ol profet i save serim wantaim ol manmeri.</w:t>
-      </w:r>
-    </w:p>
-    <w:p>
-      <w:pPr/>
-      <w:r>
-        <w:rPr>
-          <w:lang w:val="png_PG" w:bidi="png_PG"/>
-        </w:rPr>
-      </w:r>
-      <w:r>
-        <w:rPr>
-          <w:lang w:val="png_PG" w:bidi="png_PG"/>
-        </w:rPr>
-        <w:t xml:space="preserve">Holi Spirit i mekim ol manmeri i ken kamap ol folowa bilong Jisas. Taim ol manmeri i stat long bihainim Jisas, Holi Spirit bai wok insait long hat bilong ol long helpim ol long mekim ol pasin we i moa na moa olsem Jisas na mekim ol i moa na moa </w:t>
-      </w:r>
-      <w:hyperlink r:id="rId39">
-        <w:r>
-          <w:rPr>
-            <w:lang w:val="png_PG" w:bidi="png_PG"/>
-          </w:rPr>
-          <w:rPr>
-            <w:color w:val="0000EE"/>
-            <w:u w:val="single"/>
-          </w:rPr>
-          <w:t>holi</w:t>
-        </w:r>
-      </w:hyperlink>
-      <w:r>
-        <w:rPr>
-          <w:lang w:val="png_PG" w:bidi="png_PG"/>
-        </w:rPr>
-        <w:t xml:space="preserve">. Dispela wok bilong Holi Spirit em ol i kolim </w:t>
-      </w:r>
-      <w:hyperlink r:id="rId35">
-        <w:r>
-          <w:rPr>
-            <w:lang w:val="png_PG" w:bidi="png_PG"/>
-          </w:rPr>
-          <w:rPr>
-            <w:color w:val="0000EE"/>
-            <w:u w:val="single"/>
-          </w:rPr>
-          <w:t>sengtifikesen</w:t>
-        </w:r>
-      </w:hyperlink>
-      <w:r>
-        <w:rPr>
-          <w:lang w:val="png_PG" w:bidi="png_PG"/>
-        </w:rPr>
-        <w:t>.</w:t>
-      </w:r>
-    </w:p>
-    <w:p>
-      <w:pPr/>
-      <w:r>
-        <w:rPr>
-          <w:lang w:val="png_PG" w:bidi="png_PG"/>
-        </w:rPr>
-      </w:r>
-      <w:r>
-        <w:rPr>
-          <w:lang w:val="png_PG" w:bidi="png_PG"/>
-        </w:rPr>
-        <w:t xml:space="preserve">Holi Spirit em i no wanpela pawa tasol, em i wanpela man tu. Yumi save long dispela bikos Baibel i tok olsem yumi ken mekim Holi Spriti i wari. Holi Spirit em i pat bilong Triniti-God husat i wanpela, tasol i gat tripela man. God papa, God pikinini na God Holi Spirit em ol tripela narapela narapela man, tasol olgeta i wanpela God. Yumi ken lukim olgeta tripela memba bilong Triniti wantaim long </w:t>
-      </w:r>
-      <w:hyperlink r:id="rId40">
-        <w:r>
-          <w:rPr>
-            <w:lang w:val="png_PG" w:bidi="png_PG"/>
-          </w:rPr>
-          <w:rPr>
-            <w:color w:val="0000EE"/>
-            <w:u w:val="single"/>
-          </w:rPr>
-          <w:t>taim bilong baptais</w:t>
-        </w:r>
-      </w:hyperlink>
-      <w:r>
-        <w:rPr>
-          <w:lang w:val="png_PG" w:bidi="png_PG"/>
-        </w:rPr>
-        <w:t xml:space="preserve">, taim Holi Spirit i kam daun long Jisas na vois bilong God i toktok long </w:t>
-      </w:r>
-      <w:hyperlink r:id="rId14">
-        <w:r>
-          <w:rPr>
-            <w:lang w:val="png_PG" w:bidi="png_PG"/>
-          </w:rPr>
-          <w:rPr>
-            <w:color w:val="0000EE"/>
-            <w:u w:val="single"/>
-          </w:rPr>
-          <w:t>heven</w:t>
-        </w:r>
-      </w:hyperlink>
-      <w:r>
-        <w:rPr>
-          <w:lang w:val="png_PG" w:bidi="png_PG"/>
-        </w:rPr>
-        <w:t xml:space="preserve">. Baibel i no bin yusim dispela wod Triniti long wanpela hap, tasol </w:t>
-      </w:r>
-      <w:hyperlink r:id="rId41">
-        <w:r>
-          <w:rPr>
-            <w:lang w:val="png_PG" w:bidi="png_PG"/>
-          </w:rPr>
-          <w:rPr>
-            <w:color w:val="0000EE"/>
-            <w:u w:val="single"/>
-          </w:rPr>
-          <w:t>sios</w:t>
-        </w:r>
-      </w:hyperlink>
-      <w:r>
-        <w:rPr>
-          <w:lang w:val="png_PG" w:bidi="png_PG"/>
-        </w:rPr>
-        <w:t xml:space="preserve"> i stat long yusim dispela wod sampela jeneresen bihain long Jisas i go bek long </w:t>
-      </w:r>
-      <w:hyperlink r:id="rId14">
-        <w:r>
-          <w:rPr>
-            <w:lang w:val="png_PG" w:bidi="png_PG"/>
-          </w:rPr>
-          <w:rPr>
-            <w:color w:val="0000EE"/>
-            <w:u w:val="single"/>
-          </w:rPr>
-          <w:t>heven</w:t>
-        </w:r>
-      </w:hyperlink>
-      <w:r>
-        <w:rPr>
-          <w:lang w:val="png_PG" w:bidi="png_PG"/>
-        </w:rPr>
-        <w:t xml:space="preserve"> long diksraibim misteri bilong God i stap olsem tripela na wanpela.</w:t>
-      </w:r>
-    </w:p>
-    <w:p>
-      <w:pPr/>
-      <w:r>
-        <w:rPr>
-          <w:lang w:val="png_PG" w:bidi="png_PG"/>
-        </w:rPr>
-      </w:r>
-      <w:r>
-        <w:rPr>
-          <w:lang w:val="png_PG" w:bidi="png_PG"/>
-        </w:rPr>
-        <w:t>Insait long tok ples we ol i raitim Baibel long en, dispela wod spirit em i seim olsem dispela wod bilong "win i blo" na "win yumi save pulim na stap laip." Yumi ken andastendim wai ol dispela wod i wankain liklik: Olgeta dispela samting em yumi no inap long lukim na yumi hat long save, tasol ol i impoten tru.</w:t>
-      </w:r>
-    </w:p>
-    <w:p>
-      <w:pPr/>
-      <w:r>
-        <w:rPr>
-          <w:lang w:val="png_PG" w:bidi="png_PG"/>
-        </w:rPr>
-      </w:r>
-      <w:r>
-        <w:rPr>
-          <w:lang w:val="png_PG" w:bidi="png_PG"/>
-        </w:rPr>
-        <w:t>Sampela taim, em i no klia long sampela hap bilong Baibel, dispela em i minim "spirit," "win i blo," o "win we yumi save pulim." Dispela wod em i ken minim olgeta dispela samting na i givim naispela mining we i dip moa long wanwan hap bilong Baibel.</w:t>
-      </w:r>
-      <w:r>
-        <w:rPr>
-          <w:lang w:val="png_PG" w:bidi="png_PG"/>
-        </w:rPr>
-      </w:r>
-      <w:r>
-        <w:rPr>
-          <w:lang w:val="png_PG" w:bidi="png_PG"/>
-        </w:rPr>
-      </w:r>
-    </w:p>
-    <w:p>
-      <w:pPr/>
-      <w:r>
-        <w:rPr>
-          <w:lang w:val="png_PG" w:bidi="png_PG"/>
-        </w:rPr>
-      </w:r>
-    </w:p>
-    <w:p>
-      <w:pPr>
-        <w:pStyle w:val="Heading2"/>
-      </w:pPr>
-      <w:r>
-        <w:rPr>
-          <w:lang w:val="png_PG" w:bidi="png_PG"/>
-        </w:rPr>
-        <w:t>hosanna</w:t>
-      </w:r>
-      <w:r>
-        <w:rPr>
-          <w:lang w:val="png_PG" w:bidi="png_PG"/>
-        </w:rPr>
-      </w:r>
-    </w:p>
-    <w:p>
-      <w:pPr/>
-      <w:r>
-        <w:rPr>
-          <w:lang w:val="png_PG" w:bidi="png_PG"/>
-        </w:rPr>
-      </w:r>
-      <w:r>
-        <w:rPr>
-          <w:lang w:val="png_PG" w:bidi="png_PG"/>
-        </w:rPr>
-        <w:t xml:space="preserve">Insait long Olpela Testamen, dispela wod </w:t>
-      </w:r>
-      <w:r>
-        <w:rPr>
-          <w:b/>
-          <w:lang w:val="png_PG" w:bidi="png_PG"/>
-        </w:rPr>
-        <w:t>Hosana</w:t>
-      </w:r>
-      <w:r>
-        <w:rPr>
-          <w:lang w:val="png_PG" w:bidi="png_PG"/>
-        </w:rPr>
-        <w:t xml:space="preserve"> em i min olsem "seivim mipela o kisim bek mipela." Yumi ken harim dispela wod insait long Buk Song 118. Insait long Buk Song, singa i askim God long seivim ol manmeri, na em i stat long </w:t>
-      </w:r>
-      <w:hyperlink r:id="rId42">
-        <w:r>
-          <w:rPr>
-            <w:lang w:val="png_PG" w:bidi="png_PG"/>
-          </w:rPr>
-          <w:rPr>
-            <w:color w:val="0000EE"/>
-            <w:u w:val="single"/>
-          </w:rPr>
-          <w:t>preisim</w:t>
-        </w:r>
-      </w:hyperlink>
-      <w:r>
-        <w:rPr>
-          <w:lang w:val="png_PG" w:bidi="png_PG"/>
-        </w:rPr>
-        <w:t xml:space="preserve"> God. Bikos dispela wod i stap long Buk Song, long taim bilong Nupela Testamen manmeri i yusim wod Hosana olsem wanpela we bilong preisim God wantaim bikpela amamas, bikos ol i gat trast olsem God bai </w:t>
-      </w:r>
-      <w:r>
-        <w:rPr>
-          <w:b/>
-          <w:lang w:val="png_PG" w:bidi="png_PG"/>
-        </w:rPr>
-        <w:t>seivim</w:t>
-      </w:r>
-      <w:r>
-        <w:rPr>
-          <w:lang w:val="png_PG" w:bidi="png_PG"/>
-        </w:rPr>
-        <w:t xml:space="preserve"> ol klostu taim. Mining bilong wod Hosana long Nupela Testamen em "preisim God."</w:t>
-      </w:r>
-    </w:p>
-    <w:p>
-      <w:pPr/>
-      <w:r>
-        <w:rPr>
-          <w:lang w:val="png_PG" w:bidi="png_PG"/>
-        </w:rPr>
-      </w:r>
-      <w:r>
-        <w:rPr>
-          <w:b/>
-          <w:lang w:val="png_PG" w:bidi="png_PG"/>
-        </w:rPr>
-        <w:t>Taim yu wok long trensletim "hosana", yu mas lukaut long ol dispela samting</w:t>
-      </w:r>
-      <w:r>
-        <w:rPr>
-          <w:lang w:val="png_PG" w:bidi="png_PG"/>
-        </w:rPr>
-        <w:t>:</w:t>
-      </w:r>
-    </w:p>
-    <w:p>
-      <w:pPr/>
-      <w:r>
-        <w:rPr>
-          <w:lang w:val="png_PG" w:bidi="png_PG"/>
-        </w:rPr>
-      </w:r>
-      <w:r>
-        <w:rPr>
-          <w:lang w:val="png_PG" w:bidi="png_PG"/>
-        </w:rPr>
-        <w:t>Yu ken trensletim Hosana olsem "preisim God!" Yu ken mekim klia long ol lain i harim olsem ol manmeri husat i preisim God wantaim dispela wod em ol i amamas tru na i bel kirap tru.</w:t>
-      </w:r>
-    </w:p>
-    <w:p>
-      <w:pPr/>
-      <w:r>
-        <w:rPr>
-          <w:lang w:val="png_PG" w:bidi="png_PG"/>
-        </w:rPr>
-      </w:r>
-      <w:r>
-        <w:rPr>
-          <w:lang w:val="png_PG" w:bidi="png_PG"/>
-        </w:rPr>
-        <w:t>Sampela trensleta i laik mekimap wanpela wod long tok ples bilong ol we i saun olsem "Hosana." Sapos yu laik long mekim dispela, yu mas tokaut tu olsem wanpela taim, dispela wod i bin min olsem "preisim God."</w:t>
-      </w:r>
-      <w:r>
-        <w:rPr>
-          <w:lang w:val="png_PG" w:bidi="png_PG"/>
-        </w:rPr>
-      </w:r>
-      <w:r>
-        <w:rPr>
-          <w:lang w:val="png_PG" w:bidi="png_PG"/>
-        </w:rPr>
-      </w:r>
-    </w:p>
-    <w:p>
-      <w:pPr/>
-      <w:r>
-        <w:rPr>
-          <w:lang w:val="png_PG" w:bidi="png_PG"/>
-        </w:rPr>
-      </w:r>
-    </w:p>
-    <w:p>
-      <w:pPr>
-        <w:pStyle w:val="Heading2"/>
-      </w:pPr>
-      <w:r>
-        <w:rPr>
-          <w:lang w:val="png_PG" w:bidi="png_PG"/>
-        </w:rPr>
-        <w:t>household</w:t>
-      </w:r>
-      <w:r>
-        <w:rPr>
-          <w:lang w:val="png_PG" w:bidi="png_PG"/>
-        </w:rPr>
-      </w:r>
-    </w:p>
-    <w:p>
-      <w:pPr/>
-      <w:r>
-        <w:rPr>
-          <w:lang w:val="png_PG" w:bidi="png_PG"/>
-        </w:rPr>
-      </w:r>
-      <w:r>
-        <w:rPr>
-          <w:lang w:val="png_PG" w:bidi="png_PG"/>
-        </w:rPr>
-        <w:t xml:space="preserve">Insait long Baibel, wanpela </w:t>
-      </w:r>
-      <w:r>
-        <w:rPr>
-          <w:b/>
-          <w:lang w:val="png_PG" w:bidi="png_PG"/>
-        </w:rPr>
-        <w:t>haushold</w:t>
-      </w:r>
-      <w:r>
-        <w:rPr>
-          <w:lang w:val="png_PG" w:bidi="png_PG"/>
-        </w:rPr>
-        <w:t xml:space="preserve"> em i min olgeta manmeri husat i stap wantaim insait long wanpela </w:t>
-      </w:r>
-      <w:r>
-        <w:rPr>
-          <w:b/>
-          <w:lang w:val="png_PG" w:bidi="png_PG"/>
-        </w:rPr>
-        <w:t>haus</w:t>
-      </w:r>
-      <w:r>
-        <w:rPr>
-          <w:lang w:val="png_PG" w:bidi="png_PG"/>
-        </w:rPr>
-        <w:t xml:space="preserve">. Papa em planti taim em i stap olsem het bilong haushold. Haushold em i toktok long meri bilong dispela man, ol pikinini, ol pikinini meri we i no marit yet, na ol man we i marit wantaim ol meri na pikinini bilong ol. I ken i gat ol narapela wantok i stap wantaim ol tu. Sapos wanpela famili i gat </w:t>
-      </w:r>
-      <w:r>
-        <w:rPr>
-          <w:b/>
-          <w:lang w:val="png_PG" w:bidi="png_PG"/>
-        </w:rPr>
-        <w:t>ol wokmanmeri</w:t>
-      </w:r>
-      <w:r>
-        <w:rPr>
-          <w:lang w:val="png_PG" w:bidi="png_PG"/>
-        </w:rPr>
-        <w:t xml:space="preserve"> o </w:t>
-      </w:r>
-      <w:r>
-        <w:rPr>
-          <w:b/>
-          <w:lang w:val="png_PG" w:bidi="png_PG"/>
-        </w:rPr>
-        <w:t>ol sleiv</w:t>
-      </w:r>
-      <w:r>
-        <w:rPr>
-          <w:lang w:val="png_PG" w:bidi="png_PG"/>
-        </w:rPr>
-        <w:t>, orait ol tu i pat bilong dispela haushold.</w:t>
-      </w:r>
-    </w:p>
-    <w:p>
-      <w:pPr/>
-      <w:r>
-        <w:rPr>
-          <w:lang w:val="png_PG" w:bidi="png_PG"/>
-        </w:rPr>
-      </w:r>
-      <w:r>
-        <w:rPr>
-          <w:lang w:val="png_PG" w:bidi="png_PG"/>
-        </w:rPr>
-        <w:t>Ol manmeri i save yusim wod "haus" tu na i no "haushold." Sapos wanpela man o meri i tok "mi na haus bilong mi," ol i minim "mi na olgeta manmeri insait long haus bilong mi."</w:t>
-      </w:r>
-    </w:p>
-    <w:p>
-      <w:pPr/>
-      <w:r>
-        <w:rPr>
-          <w:lang w:val="png_PG" w:bidi="png_PG"/>
-        </w:rPr>
-      </w:r>
-      <w:r>
-        <w:rPr>
-          <w:lang w:val="png_PG" w:bidi="png_PG"/>
-        </w:rPr>
-        <w:t xml:space="preserve">Ol manmeri i ken yusim wod haushold, o haus, long minim wanpela bikpela grup manmeri husat i no save stap insait long seim haus, tasol ol i gat wanpela samting we i komon namel long ol. Eksampel, </w:t>
-      </w:r>
-      <w:r>
-        <w:rPr>
-          <w:b/>
-          <w:lang w:val="png_PG" w:bidi="png_PG"/>
-        </w:rPr>
-        <w:t>ol Israel</w:t>
-      </w:r>
-      <w:r>
-        <w:rPr>
-          <w:lang w:val="png_PG" w:bidi="png_PG"/>
-        </w:rPr>
-        <w:t xml:space="preserve"> em ol i save sampela taim kolim ol olsem "haus bilong Israel."</w:t>
-      </w:r>
-      <w:r>
-        <w:rPr>
-          <w:lang w:val="png_PG" w:bidi="png_PG"/>
-        </w:rPr>
-      </w:r>
-      <w:r>
-        <w:rPr>
-          <w:lang w:val="png_PG" w:bidi="png_PG"/>
-        </w:rPr>
-      </w:r>
-    </w:p>
-    <w:p>
-      <w:pPr/>
-      <w:r>
-        <w:rPr>
-          <w:lang w:val="png_PG" w:bidi="png_PG"/>
-        </w:rPr>
-      </w:r>
-    </w:p>
-    <w:p>
-      <w:pPr>
-        <w:pStyle w:val="Heading2"/>
-      </w:pPr>
-      <w:r>
-        <w:rPr>
-          <w:lang w:val="png_PG" w:bidi="png_PG"/>
-        </w:rPr>
-        <w:t>house-of-david</w:t>
-      </w:r>
-      <w:r>
-        <w:rPr>
-          <w:lang w:val="png_PG" w:bidi="png_PG"/>
-        </w:rPr>
-      </w:r>
-    </w:p>
-    <w:p>
-      <w:pPr/>
-      <w:r>
-        <w:rPr>
-          <w:lang w:val="png_PG" w:bidi="png_PG"/>
-        </w:rPr>
-      </w:r>
-      <w:r>
-        <w:rPr>
-          <w:b/>
-          <w:lang w:val="png_PG" w:bidi="png_PG"/>
-        </w:rPr>
-        <w:t>Haus bilong Devit</w:t>
-      </w:r>
-      <w:r>
-        <w:rPr>
-          <w:lang w:val="png_PG" w:bidi="png_PG"/>
-        </w:rPr>
-        <w:t xml:space="preserve"> em i no toktok long wanpela bilding, tasol em i toktok long ol lain bilong Devit. </w:t>
-      </w:r>
-      <w:hyperlink r:id="rId23">
-        <w:r>
-          <w:rPr>
-            <w:lang w:val="png_PG" w:bidi="png_PG"/>
-          </w:rPr>
-          <w:rPr>
-            <w:color w:val="0000EE"/>
-            <w:u w:val="single"/>
-          </w:rPr>
-          <w:t>Devit</w:t>
-        </w:r>
-      </w:hyperlink>
-      <w:r>
-        <w:rPr>
-          <w:lang w:val="png_PG" w:bidi="png_PG"/>
-        </w:rPr>
-        <w:t xml:space="preserve"> em i bin wanpela impoten king insait long histori bilong </w:t>
-      </w:r>
-      <w:hyperlink r:id="rId18">
-        <w:r>
-          <w:rPr>
-            <w:lang w:val="png_PG" w:bidi="png_PG"/>
-          </w:rPr>
-          <w:rPr>
-            <w:color w:val="0000EE"/>
-            <w:u w:val="single"/>
-          </w:rPr>
-          <w:t>Israel</w:t>
-        </w:r>
-      </w:hyperlink>
-      <w:r>
-        <w:rPr>
-          <w:lang w:val="png_PG" w:bidi="png_PG"/>
-        </w:rPr>
-        <w:t>.</w:t>
-      </w:r>
-    </w:p>
-    <w:p>
-      <w:pPr/>
-      <w:r>
-        <w:rPr>
-          <w:lang w:val="png_PG" w:bidi="png_PG"/>
-        </w:rPr>
-      </w:r>
-      <w:r>
-        <w:rPr>
-          <w:lang w:val="png_PG" w:bidi="png_PG"/>
-        </w:rPr>
-        <w:t>Sampela taim haus bilong Devit em i minim olgeta manmeri husat i lain bilong Devit long taim Devit i bin stap laip. Long wanpela taim, Devit i bin pait wantaim wanpela narapela king, king Sol. Baibel i tok olsem long dispela taim "i gat woa namel long haus bilong Devit na haus bilong Sol." Dispela em i min olsem ol soldia bilong Devit i bin wok long pait wantaim ol soldia bilong king Sol.</w:t>
-      </w:r>
-    </w:p>
-    <w:p>
-      <w:pPr/>
-      <w:r>
-        <w:rPr>
-          <w:lang w:val="png_PG" w:bidi="png_PG"/>
-        </w:rPr>
-      </w:r>
-      <w:r>
-        <w:rPr>
-          <w:lang w:val="png_PG" w:bidi="png_PG"/>
-        </w:rPr>
-        <w:t xml:space="preserve">Long ol narapela taim, haus bilong Devit em i min olsem </w:t>
-      </w:r>
-      <w:r>
-        <w:rPr>
-          <w:b/>
-          <w:lang w:val="png_PG" w:bidi="png_PG"/>
-        </w:rPr>
-        <w:t>ol lain tumbuna</w:t>
-      </w:r>
-      <w:r>
-        <w:rPr>
-          <w:lang w:val="png_PG" w:bidi="png_PG"/>
-        </w:rPr>
-        <w:t xml:space="preserve"> bilong Devit. Taim Devit i laik bildim wanpela </w:t>
-      </w:r>
-      <w:hyperlink r:id="rId29">
-        <w:r>
-          <w:rPr>
-            <w:lang w:val="png_PG" w:bidi="png_PG"/>
-          </w:rPr>
-          <w:rPr>
-            <w:color w:val="0000EE"/>
-            <w:u w:val="single"/>
-          </w:rPr>
-          <w:t>tempel</w:t>
-        </w:r>
-      </w:hyperlink>
-      <w:r>
-        <w:rPr>
-          <w:lang w:val="png_PG" w:bidi="png_PG"/>
-        </w:rPr>
-        <w:t xml:space="preserve">-wanpela haus-bilong God, God i tokim em: "Mi no nidim yu long bildim wanpela haus long mi. Tasol, mi bai bildim wanpela haus long yu!" Dispela em i min olsem God bai givim planti tumbuna long Devit, na olgeta taim wanpela bilong ol bai stap olsem wanpela </w:t>
-      </w:r>
-      <w:hyperlink r:id="rId24">
-        <w:r>
-          <w:rPr>
-            <w:lang w:val="png_PG" w:bidi="png_PG"/>
-          </w:rPr>
-          <w:rPr>
-            <w:color w:val="0000EE"/>
-            <w:u w:val="single"/>
-          </w:rPr>
-          <w:t>king</w:t>
-        </w:r>
-      </w:hyperlink>
-      <w:r>
-        <w:rPr>
-          <w:lang w:val="png_PG" w:bidi="png_PG"/>
-        </w:rPr>
-        <w:t xml:space="preserve"> olsem Devit.</w:t>
-      </w:r>
-    </w:p>
-    <w:p>
-      <w:pPr/>
-      <w:r>
-        <w:rPr>
-          <w:lang w:val="png_PG" w:bidi="png_PG"/>
-        </w:rPr>
-      </w:r>
-      <w:r>
-        <w:rPr>
-          <w:lang w:val="png_PG" w:bidi="png_PG"/>
-        </w:rPr>
-        <w:t xml:space="preserve">God i bin tokim ol manmeri bilong Israel long ol mesenja bilong em, </w:t>
-      </w:r>
-      <w:r>
-        <w:rPr>
-          <w:b/>
-          <w:lang w:val="png_PG" w:bidi="png_PG"/>
-        </w:rPr>
-        <w:t>ol profet</w:t>
-      </w:r>
-      <w:r>
-        <w:rPr>
-          <w:lang w:val="png_PG" w:bidi="png_PG"/>
-        </w:rPr>
-        <w:t xml:space="preserve">, olsem </w:t>
-      </w:r>
-      <w:hyperlink r:id="rId43">
-        <w:r>
-          <w:rPr>
-            <w:lang w:val="png_PG" w:bidi="png_PG"/>
-          </w:rPr>
-          <w:rPr>
-            <w:color w:val="0000EE"/>
-            <w:u w:val="single"/>
-          </w:rPr>
-          <w:t>Mesaia</w:t>
-        </w:r>
-      </w:hyperlink>
-      <w:r>
-        <w:rPr>
-          <w:lang w:val="png_PG" w:bidi="png_PG"/>
-        </w:rPr>
-        <w:t>, dispela spesel king na</w:t>
-      </w:r>
-      <w:hyperlink r:id="rId27">
-        <w:r>
-          <w:rPr>
-            <w:lang w:val="png_PG" w:bidi="png_PG"/>
-          </w:rPr>
-          <w:rPr>
-            <w:color w:val="0000EE"/>
-            <w:u w:val="single"/>
-          </w:rPr>
-          <w:t>Sevia</w:t>
-        </w:r>
-      </w:hyperlink>
-      <w:r>
-        <w:rPr>
-          <w:lang w:val="png_PG" w:bidi="png_PG"/>
-        </w:rPr>
-        <w:t>, em bai kam long haus bilong Devit. Dispela i min olsem Mesaia em bai wanpela lain tumbuna bilong Devit.</w:t>
-      </w:r>
-      <w:r>
-        <w:rPr>
-          <w:lang w:val="png_PG" w:bidi="png_PG"/>
-        </w:rPr>
-      </w:r>
-      <w:r>
-        <w:rPr>
-          <w:lang w:val="png_PG" w:bidi="png_PG"/>
-        </w:rPr>
-      </w:r>
-    </w:p>
-    <w:p>
-      <w:pPr/>
-      <w:r>
-        <w:rPr>
-          <w:lang w:val="png_PG" w:bidi="png_PG"/>
-        </w:rPr>
-      </w:r>
-    </w:p>
-    <w:p>
-      <w:pPr>
-        <w:pStyle w:val="Heading2"/>
-      </w:pPr>
-      <w:r>
-        <w:rPr>
-          <w:lang w:val="png_PG" w:bidi="png_PG"/>
-        </w:rPr>
-        <w:t>house-of-god</w:t>
-      </w:r>
-      <w:r>
-        <w:rPr>
-          <w:lang w:val="png_PG" w:bidi="png_PG"/>
-        </w:rPr>
-      </w:r>
-    </w:p>
-    <w:p>
-      <w:pPr/>
-      <w:r>
-        <w:rPr>
-          <w:lang w:val="png_PG" w:bidi="png_PG"/>
-        </w:rPr>
-      </w:r>
-      <w:r>
-        <w:rPr>
-          <w:lang w:val="png_PG" w:bidi="png_PG"/>
-        </w:rPr>
-        <w:t xml:space="preserve"> </w:t>
-      </w:r>
-      <w:r>
-        <w:rPr>
-          <w:b/>
-          <w:lang w:val="png_PG" w:bidi="png_PG"/>
-        </w:rPr>
-        <w:t>Haus bilong God</w:t>
-      </w:r>
-      <w:r>
-        <w:rPr>
-          <w:lang w:val="png_PG" w:bidi="png_PG"/>
-        </w:rPr>
-        <w:t xml:space="preserve"> em i wanpela we bilong toktok long ples long graun we God i stap namel long ol manmeri. Maski God i no nid long stap insait long wanpela haus, God i tokim </w:t>
-      </w:r>
-      <w:r>
-        <w:rPr>
-          <w:b/>
-          <w:lang w:val="png_PG" w:bidi="png_PG"/>
-        </w:rPr>
-        <w:t>ol Israel</w:t>
-      </w:r>
-      <w:r>
-        <w:rPr>
-          <w:lang w:val="png_PG" w:bidi="png_PG"/>
-        </w:rPr>
-        <w:t xml:space="preserve"> olsem em i laik stap namel long ol na bung wantaim ol insait long dispela spesel tent we ol i bin redim long em. Dispela spesel tent em i isi long muvim. Ol Israel i kolim dispela tent </w:t>
-      </w:r>
-      <w:hyperlink r:id="rId44">
-        <w:r>
-          <w:rPr>
-            <w:lang w:val="png_PG" w:bidi="png_PG"/>
-          </w:rPr>
-          <w:rPr>
-            <w:color w:val="0000EE"/>
-            <w:u w:val="single"/>
-          </w:rPr>
-          <w:t>tabanakel</w:t>
-        </w:r>
-      </w:hyperlink>
-      <w:r>
-        <w:rPr>
-          <w:lang w:val="png_PG" w:bidi="png_PG"/>
-        </w:rPr>
-        <w:t xml:space="preserve">. Bihain, taim ol Israel i sindaun long </w:t>
-      </w:r>
-      <w:r>
-        <w:rPr>
-          <w:b/>
-          <w:lang w:val="png_PG" w:bidi="png_PG"/>
-        </w:rPr>
-        <w:t>Promis Lend</w:t>
-      </w:r>
-      <w:r>
-        <w:rPr>
-          <w:lang w:val="png_PG" w:bidi="png_PG"/>
-        </w:rPr>
-        <w:t xml:space="preserve">, God i givim ol instraksen long bildim wanpela haus we i pemenen moa long em-dispela em </w:t>
-      </w:r>
-      <w:hyperlink r:id="rId29">
-        <w:r>
-          <w:rPr>
-            <w:lang w:val="png_PG" w:bidi="png_PG"/>
-          </w:rPr>
-          <w:rPr>
-            <w:color w:val="0000EE"/>
-            <w:u w:val="single"/>
-          </w:rPr>
-          <w:t>tempel</w:t>
-        </w:r>
-      </w:hyperlink>
-      <w:r>
-        <w:rPr>
-          <w:lang w:val="png_PG" w:bidi="png_PG"/>
-        </w:rPr>
-        <w:t xml:space="preserve">. Sampela taim ol manmeri i kolim tabenakel na tempel wantaim olsem "haus bilong God." Tude, </w:t>
-      </w:r>
-      <w:r>
-        <w:rPr>
-          <w:b/>
-          <w:lang w:val="png_PG" w:bidi="png_PG"/>
-        </w:rPr>
-        <w:t>Spirit bilong God</w:t>
-      </w:r>
-      <w:r>
-        <w:rPr>
-          <w:lang w:val="png_PG" w:bidi="png_PG"/>
-        </w:rPr>
-        <w:t xml:space="preserve"> i stap insait long hat bilong ol manmeri husat i bihainim Jisas, na God i save bung wantaim ol manmeri bilong em long olgeta hap ol i stap long en.</w:t>
-      </w:r>
-      <w:r>
-        <w:rPr>
-          <w:lang w:val="png_PG" w:bidi="png_PG"/>
-        </w:rPr>
-      </w:r>
-      <w:r>
-        <w:rPr>
-          <w:lang w:val="png_PG" w:bidi="png_PG"/>
-        </w:rPr>
-      </w:r>
-    </w:p>
-    <w:p>
-      <w:pPr/>
-      <w:r>
-        <w:rPr>
-          <w:lang w:val="png_PG" w:bidi="png_PG"/>
-        </w:rPr>
-      </w:r>
-    </w:p>
-    <w:p>
-      <w:pPr>
-        <w:pStyle w:val="Heading2"/>
-      </w:pPr>
-      <w:r>
-        <w:rPr>
-          <w:lang w:val="png_PG" w:bidi="png_PG"/>
-        </w:rPr>
-        <w:t>hymn</w:t>
-      </w:r>
-      <w:r>
-        <w:rPr>
-          <w:lang w:val="png_PG" w:bidi="png_PG"/>
-        </w:rPr>
-      </w:r>
-    </w:p>
-    <w:p>
-      <w:pPr/>
-      <w:r>
-        <w:rPr>
-          <w:lang w:val="png_PG" w:bidi="png_PG"/>
-        </w:rPr>
-      </w:r>
-      <w:r>
-        <w:rPr>
-          <w:lang w:val="png_PG" w:bidi="png_PG"/>
-        </w:rPr>
-        <w:t xml:space="preserve">Wanpela </w:t>
-      </w:r>
-      <w:r>
-        <w:rPr>
-          <w:b/>
-          <w:lang w:val="png_PG" w:bidi="png_PG"/>
-        </w:rPr>
-        <w:t>him</w:t>
-      </w:r>
-      <w:r>
-        <w:rPr>
-          <w:lang w:val="png_PG" w:bidi="png_PG"/>
-        </w:rPr>
-        <w:t xml:space="preserve"> em i wanpela song bilong givim </w:t>
-      </w:r>
-      <w:hyperlink r:id="rId42">
-        <w:r>
-          <w:rPr>
-            <w:lang w:val="png_PG" w:bidi="png_PG"/>
-          </w:rPr>
-          <w:rPr>
-            <w:color w:val="0000EE"/>
-            <w:u w:val="single"/>
-          </w:rPr>
-          <w:t>preis</w:t>
-        </w:r>
-      </w:hyperlink>
-      <w:r>
-        <w:rPr>
-          <w:lang w:val="png_PG" w:bidi="png_PG"/>
-        </w:rPr>
-        <w:t xml:space="preserve"> i go long God. </w:t>
-      </w:r>
-      <w:r>
-        <w:rPr>
-          <w:b/>
-          <w:lang w:val="png_PG" w:bidi="png_PG"/>
-        </w:rPr>
-        <w:t>Ol Ju</w:t>
-      </w:r>
-      <w:r>
-        <w:rPr>
-          <w:lang w:val="png_PG" w:bidi="png_PG"/>
-        </w:rPr>
-        <w:t xml:space="preserve"> o Judamanmeri planti taim ol i save bihainim ol peten bilong ol buk song. Ol Ju manmeri i save singim ol prais i go long God taim ol i bung wantaim insait long </w:t>
-      </w:r>
-      <w:hyperlink r:id="rId45">
-        <w:r>
-          <w:rPr>
-            <w:lang w:val="png_PG" w:bidi="png_PG"/>
-          </w:rPr>
-          <w:rPr>
-            <w:color w:val="0000EE"/>
-            <w:u w:val="single"/>
-          </w:rPr>
-          <w:t>sinagog</w:t>
-        </w:r>
-      </w:hyperlink>
-      <w:r>
-        <w:rPr>
-          <w:lang w:val="png_PG" w:bidi="png_PG"/>
-        </w:rPr>
-        <w:t xml:space="preserve">. Jisas na ol </w:t>
-      </w:r>
-      <w:r>
-        <w:rPr>
-          <w:b/>
-          <w:lang w:val="png_PG" w:bidi="png_PG"/>
-        </w:rPr>
-        <w:t>disaipel</w:t>
-      </w:r>
-      <w:r>
-        <w:rPr>
-          <w:lang w:val="png_PG" w:bidi="png_PG"/>
-        </w:rPr>
-        <w:t xml:space="preserve"> bilong em i bin singim wanpela him long laspela kaikai ol i bin gat wantaim. Ol folowa bilong Jisas tu i bin save singim ol him taim ol i kam bung wantaim.</w:t>
-      </w:r>
-      <w:r>
-        <w:rPr>
-          <w:lang w:val="png_PG" w:bidi="png_PG"/>
-        </w:rPr>
-      </w:r>
-      <w:r>
-        <w:rPr>
-          <w:lang w:val="png_PG" w:bidi="png_PG"/>
-        </w:rPr>
-      </w:r>
-    </w:p>
-    <w:p>
-      <w:pPr/>
-      <w:r>
-        <w:rPr>
-          <w:lang w:val="png_PG" w:bidi="png_PG"/>
-        </w:rPr>
-      </w:r>
-    </w:p>
-    <w:p>
-      <w:pPr>
-        <w:pStyle w:val="Heading2"/>
-      </w:pPr>
-      <w:r>
-        <w:rPr>
-          <w:lang w:val="png_PG" w:bidi="png_PG"/>
-        </w:rPr>
-        <w:t>hypocrisy</w:t>
-      </w:r>
-      <w:r>
-        <w:rPr>
-          <w:lang w:val="png_PG" w:bidi="png_PG"/>
-        </w:rPr>
-      </w:r>
-    </w:p>
-    <w:p>
-      <w:pPr/>
-      <w:r>
-        <w:rPr>
-          <w:lang w:val="png_PG" w:bidi="png_PG"/>
-        </w:rPr>
-      </w:r>
-      <w:r>
-        <w:rPr>
-          <w:b/>
-          <w:lang w:val="png_PG" w:bidi="png_PG"/>
-        </w:rPr>
         <w:t>Hipokresi</w:t>
       </w:r>
       <w:r>
@@ -3727,18 +3332,12 @@
         </w:rPr>
         <w:t xml:space="preserve"> em i min olsem wanpela man o meri i priten olsem em i gutpela man o meri, tasol tru tru em i no gutpela man o meri. Wanpela man o meri i tokim ol manmeri olsem em i impoten long ol i mekim sampela samting, tasol em yet i no mekim ol dispela samting, em i wanpela hiporit. Wanpela man o meri husat i tisim ol narapela manmeri long </w:t>
       </w:r>
-      <w:hyperlink r:id="rId46">
-        <w:r>
-          <w:rPr>
-            <w:lang w:val="png_PG" w:bidi="png_PG"/>
-          </w:rPr>
-          <w:rPr>
-            <w:color w:val="0000EE"/>
-            <w:u w:val="single"/>
-          </w:rPr>
-          <w:t>lo</w:t>
-        </w:r>
-      </w:hyperlink>
+      <w:r>
+        <w:rPr>
+          <w:lang w:val="png_PG" w:bidi="png_PG"/>
+        </w:rPr>
+        <w:t>lo</w:t>
+      </w:r>
       <w:r>
         <w:rPr>
           <w:lang w:val="png_PG" w:bidi="png_PG"/>
